--- a/files/cv.docx
+++ b/files/cv.docx
@@ -1,6 +1,6 @@
 
 <file path=word/document.xml><?xml version="1.0" encoding="utf-8"?>
-<w:document xmlns:wpc="http://schemas.microsoft.com/office/word/2010/wordprocessingCanvas" xmlns:cx="http://schemas.microsoft.com/office/drawing/2014/chartex" xmlns:cx1="http://schemas.microsoft.com/office/drawing/2015/9/8/chartex" xmlns:cx2="http://schemas.microsoft.com/office/drawing/2015/10/21/chartex" xmlns:cx3="http://schemas.microsoft.com/office/drawing/2016/5/9/chartex" xmlns:cx4="http://schemas.microsoft.com/office/drawing/2016/5/10/chartex" xmlns:cx5="http://schemas.microsoft.com/office/drawing/2016/5/11/chartex" xmlns:cx6="http://schemas.microsoft.com/office/drawing/2016/5/12/chartex" xmlns:cx7="http://schemas.microsoft.com/office/drawing/2016/5/13/chartex" xmlns:cx8="http://schemas.microsoft.com/office/drawing/2016/5/14/chartex" xmlns:mc="http://schemas.openxmlformats.org/markup-compatibility/2006" xmlns:aink="http://schemas.microsoft.com/office/drawing/2016/ink" xmlns:am3d="http://schemas.microsoft.com/office/drawing/2017/model3d" xmlns:o="urn:schemas-microsoft-com:office:office" xmlns:oel="http://schemas.microsoft.com/office/2019/extlst" xmlns:r="http://schemas.openxmlformats.org/officeDocument/2006/relationships" xmlns:m="http://schemas.openxmlformats.org/officeDocument/2006/math" xmlns:v="urn:schemas-microsoft-com:vml" xmlns:wp14="http://schemas.microsoft.com/office/word/2010/wordprocessingDrawing" xmlns:wp="http://schemas.openxmlformats.org/drawingml/2006/wordprocessingDrawing" xmlns:w10="urn:schemas-microsoft-com:office:word" xmlns:w="http://schemas.openxmlformats.org/wordprocessingml/2006/main" xmlns:w14="http://schemas.microsoft.com/office/word/2010/wordml" xmlns:w15="http://schemas.microsoft.com/office/word/2012/wordml" xmlns:w16cex="http://schemas.microsoft.com/office/word/2018/wordml/cex" xmlns:w16cid="http://schemas.microsoft.com/office/word/2016/wordml/cid" xmlns:w16="http://schemas.microsoft.com/office/word/2018/wordml" xmlns:w16du="http://schemas.microsoft.com/office/word/2023/wordml/word16du" xmlns:w16sdtdh="http://schemas.microsoft.com/office/word/2020/wordml/sdtdatahash" xmlns:w16sdtfl="http://schemas.microsoft.com/office/word/2024/wordml/sdtformatlock" xmlns:w16se="http://schemas.microsoft.com/office/word/2015/wordml/symex" xmlns:wpg="http://schemas.microsoft.com/office/word/2010/wordprocessingGroup" xmlns:wpi="http://schemas.microsoft.com/office/word/2010/wordprocessingInk" xmlns:wne="http://schemas.microsoft.com/office/word/2006/wordml" xmlns:wps="http://schemas.microsoft.com/office/word/2010/wordprocessingShape" mc:Ignorable="w14 w15 w16se w16cid w16 w16cex w16sdtdh w16sdtfl w16du wp14">
+<w:document xmlns:wpc="http://schemas.microsoft.com/office/word/2010/wordprocessingCanvas" xmlns:cx="http://schemas.microsoft.com/office/drawing/2014/chartex" xmlns:cx1="http://schemas.microsoft.com/office/drawing/2015/9/8/chartex" xmlns:cx2="http://schemas.microsoft.com/office/drawing/2015/10/21/chartex" xmlns:cx3="http://schemas.microsoft.com/office/drawing/2016/5/9/chartex" xmlns:cx4="http://schemas.microsoft.com/office/drawing/2016/5/10/chartex" xmlns:cx5="http://schemas.microsoft.com/office/drawing/2016/5/11/chartex" xmlns:cx6="http://schemas.microsoft.com/office/drawing/2016/5/12/chartex" xmlns:cx7="http://schemas.microsoft.com/office/drawing/2016/5/13/chartex" xmlns:cx8="http://schemas.microsoft.com/office/drawing/2016/5/14/chartex" xmlns:mc="http://schemas.openxmlformats.org/markup-compatibility/2006" xmlns:m="http://schemas.openxmlformats.org/officeDocument/2006/math" xmlns:aink="http://schemas.microsoft.com/office/drawing/2016/ink" xmlns:am3d="http://schemas.microsoft.com/office/drawing/2017/model3d" xmlns:oel="http://schemas.microsoft.com/office/2019/extlst" xmlns:r="http://schemas.openxmlformats.org/officeDocument/2006/relationships" xmlns:wp14="http://schemas.microsoft.com/office/word/2010/wordprocessingDrawing" xmlns:wp="http://schemas.openxmlformats.org/drawingml/2006/wordprocessingDrawing" xmlns:wpg="http://schemas.microsoft.com/office/word/2010/wordprocessingGroup" xmlns:wpi="http://schemas.microsoft.com/office/word/2010/wordprocessingInk" xmlns:wps="http://schemas.microsoft.com/office/word/2010/wordprocessingShape" xmlns:o="urn:schemas-microsoft-com:office:office" xmlns:v="urn:schemas-microsoft-com:vml" xmlns:w10="urn:schemas-microsoft-com:office:word" xmlns:w="http://schemas.openxmlformats.org/wordprocessingml/2006/main" xmlns:w14="http://schemas.microsoft.com/office/word/2010/wordml" xmlns:w15="http://schemas.microsoft.com/office/word/2012/wordml" xmlns:w16cei="http://schemas.microsoft.com/office/word/2026/wordml/cei" xmlns:w16cex="http://schemas.microsoft.com/office/word/2018/wordml/cex" xmlns:w16cid="http://schemas.microsoft.com/office/word/2016/wordml/cid" xmlns:w16="http://schemas.microsoft.com/office/word/2018/wordml" xmlns:w16sdtdh="http://schemas.microsoft.com/office/word/2020/wordml/sdtdatahash" xmlns:w16sdtfl="http://schemas.microsoft.com/office/word/2024/wordml/sdtformatlock" xmlns:w16se="http://schemas.microsoft.com/office/word/2015/wordml/symex" xmlns:w16du="http://schemas.microsoft.com/office/word/2023/wordml/word16du" xmlns:wne="http://schemas.microsoft.com/office/word/2006/wordml" mc:Ignorable="w14 w15 w16se w16cid w16 w16cex w16sdtdh w16sdtfl w16du wp14">
   <w:body>
     <w:p>
       <w:r>
@@ -59,23 +59,7 @@
           <w:sz w:val="22"/>
           <w:szCs w:val="22"/>
         </w:rPr>
-        <w:t xml:space="preserve">5 </w:t>
-      </w:r>
-      <w:proofErr w:type="spellStart"/>
-      <w:r>
-        <w:rPr>
-          <w:sz w:val="22"/>
-          <w:szCs w:val="22"/>
-        </w:rPr>
-        <w:t>Yiheyuan</w:t>
-      </w:r>
-      <w:proofErr w:type="spellEnd"/>
-      <w:r>
-        <w:rPr>
-          <w:sz w:val="22"/>
-          <w:szCs w:val="22"/>
-        </w:rPr>
-        <w:t xml:space="preserve"> Rd,</w:t>
+        <w:t xml:space="preserve">5 Yiheyuan Rd,</w:t>
       </w:r>
       <w:r>
         <w:rPr>
@@ -106,12 +90,6 @@
           <w:szCs w:val="22"/>
         </w:rPr>
         <w:t xml:space="preserve"> 100871</w:t>
-      </w:r>
-      <w:r>
-        <w:rPr>
-          <w:sz w:val="22"/>
-          <w:szCs w:val="22"/>
-        </w:rPr>
         <w:br/>
         <w:t>Email</w:t>
       </w:r>
@@ -121,12 +99,6 @@
           <w:szCs w:val="23"/>
         </w:rPr>
         <w:t>:</w:t>
-      </w:r>
-      <w:r>
-        <w:rPr>
-          <w:sz w:val="23"/>
-          <w:szCs w:val="23"/>
-        </w:rPr>
         <w:tab/>
       </w:r>
       <w:hyperlink r:id="rId7" w:history="1">
@@ -154,14 +126,7 @@
           <w:sz w:val="22"/>
           <w:szCs w:val="22"/>
         </w:rPr>
-        <w:t xml:space="preserve"> </w:t>
-      </w:r>
-      <w:r>
-        <w:rPr>
-          <w:sz w:val="22"/>
-          <w:szCs w:val="22"/>
-        </w:rPr>
-        <w:t xml:space="preserve"> </w:t>
+        <w:t xml:space="preserve">  </w:t>
       </w:r>
       <w:hyperlink r:id="rId8" w:history="1">
         <w:r>
@@ -218,6 +183,7 @@
     </w:p>
     <w:p>
       <w:pPr>
+        <w:spacing w:after="160"/>
         <w:rPr>
           <w:b/>
           <w:bCs/>
@@ -233,378 +199,145 @@
     </w:p>
     <w:p>
       <w:pPr>
+        <w:tabs>
+          <w:tab w:val="left" w:pos="2410"/>
+        </w:tabs>
+        <w:spacing w:after="160"/>
+        <w:ind w:left="2268" w:hanging="1734"/>
+        <w:jc w:val="both"/>
+        <w:rPr>
+          <w:sz w:val="23"/>
+          <w:szCs w:val="23"/>
+        </w:rPr>
+      </w:pPr>
+      <w:r>
+        <w:rPr>
+          <w:sz w:val="23"/>
+          <w:szCs w:val="23"/>
+        </w:rPr>
+        <w:t xml:space="preserve">2020 – </w:t>
+      </w:r>
+      <w:r>
+        <w:rPr>
+          <w:rFonts w:hint="eastAsia"/>
+          <w:sz w:val="23"/>
+          <w:szCs w:val="23"/>
+        </w:rPr>
+        <w:t>present</w:t>
+      </w:r>
+      <w:r>
+        <w:rPr>
+          <w:sz w:val="23"/>
+          <w:szCs w:val="23"/>
+        </w:rPr>
+        <w:tab/>
+        <w:t>Assistant Professor, National School of Development/Institute of South-South Cooperation and Development, Peking University</w:t>
+      </w:r>
+    </w:p>
+    <w:p>
+      <w:pPr>
+        <w:spacing w:after="160"/>
         <w:rPr>
           <w:b/>
           <w:bCs/>
         </w:rPr>
       </w:pPr>
+      <w:r>
+        <w:rPr>
+          <w:b/>
+          <w:bCs/>
+        </w:rPr>
+        <w:t>EDUCATION</w:t>
+      </w:r>
     </w:p>
     <w:p>
       <w:pPr>
         <w:tabs>
-          <w:tab w:val="left" w:pos="2410"/>
-        </w:tabs>
-        <w:spacing w:after="240"/>
-        <w:ind w:left="2268" w:hanging="1734"/>
-        <w:jc w:val="both"/>
-        <w:rPr>
-          <w:sz w:val="23"/>
-          <w:szCs w:val="23"/>
-        </w:rPr>
-      </w:pPr>
-      <w:r>
-        <w:rPr>
-          <w:sz w:val="23"/>
-          <w:szCs w:val="23"/>
-        </w:rPr>
-        <w:t xml:space="preserve">2020 </w:t>
-      </w:r>
-      <w:r>
-        <w:rPr>
-          <w:sz w:val="23"/>
-          <w:szCs w:val="23"/>
-        </w:rPr>
-        <w:t>–</w:t>
-      </w:r>
-      <w:r>
-        <w:rPr>
-          <w:sz w:val="23"/>
-          <w:szCs w:val="23"/>
-        </w:rPr>
-        <w:t xml:space="preserve"> </w:t>
-      </w:r>
-      <w:r>
-        <w:rPr>
-          <w:rFonts w:hint="eastAsia"/>
-          <w:sz w:val="23"/>
-          <w:szCs w:val="23"/>
-        </w:rPr>
-        <w:t>present</w:t>
-      </w:r>
-      <w:r>
-        <w:rPr>
-          <w:sz w:val="23"/>
-          <w:szCs w:val="23"/>
-        </w:rPr>
+          <w:tab w:val="left" w:pos="2268"/>
+        </w:tabs>
+        <w:spacing w:line="276" w:lineRule="auto"/>
+        <w:ind w:left="567"/>
+        <w:rPr>
+          <w:sz w:val="23"/>
+          <w:szCs w:val="23"/>
+        </w:rPr>
+      </w:pPr>
+      <w:r>
+        <w:rPr>
+          <w:sz w:val="23"/>
+          <w:szCs w:val="23"/>
+        </w:rPr>
+        <w:t>2020</w:t>
         <w:tab/>
-      </w:r>
-      <w:r>
-        <w:rPr>
-          <w:sz w:val="23"/>
-          <w:szCs w:val="23"/>
-        </w:rPr>
-        <w:t>Assistant Professor, National School of Development/Institute of South-South Cooperation and Development, Peking University</w:t>
+        <w:t>Ph.D. in Economics, University of Michigan-Ann Arbor</w:t>
       </w:r>
     </w:p>
     <w:p>
       <w:pPr>
+        <w:tabs>
+          <w:tab w:val="left" w:pos="2268"/>
+        </w:tabs>
+        <w:spacing w:line="276" w:lineRule="auto"/>
+        <w:ind w:left="567"/>
+        <w:rPr>
+          <w:sz w:val="23"/>
+          <w:szCs w:val="23"/>
+        </w:rPr>
+      </w:pPr>
+      <w:r>
+        <w:rPr>
+          <w:sz w:val="23"/>
+          <w:szCs w:val="23"/>
+        </w:rPr>
+        <w:t>2015</w:t>
+        <w:tab/>
+        <w:t>M.A. in Economics, University of Michigan-Ann Arbor</w:t>
+      </w:r>
+    </w:p>
+    <w:p>
+      <w:pPr>
+        <w:tabs>
+          <w:tab w:val="left" w:pos="2268"/>
+        </w:tabs>
+        <w:spacing w:line="276" w:lineRule="auto"/>
+        <w:ind w:left="567"/>
+        <w:rPr>
+          <w:sz w:val="23"/>
+          <w:szCs w:val="23"/>
+        </w:rPr>
+      </w:pPr>
+      <w:r>
+        <w:rPr>
+          <w:sz w:val="23"/>
+          <w:szCs w:val="23"/>
+        </w:rPr>
+        <w:t>2013</w:t>
+        <w:tab/>
+        <w:t>B.A. in Economics, Peking University</w:t>
+      </w:r>
+    </w:p>
+    <w:p>
+      <w:pPr>
         <w:rPr>
           <w:b/>
           <w:bCs/>
         </w:rPr>
       </w:pPr>
-      <w:r>
+    </w:p>
+    <w:p>
+      <w:pPr>
+        <w:spacing w:after="160"/>
         <w:rPr>
           <w:b/>
           <w:bCs/>
         </w:rPr>
-        <w:t>EDUCATION</w:t>
-      </w:r>
-    </w:p>
-    <w:p>
-      <w:pPr>
+      </w:pPr>
+      <w:r>
         <w:rPr>
           <w:b/>
           <w:bCs/>
         </w:rPr>
-      </w:pPr>
-    </w:p>
-    <w:p>
-      <w:pPr>
-        <w:tabs>
-          <w:tab w:val="left" w:pos="2268"/>
-        </w:tabs>
-        <w:spacing w:line="276" w:lineRule="auto"/>
-        <w:ind w:left="567"/>
-        <w:rPr>
-          <w:sz w:val="23"/>
-          <w:szCs w:val="23"/>
-        </w:rPr>
-      </w:pPr>
-      <w:r>
-        <w:rPr>
-          <w:sz w:val="23"/>
-          <w:szCs w:val="23"/>
-        </w:rPr>
-        <w:t>2020</w:t>
-      </w:r>
-      <w:r>
-        <w:rPr>
-          <w:sz w:val="23"/>
-          <w:szCs w:val="23"/>
-        </w:rPr>
-        <w:tab/>
-        <w:t>Ph.D. in Economics, University of Michigan</w:t>
-      </w:r>
-      <w:r>
-        <w:rPr>
-          <w:sz w:val="23"/>
-          <w:szCs w:val="23"/>
-        </w:rPr>
-        <w:t>-Ann Arbor</w:t>
-      </w:r>
-    </w:p>
-    <w:p>
-      <w:pPr>
-        <w:tabs>
-          <w:tab w:val="left" w:pos="2268"/>
-        </w:tabs>
-        <w:spacing w:line="276" w:lineRule="auto"/>
-        <w:ind w:left="567"/>
-        <w:rPr>
-          <w:sz w:val="23"/>
-          <w:szCs w:val="23"/>
-        </w:rPr>
-      </w:pPr>
-      <w:r>
-        <w:rPr>
-          <w:sz w:val="23"/>
-          <w:szCs w:val="23"/>
-        </w:rPr>
-        <w:t>2015</w:t>
-      </w:r>
-      <w:r>
-        <w:rPr>
-          <w:sz w:val="23"/>
-          <w:szCs w:val="23"/>
-        </w:rPr>
-        <w:tab/>
-        <w:t>M.A. in Economics, University of Michigan</w:t>
-      </w:r>
-      <w:r>
-        <w:rPr>
-          <w:sz w:val="23"/>
-          <w:szCs w:val="23"/>
-        </w:rPr>
-        <w:t>-Ann Arbor</w:t>
-      </w:r>
-    </w:p>
-    <w:p>
-      <w:pPr>
-        <w:tabs>
-          <w:tab w:val="left" w:pos="2268"/>
-        </w:tabs>
-        <w:spacing w:line="276" w:lineRule="auto"/>
-        <w:ind w:left="567"/>
-        <w:rPr>
-          <w:sz w:val="23"/>
-          <w:szCs w:val="23"/>
-        </w:rPr>
-      </w:pPr>
-      <w:r>
-        <w:rPr>
-          <w:sz w:val="23"/>
-          <w:szCs w:val="23"/>
-        </w:rPr>
-        <w:t>2013</w:t>
-      </w:r>
-      <w:r>
-        <w:rPr>
-          <w:sz w:val="23"/>
-          <w:szCs w:val="23"/>
-        </w:rPr>
-        <w:tab/>
-        <w:t>B.A. in Economics, Peking University</w:t>
-      </w:r>
-    </w:p>
-    <w:p>
-      <w:pPr>
-        <w:rPr>
-          <w:b/>
-          <w:bCs/>
-        </w:rPr>
-      </w:pPr>
-    </w:p>
-    <w:p>
-      <w:pPr>
-        <w:rPr>
-          <w:b/>
-          <w:bCs/>
-        </w:rPr>
-      </w:pPr>
-      <w:r>
-        <w:rPr>
-          <w:b/>
-          <w:bCs/>
-        </w:rPr>
         <w:t>PUBLICATIONS</w:t>
-      </w:r>
-    </w:p>
-    <w:p>
-      <w:pPr>
-        <w:rPr>
-          <w:b/>
-          <w:bCs/>
-        </w:rPr>
-      </w:pPr>
-    </w:p>
-    <w:p>
-      <w:pPr>
-        <w:spacing w:after="240"/>
-        <w:jc w:val="both"/>
-        <w:rPr>
-          <w:sz w:val="23"/>
-          <w:szCs w:val="23"/>
-          <w:u w:val="single"/>
-        </w:rPr>
-      </w:pPr>
-      <w:r>
-        <w:rPr>
-          <w:rFonts w:hint="eastAsia"/>
-          <w:sz w:val="23"/>
-          <w:szCs w:val="23"/>
-          <w:u w:val="single"/>
-        </w:rPr>
-        <w:t>Peer-reviewed Journal Articles</w:t>
-      </w:r>
-    </w:p>
-    <w:p>
-      <w:pPr>
-        <w:pStyle w:val="ListParagraph"/>
-        <w:numPr>
-          <w:ilvl w:val="0"/>
-          <w:numId w:val="28"/>
-        </w:numPr>
-        <w:spacing w:after="240"/>
-        <w:ind w:left="567"/>
-        <w:contextualSpacing w:val="0"/>
-        <w:jc w:val="both"/>
-        <w:rPr>
-          <w:sz w:val="23"/>
-          <w:szCs w:val="23"/>
-        </w:rPr>
-      </w:pPr>
-      <w:r>
-        <w:rPr>
-          <w:sz w:val="23"/>
-          <w:szCs w:val="23"/>
-        </w:rPr>
-        <w:t>Zelalem Lijalem</w:t>
-      </w:r>
-      <w:r>
-        <w:rPr>
-          <w:rFonts w:hint="eastAsia"/>
-          <w:sz w:val="23"/>
-          <w:szCs w:val="23"/>
-        </w:rPr>
-        <w:t xml:space="preserve"> </w:t>
-      </w:r>
-      <w:r>
-        <w:rPr>
-          <w:sz w:val="23"/>
-          <w:szCs w:val="23"/>
-        </w:rPr>
-        <w:t>Assefa;</w:t>
-      </w:r>
-      <w:r>
-        <w:rPr>
-          <w:sz w:val="23"/>
-          <w:szCs w:val="23"/>
-        </w:rPr>
-        <w:t xml:space="preserve"> </w:t>
-      </w:r>
-      <w:r>
-        <w:rPr>
-          <w:b/>
-          <w:bCs/>
-          <w:sz w:val="23"/>
-          <w:szCs w:val="23"/>
-        </w:rPr>
-        <w:t>Hang Yu</w:t>
-      </w:r>
-      <w:r>
-        <w:rPr>
-          <w:sz w:val="23"/>
-          <w:szCs w:val="23"/>
-        </w:rPr>
-        <w:t xml:space="preserve">. </w:t>
-      </w:r>
-      <w:hyperlink r:id="rId10" w:history="1">
-        <w:r>
-          <w:rPr>
-            <w:rStyle w:val="Hyperlink"/>
-            <w:sz w:val="22"/>
-            <w:szCs w:val="22"/>
-          </w:rPr>
-          <w:t>Understanding Social Protection in Vulnerable Regions: Evidence from Ethiopia’s PSNP</w:t>
-        </w:r>
-      </w:hyperlink>
-      <w:r>
-        <w:rPr>
-          <w:sz w:val="23"/>
-          <w:szCs w:val="23"/>
-        </w:rPr>
-        <w:t>.</w:t>
-      </w:r>
-      <w:r>
-        <w:rPr>
-          <w:rFonts w:hint="eastAsia"/>
-          <w:sz w:val="23"/>
-          <w:szCs w:val="23"/>
-        </w:rPr>
-        <w:t xml:space="preserve"> </w:t>
-      </w:r>
-      <w:r>
-        <w:rPr>
-          <w:rFonts w:hint="eastAsia"/>
-          <w:b/>
-          <w:bCs/>
-          <w:i/>
-          <w:iCs/>
-          <w:sz w:val="23"/>
-          <w:szCs w:val="23"/>
-        </w:rPr>
-        <w:t>China Economic Journal</w:t>
-      </w:r>
-      <w:r>
-        <w:rPr>
-          <w:rFonts w:hint="eastAsia"/>
-          <w:sz w:val="23"/>
-          <w:szCs w:val="23"/>
-        </w:rPr>
-        <w:t>, 202</w:t>
-      </w:r>
-      <w:r>
-        <w:rPr>
-          <w:rFonts w:hint="eastAsia"/>
-          <w:sz w:val="23"/>
-          <w:szCs w:val="23"/>
-        </w:rPr>
-        <w:t>6, 19(1)</w:t>
-      </w:r>
-      <w:r>
-        <w:rPr>
-          <w:rFonts w:hint="eastAsia"/>
-          <w:sz w:val="23"/>
-          <w:szCs w:val="23"/>
-        </w:rPr>
-        <w:t>:</w:t>
-      </w:r>
-      <w:r>
-        <w:rPr>
-          <w:rFonts w:hint="eastAsia"/>
-          <w:sz w:val="23"/>
-          <w:szCs w:val="23"/>
-        </w:rPr>
-        <w:t xml:space="preserve"> 88-103</w:t>
-      </w:r>
-      <w:r>
-        <w:rPr>
-          <w:rFonts w:hint="eastAsia"/>
-          <w:sz w:val="23"/>
-          <w:szCs w:val="23"/>
-        </w:rPr>
-        <w:t>.</w:t>
       </w:r>
     </w:p>
     <w:p>
@@ -621,7 +354,7 @@
         </w:tabs>
         <w:autoSpaceDE w:val="0"/>
         <w:autoSpaceDN w:val="0"/>
-        <w:spacing w:after="240"/>
+        <w:spacing w:after="160"/>
         <w:ind w:left="538" w:right="176" w:hanging="357"/>
         <w:contextualSpacing w:val="0"/>
         <w:jc w:val="both"/>
@@ -633,45 +366,22 @@
       <w:r>
         <w:rPr>
           <w:rFonts w:eastAsia="Microsoft YaHei"/>
-          <w:color w:val="000000"/>
-          <w:sz w:val="23"/>
-          <w:szCs w:val="23"/>
-        </w:rPr>
-        <w:t xml:space="preserve">James Allen IV; Arlete </w:t>
-      </w:r>
-      <w:proofErr w:type="spellStart"/>
+          <w:sz w:val="23"/>
+          <w:szCs w:val="23"/>
+        </w:rPr>
+        <w:t xml:space="preserve">James Allen IV; Arlete Mahumane; James Riddell</w:t>
+      </w:r>
+      <w:r>
+        <w:rPr>
+          <w:rFonts w:eastAsia="Microsoft YaHei" w:hint="eastAsia"/>
+          <w:sz w:val="23"/>
+          <w:szCs w:val="23"/>
+        </w:rPr>
+        <w:t xml:space="preserve"> IV</w:t>
+      </w:r>
       <w:r>
         <w:rPr>
           <w:rFonts w:eastAsia="Microsoft YaHei"/>
-          <w:color w:val="000000"/>
-          <w:sz w:val="23"/>
-          <w:szCs w:val="23"/>
-        </w:rPr>
-        <w:t>Mahumane</w:t>
-      </w:r>
-      <w:proofErr w:type="spellEnd"/>
-      <w:r>
-        <w:rPr>
-          <w:rFonts w:eastAsia="Microsoft YaHei"/>
-          <w:color w:val="000000"/>
-          <w:sz w:val="23"/>
-          <w:szCs w:val="23"/>
-        </w:rPr>
-        <w:t>; James Riddell</w:t>
-      </w:r>
-      <w:r>
-        <w:rPr>
-          <w:rFonts w:eastAsia="Microsoft YaHei" w:hint="eastAsia"/>
-          <w:color w:val="000000"/>
-          <w:sz w:val="23"/>
-          <w:szCs w:val="23"/>
-        </w:rPr>
-        <w:t xml:space="preserve"> IV</w:t>
-      </w:r>
-      <w:r>
-        <w:rPr>
-          <w:rFonts w:eastAsia="Microsoft YaHei"/>
-          <w:color w:val="000000"/>
           <w:sz w:val="23"/>
           <w:szCs w:val="23"/>
         </w:rPr>
@@ -682,7 +392,6 @@
           <w:rFonts w:eastAsia="Microsoft YaHei"/>
           <w:b/>
           <w:bCs/>
-          <w:color w:val="000000"/>
           <w:sz w:val="23"/>
           <w:szCs w:val="23"/>
         </w:rPr>
@@ -691,16 +400,16 @@
       <w:r>
         <w:rPr>
           <w:rFonts w:eastAsia="Microsoft YaHei"/>
-          <w:color w:val="000000"/>
           <w:sz w:val="23"/>
           <w:szCs w:val="23"/>
         </w:rPr>
         <w:t xml:space="preserve">. </w:t>
       </w:r>
-      <w:hyperlink r:id="rId11" w:history="1">
+      <w:hyperlink r:id="rId10" w:history="1">
         <w:r>
           <w:rPr>
             <w:rStyle w:val="Hyperlink"/>
+            <w:color w:val="auto"/>
             <w:sz w:val="22"/>
             <w:szCs w:val="22"/>
           </w:rPr>
@@ -710,7 +419,6 @@
       <w:r>
         <w:rPr>
           <w:rFonts w:eastAsia="Microsoft YaHei"/>
-          <w:color w:val="000000"/>
           <w:sz w:val="22"/>
           <w:szCs w:val="22"/>
         </w:rPr>
@@ -719,7 +427,6 @@
       <w:r>
         <w:rPr>
           <w:rFonts w:eastAsia="Microsoft YaHei"/>
-          <w:color w:val="000000"/>
           <w:sz w:val="23"/>
           <w:szCs w:val="23"/>
         </w:rPr>
@@ -755,7 +462,7 @@
         </w:rPr>
         <w:t xml:space="preserve"> </w:t>
       </w:r>
-      <w:hyperlink r:id="rId12" w:history="1">
+      <w:hyperlink r:id="rId11" w:history="1">
         <w:r>
           <w:rPr>
             <w:rStyle w:val="Hyperlink"/>
@@ -780,8 +487,8 @@
         </w:tabs>
         <w:autoSpaceDE w:val="0"/>
         <w:autoSpaceDN w:val="0"/>
-        <w:spacing w:after="240"/>
-        <w:ind w:left="538" w:right="176" w:hanging="357"/>
+        <w:spacing w:after="160"/>
+        <w:ind w:left="540" w:right="176"/>
         <w:contextualSpacing w:val="0"/>
         <w:jc w:val="both"/>
         <w:rPr>
@@ -791,8 +498,10 @@
       </w:pPr>
       <w:r>
         <w:rPr>
+          <w:rFonts w:eastAsia="Microsoft YaHei"/>
           <w:b/>
           <w:bCs/>
+          <w:color w:val="000000"/>
           <w:sz w:val="23"/>
           <w:szCs w:val="23"/>
         </w:rPr>
@@ -800,74 +509,69 @@
       </w:r>
       <w:r>
         <w:rPr>
-          <w:sz w:val="23"/>
-          <w:szCs w:val="23"/>
-        </w:rPr>
-        <w:t>; Jiaqi</w:t>
-      </w:r>
-      <w:r>
-        <w:rPr>
-          <w:sz w:val="23"/>
-          <w:szCs w:val="23"/>
-        </w:rPr>
-        <w:t xml:space="preserve"> Zhao</w:t>
-      </w:r>
-      <w:r>
-        <w:rPr>
+          <w:rFonts w:eastAsia="Microsoft YaHei"/>
+          <w:color w:val="000000"/>
           <w:sz w:val="23"/>
           <w:szCs w:val="23"/>
         </w:rPr>
         <w:t xml:space="preserve">. </w:t>
       </w:r>
-      <w:hyperlink r:id="rId13" w:history="1">
+      <w:hyperlink r:id="rId12" w:history="1">
         <w:r>
           <w:rPr>
             <w:rStyle w:val="Hyperlink"/>
+            <w:color w:val="auto"/>
             <w:sz w:val="22"/>
             <w:szCs w:val="22"/>
           </w:rPr>
-          <w:t>Financial Sector Development and Industrialization: Lessons and Prospects for Ethiopia</w:t>
+          <w:t>Social Stigma as a Barrier to HIV Testing: Evidence from a Randomized Experiment in Mozambique</w:t>
         </w:r>
       </w:hyperlink>
       <w:r>
         <w:rPr>
-          <w:sz w:val="23"/>
-          <w:szCs w:val="23"/>
-        </w:rPr>
-        <w:t xml:space="preserve">. </w:t>
-      </w:r>
-      <w:r>
-        <w:rPr>
+          <w:rFonts w:eastAsia="Microsoft YaHei"/>
+          <w:sz w:val="23"/>
+          <w:szCs w:val="23"/>
+        </w:rPr>
+        <w:t>.</w:t>
+      </w:r>
+      <w:r>
+        <w:rPr>
+          <w:rFonts w:eastAsia="Microsoft YaHei"/>
+          <w:color w:val="000000"/>
+          <w:sz w:val="23"/>
+          <w:szCs w:val="23"/>
+        </w:rPr>
+        <w:t xml:space="preserve"> </w:t>
+      </w:r>
+      <w:r>
+        <w:rPr>
+          <w:rFonts w:eastAsia="Microsoft YaHei"/>
           <w:b/>
           <w:bCs/>
           <w:i/>
           <w:iCs/>
-          <w:sz w:val="23"/>
-          <w:szCs w:val="23"/>
-        </w:rPr>
-        <w:t>China Economic Journal</w:t>
-      </w:r>
-      <w:r>
-        <w:rPr>
-          <w:sz w:val="23"/>
-          <w:szCs w:val="23"/>
-        </w:rPr>
-        <w:t>, 2024, 17(2)</w:t>
-      </w:r>
-      <w:r>
-        <w:rPr>
-          <w:rFonts w:hint="eastAsia"/>
-          <w:sz w:val="23"/>
-          <w:szCs w:val="23"/>
-        </w:rPr>
-        <w:t>:</w:t>
-      </w:r>
-      <w:r>
-        <w:rPr>
-          <w:sz w:val="23"/>
-          <w:szCs w:val="23"/>
-        </w:rPr>
-        <w:t xml:space="preserve"> 300–321.</w:t>
+          <w:color w:val="000000"/>
+          <w:sz w:val="23"/>
+          <w:szCs w:val="23"/>
+        </w:rPr>
+        <w:t>Journal of Development Economics</w:t>
+      </w:r>
+      <w:r>
+        <w:rPr>
+          <w:rFonts w:eastAsia="Microsoft YaHei"/>
+          <w:color w:val="000000"/>
+          <w:sz w:val="23"/>
+          <w:szCs w:val="23"/>
+        </w:rPr>
+        <w:t>, 2023, 161: 103035</w:t>
+      </w:r>
+      <w:r>
+        <w:rPr>
+          <w:sz w:val="23"/>
+          <w:szCs w:val="23"/>
+        </w:rPr>
+        <w:t>.</w:t>
       </w:r>
     </w:p>
     <w:p>
@@ -884,8 +588,8 @@
         </w:tabs>
         <w:autoSpaceDE w:val="0"/>
         <w:autoSpaceDN w:val="0"/>
-        <w:spacing w:after="240"/>
-        <w:ind w:left="540" w:right="176"/>
+        <w:spacing w:after="160"/>
+        <w:ind w:left="547" w:right="173"/>
         <w:contextualSpacing w:val="0"/>
         <w:jc w:val="both"/>
         <w:rPr>
@@ -893,6 +597,15 @@
           <w:szCs w:val="23"/>
         </w:rPr>
       </w:pPr>
+      <w:r>
+        <w:rPr>
+          <w:rFonts w:eastAsia="Microsoft YaHei"/>
+          <w:color w:val="000000"/>
+          <w:sz w:val="23"/>
+          <w:szCs w:val="23"/>
+        </w:rPr>
+        <w:t xml:space="preserve">Dean Yang; James Allen IV; Arlete Mahumane; James Riddell IV; </w:t>
+      </w:r>
       <w:r>
         <w:rPr>
           <w:rFonts w:eastAsia="Microsoft YaHei"/>
@@ -913,132 +626,12 @@
         </w:rPr>
         <w:t xml:space="preserve">. </w:t>
       </w:r>
-      <w:hyperlink r:id="rId14" w:history="1">
-        <w:r>
-          <w:rPr>
-            <w:rStyle w:val="Hyperlink"/>
-            <w:sz w:val="22"/>
-            <w:szCs w:val="22"/>
-          </w:rPr>
-          <w:t>Social Stigma as a Barrier to HIV Testing: Evidence from a Randomized Experiment in Mozambique</w:t>
-        </w:r>
-      </w:hyperlink>
-      <w:r>
-        <w:rPr>
-          <w:rFonts w:eastAsia="Microsoft YaHei"/>
-          <w:color w:val="000000"/>
-          <w:sz w:val="23"/>
-          <w:szCs w:val="23"/>
-        </w:rPr>
-        <w:t xml:space="preserve">. </w:t>
-      </w:r>
-      <w:r>
-        <w:rPr>
-          <w:rFonts w:eastAsia="Microsoft YaHei"/>
-          <w:b/>
-          <w:bCs/>
-          <w:i/>
-          <w:iCs/>
-          <w:color w:val="000000"/>
-          <w:sz w:val="23"/>
-          <w:szCs w:val="23"/>
-        </w:rPr>
-        <w:t>Journal of Development Economics</w:t>
-      </w:r>
-      <w:r>
-        <w:rPr>
-          <w:rFonts w:eastAsia="Microsoft YaHei"/>
-          <w:color w:val="000000"/>
-          <w:sz w:val="23"/>
-          <w:szCs w:val="23"/>
-        </w:rPr>
-        <w:t>, 2023, 161: 103035</w:t>
-      </w:r>
-      <w:r>
-        <w:rPr>
-          <w:sz w:val="23"/>
-          <w:szCs w:val="23"/>
-        </w:rPr>
-        <w:t>.</w:t>
-      </w:r>
-    </w:p>
-    <w:p>
-      <w:pPr>
-        <w:pStyle w:val="ListParagraph"/>
-        <w:widowControl w:val="0"/>
-        <w:numPr>
-          <w:ilvl w:val="0"/>
-          <w:numId w:val="28"/>
-        </w:numPr>
-        <w:tabs>
-          <w:tab w:val="left" w:pos="575"/>
-          <w:tab w:val="left" w:pos="576"/>
-        </w:tabs>
-        <w:autoSpaceDE w:val="0"/>
-        <w:autoSpaceDN w:val="0"/>
-        <w:spacing w:after="240"/>
-        <w:ind w:left="547" w:right="173"/>
-        <w:contextualSpacing w:val="0"/>
-        <w:jc w:val="both"/>
-        <w:rPr>
-          <w:sz w:val="23"/>
-          <w:szCs w:val="23"/>
-        </w:rPr>
-      </w:pPr>
-      <w:r>
-        <w:rPr>
-          <w:rFonts w:eastAsia="Microsoft YaHei"/>
-          <w:color w:val="000000"/>
-          <w:sz w:val="23"/>
-          <w:szCs w:val="23"/>
-        </w:rPr>
-        <w:t xml:space="preserve">Dean Yang; James Allen IV; Arlete </w:t>
-      </w:r>
-      <w:proofErr w:type="spellStart"/>
-      <w:r>
-        <w:rPr>
-          <w:rFonts w:eastAsia="Microsoft YaHei"/>
-          <w:color w:val="000000"/>
-          <w:sz w:val="23"/>
-          <w:szCs w:val="23"/>
-        </w:rPr>
-        <w:t>Mahumane</w:t>
-      </w:r>
-      <w:proofErr w:type="spellEnd"/>
-      <w:r>
-        <w:rPr>
-          <w:rFonts w:eastAsia="Microsoft YaHei"/>
-          <w:color w:val="000000"/>
-          <w:sz w:val="23"/>
-          <w:szCs w:val="23"/>
-        </w:rPr>
-        <w:t xml:space="preserve">; James Riddell IV; </w:t>
-      </w:r>
-      <w:r>
-        <w:rPr>
-          <w:rFonts w:eastAsia="Microsoft YaHei"/>
-          <w:b/>
-          <w:bCs/>
-          <w:color w:val="000000"/>
-          <w:sz w:val="23"/>
-          <w:szCs w:val="23"/>
-        </w:rPr>
-        <w:t>Hang Yu</w:t>
-      </w:r>
-      <w:r>
-        <w:rPr>
-          <w:rFonts w:eastAsia="Microsoft YaHei"/>
-          <w:color w:val="000000"/>
-          <w:sz w:val="23"/>
-          <w:szCs w:val="23"/>
-        </w:rPr>
-        <w:t xml:space="preserve">. </w:t>
-      </w:r>
-      <w:hyperlink r:id="rId15" w:history="1">
+      <w:hyperlink r:id="rId13" w:history="1">
         <w:r>
           <w:rPr>
             <w:rStyle w:val="Hyperlink"/>
             <w:rFonts w:eastAsia="Microsoft YaHei"/>
+            <w:color w:val="auto"/>
             <w:sz w:val="22"/>
             <w:szCs w:val="22"/>
           </w:rPr>
@@ -1047,6 +640,7 @@
         <w:r>
           <w:rPr>
             <w:rStyle w:val="Hyperlink"/>
+            <w:color w:val="auto"/>
             <w:sz w:val="22"/>
             <w:szCs w:val="22"/>
           </w:rPr>
@@ -1056,7 +650,6 @@
       <w:r>
         <w:rPr>
           <w:rFonts w:eastAsia="Microsoft YaHei"/>
-          <w:color w:val="000000"/>
           <w:sz w:val="22"/>
           <w:szCs w:val="22"/>
         </w:rPr>
@@ -1065,7 +658,6 @@
       <w:r>
         <w:rPr>
           <w:rFonts w:eastAsia="Microsoft YaHei"/>
-          <w:color w:val="000000"/>
           <w:sz w:val="23"/>
           <w:szCs w:val="23"/>
         </w:rPr>
@@ -1101,207 +693,7 @@
         </w:rPr>
         <w:t xml:space="preserve"> </w:t>
       </w:r>
-      <w:hyperlink r:id="rId16" w:history="1">
-        <w:r>
-          <w:rPr>
-            <w:rStyle w:val="Hyperlink"/>
-            <w:sz w:val="22"/>
-            <w:szCs w:val="22"/>
-          </w:rPr>
-          <w:t>R</w:t>
-        </w:r>
-        <w:r>
-          <w:rPr>
-            <w:rStyle w:val="Hyperlink"/>
-            <w:sz w:val="22"/>
-            <w:szCs w:val="22"/>
-          </w:rPr>
-          <w:t>eplication Data</w:t>
-        </w:r>
-      </w:hyperlink>
-    </w:p>
-    <w:p>
-      <w:pPr>
-        <w:pStyle w:val="ListParagraph"/>
-        <w:widowControl w:val="0"/>
-        <w:numPr>
-          <w:ilvl w:val="0"/>
-          <w:numId w:val="28"/>
-        </w:numPr>
-        <w:tabs>
-          <w:tab w:val="left" w:pos="520"/>
-        </w:tabs>
-        <w:autoSpaceDE w:val="0"/>
-        <w:autoSpaceDN w:val="0"/>
-        <w:spacing w:after="240"/>
-        <w:ind w:left="540"/>
-        <w:contextualSpacing w:val="0"/>
-        <w:jc w:val="both"/>
-        <w:rPr>
-          <w:sz w:val="23"/>
-          <w:szCs w:val="23"/>
-        </w:rPr>
-      </w:pPr>
-      <w:r>
-        <w:rPr>
-          <w:rFonts w:eastAsia="Microsoft YaHei"/>
-          <w:color w:val="000000"/>
-          <w:sz w:val="23"/>
-          <w:szCs w:val="23"/>
-        </w:rPr>
-        <w:t>James Allen</w:t>
-      </w:r>
-      <w:r>
-        <w:rPr>
-          <w:rFonts w:eastAsia="Microsoft YaHei"/>
-          <w:color w:val="000000"/>
-          <w:sz w:val="23"/>
-          <w:szCs w:val="23"/>
-        </w:rPr>
-        <w:t xml:space="preserve"> IV</w:t>
-      </w:r>
-      <w:r>
-        <w:rPr>
-          <w:rFonts w:eastAsia="Microsoft YaHei"/>
-          <w:color w:val="000000"/>
-          <w:sz w:val="23"/>
-          <w:szCs w:val="23"/>
-        </w:rPr>
-        <w:t xml:space="preserve">; Arlete </w:t>
-      </w:r>
-      <w:proofErr w:type="spellStart"/>
-      <w:r>
-        <w:rPr>
-          <w:rFonts w:eastAsia="Microsoft YaHei"/>
-          <w:color w:val="000000"/>
-          <w:sz w:val="23"/>
-          <w:szCs w:val="23"/>
-        </w:rPr>
-        <w:t>Mahumane</w:t>
-      </w:r>
-      <w:proofErr w:type="spellEnd"/>
-      <w:r>
-        <w:rPr>
-          <w:rFonts w:eastAsia="Microsoft YaHei"/>
-          <w:color w:val="000000"/>
-          <w:sz w:val="23"/>
-          <w:szCs w:val="23"/>
-        </w:rPr>
-        <w:t>; James Riddell</w:t>
-      </w:r>
-      <w:r>
-        <w:rPr>
-          <w:rFonts w:eastAsia="Microsoft YaHei" w:hint="eastAsia"/>
-          <w:color w:val="000000"/>
-          <w:sz w:val="23"/>
-          <w:szCs w:val="23"/>
-        </w:rPr>
-        <w:t xml:space="preserve"> IV</w:t>
-      </w:r>
-      <w:r>
-        <w:rPr>
-          <w:rFonts w:eastAsia="Microsoft YaHei"/>
-          <w:color w:val="000000"/>
-          <w:sz w:val="23"/>
-          <w:szCs w:val="23"/>
-        </w:rPr>
-        <w:t xml:space="preserve">; Tanya Rosenblat; Dean Yang; </w:t>
-      </w:r>
-      <w:r>
-        <w:rPr>
-          <w:rFonts w:eastAsia="Microsoft YaHei"/>
-          <w:b/>
-          <w:bCs/>
-          <w:color w:val="000000"/>
-          <w:sz w:val="23"/>
-          <w:szCs w:val="23"/>
-        </w:rPr>
-        <w:t>Hang Yu</w:t>
-      </w:r>
-      <w:r>
-        <w:rPr>
-          <w:rFonts w:eastAsia="Microsoft YaHei"/>
-          <w:color w:val="000000"/>
-          <w:sz w:val="23"/>
-          <w:szCs w:val="23"/>
-        </w:rPr>
-        <w:t xml:space="preserve">. </w:t>
-      </w:r>
-      <w:hyperlink r:id="rId17" w:history="1">
-        <w:r>
-          <w:rPr>
-            <w:rStyle w:val="Hyperlink"/>
-            <w:sz w:val="22"/>
-            <w:szCs w:val="22"/>
-          </w:rPr>
-          <w:t>Teaching and Incentives: Substitutes or Complements?</w:t>
-        </w:r>
-      </w:hyperlink>
-      <w:r>
-        <w:rPr>
-          <w:rFonts w:eastAsia="Microsoft YaHei"/>
-          <w:color w:val="000000"/>
-          <w:sz w:val="23"/>
-          <w:szCs w:val="23"/>
-        </w:rPr>
-        <w:t xml:space="preserve"> </w:t>
-      </w:r>
-      <w:r>
-        <w:rPr>
-          <w:rFonts w:eastAsia="Microsoft YaHei"/>
-          <w:b/>
-          <w:bCs/>
-          <w:i/>
-          <w:iCs/>
-          <w:color w:val="000000"/>
-          <w:sz w:val="23"/>
-          <w:szCs w:val="23"/>
-        </w:rPr>
-        <w:t>Economics of Education Review</w:t>
-      </w:r>
-      <w:r>
-        <w:rPr>
-          <w:rFonts w:eastAsia="Microsoft YaHei"/>
-          <w:color w:val="000000"/>
-          <w:sz w:val="23"/>
-          <w:szCs w:val="23"/>
-        </w:rPr>
-        <w:t>, 2022, 91:</w:t>
-      </w:r>
-      <w:r>
-        <w:rPr>
-          <w:rFonts w:eastAsia="Microsoft YaHei" w:hint="eastAsia"/>
-          <w:color w:val="000000"/>
-          <w:sz w:val="23"/>
-          <w:szCs w:val="23"/>
-        </w:rPr>
-        <w:t xml:space="preserve"> </w:t>
-      </w:r>
-      <w:r>
-        <w:rPr>
-          <w:rFonts w:eastAsia="Microsoft YaHei"/>
-          <w:color w:val="000000"/>
-          <w:sz w:val="23"/>
-          <w:szCs w:val="23"/>
-        </w:rPr>
-        <w:t>102317</w:t>
-      </w:r>
-      <w:r>
-        <w:rPr>
-          <w:sz w:val="23"/>
-          <w:szCs w:val="23"/>
-        </w:rPr>
-        <w:t>.</w:t>
-      </w:r>
-      <w:r>
-        <w:rPr>
-          <w:rFonts w:hint="eastAsia"/>
-          <w:sz w:val="23"/>
-          <w:szCs w:val="23"/>
-        </w:rPr>
-        <w:t xml:space="preserve"> </w:t>
-      </w:r>
-      <w:hyperlink r:id="rId18" w:history="1">
+      <w:hyperlink r:id="rId14" w:history="1">
         <w:r>
           <w:rPr>
             <w:rStyle w:val="Hyperlink"/>
@@ -1314,6 +706,353 @@
     </w:p>
     <w:p>
       <w:pPr>
+        <w:pStyle w:val="ListParagraph"/>
+        <w:widowControl w:val="0"/>
+        <w:numPr>
+          <w:ilvl w:val="0"/>
+          <w:numId w:val="28"/>
+        </w:numPr>
+        <w:tabs>
+          <w:tab w:val="left" w:pos="520"/>
+        </w:tabs>
+        <w:autoSpaceDE w:val="0"/>
+        <w:autoSpaceDN w:val="0"/>
+        <w:spacing w:after="160"/>
+        <w:ind w:left="540"/>
+        <w:contextualSpacing w:val="0"/>
+        <w:jc w:val="both"/>
+        <w:rPr>
+          <w:sz w:val="23"/>
+          <w:szCs w:val="23"/>
+        </w:rPr>
+      </w:pPr>
+      <w:r>
+        <w:rPr>
+          <w:rFonts w:eastAsia="Microsoft YaHei"/>
+          <w:color w:val="000000"/>
+          <w:sz w:val="23"/>
+          <w:szCs w:val="23"/>
+        </w:rPr>
+        <w:t xml:space="preserve">James Allen IV; Arlete Mahumane; James Riddell</w:t>
+      </w:r>
+      <w:r>
+        <w:rPr>
+          <w:rFonts w:eastAsia="Microsoft YaHei" w:hint="eastAsia"/>
+          <w:color w:val="000000"/>
+          <w:sz w:val="23"/>
+          <w:szCs w:val="23"/>
+        </w:rPr>
+        <w:t xml:space="preserve"> IV</w:t>
+      </w:r>
+      <w:r>
+        <w:rPr>
+          <w:rFonts w:eastAsia="Microsoft YaHei"/>
+          <w:color w:val="000000"/>
+          <w:sz w:val="23"/>
+          <w:szCs w:val="23"/>
+        </w:rPr>
+        <w:t xml:space="preserve">; Tanya Rosenblat; Dean Yang; </w:t>
+      </w:r>
+      <w:r>
+        <w:rPr>
+          <w:rFonts w:eastAsia="Microsoft YaHei"/>
+          <w:b/>
+          <w:bCs/>
+          <w:color w:val="000000"/>
+          <w:sz w:val="23"/>
+          <w:szCs w:val="23"/>
+        </w:rPr>
+        <w:t>Hang Yu</w:t>
+      </w:r>
+      <w:r>
+        <w:rPr>
+          <w:rFonts w:eastAsia="Microsoft YaHei"/>
+          <w:color w:val="000000"/>
+          <w:sz w:val="23"/>
+          <w:szCs w:val="23"/>
+        </w:rPr>
+        <w:t xml:space="preserve">. </w:t>
+      </w:r>
+      <w:hyperlink r:id="rId15" w:history="1">
+        <w:r>
+          <w:rPr>
+            <w:rStyle w:val="Hyperlink"/>
+            <w:color w:val="auto"/>
+            <w:sz w:val="22"/>
+            <w:szCs w:val="22"/>
+          </w:rPr>
+          <w:t>Teaching and Incentives: Substitutes or Complements?</w:t>
+        </w:r>
+      </w:hyperlink>
+      <w:r>
+        <w:rPr>
+          <w:rFonts w:eastAsia="Microsoft YaHei"/>
+          <w:color w:val="000000"/>
+          <w:sz w:val="23"/>
+          <w:szCs w:val="23"/>
+        </w:rPr>
+        <w:t xml:space="preserve"> </w:t>
+      </w:r>
+      <w:r>
+        <w:rPr>
+          <w:rFonts w:eastAsia="Microsoft YaHei"/>
+          <w:b/>
+          <w:bCs/>
+          <w:i/>
+          <w:iCs/>
+          <w:color w:val="000000"/>
+          <w:sz w:val="23"/>
+          <w:szCs w:val="23"/>
+        </w:rPr>
+        <w:t>Economics of Education Review</w:t>
+      </w:r>
+      <w:r>
+        <w:rPr>
+          <w:rFonts w:eastAsia="Microsoft YaHei"/>
+          <w:color w:val="000000"/>
+          <w:sz w:val="23"/>
+          <w:szCs w:val="23"/>
+        </w:rPr>
+        <w:t>, 2022, 91:</w:t>
+      </w:r>
+      <w:r>
+        <w:rPr>
+          <w:rFonts w:eastAsia="Microsoft YaHei" w:hint="eastAsia"/>
+          <w:color w:val="000000"/>
+          <w:sz w:val="23"/>
+          <w:szCs w:val="23"/>
+        </w:rPr>
+        <w:t xml:space="preserve"> </w:t>
+      </w:r>
+      <w:r>
+        <w:rPr>
+          <w:rFonts w:eastAsia="Microsoft YaHei"/>
+          <w:color w:val="000000"/>
+          <w:sz w:val="23"/>
+          <w:szCs w:val="23"/>
+        </w:rPr>
+        <w:t>102317</w:t>
+      </w:r>
+      <w:r>
+        <w:rPr>
+          <w:sz w:val="23"/>
+          <w:szCs w:val="23"/>
+        </w:rPr>
+        <w:t>.</w:t>
+      </w:r>
+      <w:r>
+        <w:rPr>
+          <w:rFonts w:hint="eastAsia"/>
+          <w:sz w:val="23"/>
+          <w:szCs w:val="23"/>
+        </w:rPr>
+        <w:t xml:space="preserve"> </w:t>
+      </w:r>
+      <w:hyperlink r:id="rId16" w:history="1">
+        <w:r>
+          <w:rPr>
+            <w:rStyle w:val="Hyperlink"/>
+            <w:sz w:val="22"/>
+            <w:szCs w:val="22"/>
+          </w:rPr>
+          <w:t>Replication Data</w:t>
+        </w:r>
+      </w:hyperlink>
+    </w:p>
+    <w:p>
+      <w:pPr>
+        <w:pStyle w:val="ListParagraph"/>
+        <w:numPr>
+          <w:ilvl w:val="0"/>
+          <w:numId w:val="28"/>
+        </w:numPr>
+        <w:spacing w:after="160"/>
+        <w:ind w:left="567"/>
+        <w:contextualSpacing w:val="0"/>
+        <w:jc w:val="both"/>
+        <w:rPr>
+          <w:sz w:val="23"/>
+          <w:szCs w:val="23"/>
+        </w:rPr>
+      </w:pPr>
+      <w:r>
+        <w:rPr>
+          <w:sz w:val="23"/>
+          <w:szCs w:val="23"/>
+        </w:rPr>
+        <w:t>Zelalem Lijalem</w:t>
+      </w:r>
+      <w:r>
+        <w:rPr>
+          <w:rFonts w:hint="eastAsia"/>
+          <w:sz w:val="23"/>
+          <w:szCs w:val="23"/>
+        </w:rPr>
+        <w:t xml:space="preserve"> </w:t>
+      </w:r>
+      <w:r>
+        <w:rPr>
+          <w:sz w:val="23"/>
+          <w:szCs w:val="23"/>
+        </w:rPr>
+        <w:t xml:space="preserve">Assefa; </w:t>
+      </w:r>
+      <w:r>
+        <w:rPr>
+          <w:b/>
+          <w:bCs/>
+          <w:sz w:val="23"/>
+          <w:szCs w:val="23"/>
+        </w:rPr>
+        <w:t>Hang Yu</w:t>
+      </w:r>
+      <w:r>
+        <w:rPr>
+          <w:sz w:val="23"/>
+          <w:szCs w:val="23"/>
+        </w:rPr>
+        <w:t xml:space="preserve">. </w:t>
+      </w:r>
+      <w:hyperlink r:id="rId17" w:history="1">
+        <w:r>
+          <w:rPr>
+            <w:rStyle w:val="Hyperlink"/>
+            <w:color w:val="auto"/>
+            <w:sz w:val="22"/>
+            <w:szCs w:val="22"/>
+          </w:rPr>
+          <w:t>Understanding Social Protection in Vulnerable Regions: Evidence from Ethiopia’s PSNP</w:t>
+        </w:r>
+      </w:hyperlink>
+      <w:r>
+        <w:rPr>
+          <w:sz w:val="23"/>
+          <w:szCs w:val="23"/>
+        </w:rPr>
+        <w:t>.</w:t>
+      </w:r>
+      <w:r>
+        <w:rPr>
+          <w:rFonts w:hint="eastAsia"/>
+          <w:sz w:val="23"/>
+          <w:szCs w:val="23"/>
+        </w:rPr>
+        <w:t xml:space="preserve"> </w:t>
+      </w:r>
+      <w:r>
+        <w:rPr>
+          <w:rFonts w:hint="eastAsia"/>
+          <w:b/>
+          <w:bCs/>
+          <w:i/>
+          <w:iCs/>
+          <w:sz w:val="23"/>
+          <w:szCs w:val="23"/>
+        </w:rPr>
+        <w:t>China Economic Journal</w:t>
+      </w:r>
+      <w:r>
+        <w:rPr>
+          <w:rFonts w:hint="eastAsia"/>
+          <w:sz w:val="23"/>
+          <w:szCs w:val="23"/>
+        </w:rPr>
+        <w:t xml:space="preserve">, 2026, 19(1): 88-103.</w:t>
+      </w:r>
+    </w:p>
+    <w:p>
+      <w:pPr>
+        <w:pStyle w:val="ListParagraph"/>
+        <w:widowControl w:val="0"/>
+        <w:numPr>
+          <w:ilvl w:val="0"/>
+          <w:numId w:val="28"/>
+        </w:numPr>
+        <w:tabs>
+          <w:tab w:val="left" w:pos="575"/>
+          <w:tab w:val="left" w:pos="576"/>
+        </w:tabs>
+        <w:autoSpaceDE w:val="0"/>
+        <w:autoSpaceDN w:val="0"/>
+        <w:spacing w:after="160"/>
+        <w:ind w:left="538" w:right="176" w:hanging="357"/>
+        <w:contextualSpacing w:val="0"/>
+        <w:jc w:val="both"/>
+        <w:rPr>
+          <w:sz w:val="23"/>
+          <w:szCs w:val="23"/>
+        </w:rPr>
+      </w:pPr>
+      <w:r>
+        <w:rPr>
+          <w:b/>
+          <w:bCs/>
+          <w:sz w:val="23"/>
+          <w:szCs w:val="23"/>
+        </w:rPr>
+        <w:t>Hang Yu</w:t>
+      </w:r>
+      <w:r>
+        <w:rPr>
+          <w:sz w:val="23"/>
+          <w:szCs w:val="23"/>
+        </w:rPr>
+        <w:t xml:space="preserve">; Jiaqi Zhao. </w:t>
+      </w:r>
+      <w:hyperlink r:id="rId18" w:history="1">
+        <w:r>
+          <w:rPr>
+            <w:rStyle w:val="Hyperlink"/>
+            <w:color w:val="auto"/>
+            <w:sz w:val="22"/>
+            <w:szCs w:val="22"/>
+          </w:rPr>
+          <w:t>Financial Sector Development and Industrialization: Lessons and Prospects for Ethiopia</w:t>
+        </w:r>
+      </w:hyperlink>
+      <w:r>
+        <w:rPr>
+          <w:sz w:val="23"/>
+          <w:szCs w:val="23"/>
+        </w:rPr>
+        <w:t xml:space="preserve">. </w:t>
+      </w:r>
+      <w:r>
+        <w:rPr>
+          <w:b/>
+          <w:bCs/>
+          <w:i/>
+          <w:iCs/>
+          <w:sz w:val="23"/>
+          <w:szCs w:val="23"/>
+        </w:rPr>
+        <w:t>China Economic Journal</w:t>
+      </w:r>
+      <w:r>
+        <w:rPr>
+          <w:sz w:val="23"/>
+          <w:szCs w:val="23"/>
+        </w:rPr>
+        <w:t>, 2024, 17(2)</w:t>
+      </w:r>
+      <w:r>
+        <w:rPr>
+          <w:rFonts w:hint="eastAsia"/>
+          <w:sz w:val="23"/>
+          <w:szCs w:val="23"/>
+        </w:rPr>
+        <w:t>:</w:t>
+      </w:r>
+      <w:r>
+        <w:rPr>
+          <w:sz w:val="23"/>
+          <w:szCs w:val="23"/>
+        </w:rPr>
+        <w:t xml:space="preserve"> 300–321.</w:t>
+      </w:r>
+    </w:p>
+    <w:p>
+      <w:pPr>
         <w:spacing w:after="120"/>
         <w:jc w:val="both"/>
         <w:rPr>
@@ -1356,6 +1095,215 @@
       <w:r>
         <w:rPr>
           <w:rFonts w:eastAsia="Microsoft YaHei"/>
+          <w:b/>
+          <w:bCs/>
+          <w:color w:val="000000"/>
+          <w:sz w:val="23"/>
+          <w:szCs w:val="23"/>
+        </w:rPr>
+        <w:t>Hang Yu</w:t>
+      </w:r>
+      <w:r>
+        <w:rPr>
+          <w:rFonts w:eastAsia="Microsoft YaHei" w:hint="eastAsia"/>
+          <w:color w:val="000000"/>
+          <w:sz w:val="23"/>
+          <w:szCs w:val="23"/>
+        </w:rPr>
+        <w:t xml:space="preserve">; </w:t>
+      </w:r>
+      <w:r>
+        <w:rPr>
+          <w:rFonts w:eastAsia="Microsoft YaHei"/>
+          <w:color w:val="000000"/>
+          <w:sz w:val="23"/>
+          <w:szCs w:val="23"/>
+        </w:rPr>
+        <w:t>Hongbo Li</w:t>
+      </w:r>
+      <w:r>
+        <w:rPr>
+          <w:rFonts w:eastAsia="Microsoft YaHei" w:hint="eastAsia"/>
+          <w:color w:val="000000"/>
+          <w:sz w:val="23"/>
+          <w:szCs w:val="23"/>
+        </w:rPr>
+        <w:t>;</w:t>
+      </w:r>
+      <w:r>
+        <w:rPr>
+          <w:rFonts w:eastAsia="Microsoft YaHei"/>
+          <w:color w:val="000000"/>
+          <w:sz w:val="23"/>
+          <w:szCs w:val="23"/>
+        </w:rPr>
+        <w:t xml:space="preserve"> Dandan Zhang</w:t>
+      </w:r>
+      <w:r>
+        <w:rPr>
+          <w:rFonts w:eastAsia="Microsoft YaHei" w:hint="eastAsia"/>
+          <w:color w:val="000000"/>
+          <w:sz w:val="23"/>
+          <w:szCs w:val="23"/>
+        </w:rPr>
+        <w:t>;</w:t>
+      </w:r>
+      <w:r>
+        <w:rPr>
+          <w:rFonts w:eastAsia="Microsoft YaHei"/>
+          <w:color w:val="000000"/>
+          <w:sz w:val="23"/>
+          <w:szCs w:val="23"/>
+        </w:rPr>
+        <w:t xml:space="preserve"> Runbo Zhang</w:t>
+      </w:r>
+      <w:r>
+        <w:rPr>
+          <w:rFonts w:eastAsia="Microsoft YaHei" w:hint="eastAsia"/>
+          <w:color w:val="000000"/>
+          <w:sz w:val="23"/>
+          <w:szCs w:val="23"/>
+        </w:rPr>
+        <w:t>; Qiang Li</w:t>
+      </w:r>
+      <w:r>
+        <w:rPr>
+          <w:rFonts w:eastAsia="Microsoft YaHei"/>
+          <w:color w:val="000000"/>
+          <w:sz w:val="23"/>
+          <w:szCs w:val="23"/>
+        </w:rPr>
+        <w:t xml:space="preserve">. </w:t>
+      </w:r>
+      <w:r>
+        <w:rPr>
+          <w:sz w:val="22"/>
+          <w:szCs w:val="22"/>
+          <w:u w:val="single"/>
+        </w:rPr>
+        <w:t>Artificial Intelligence and the Alleviation of Labor Market Mismatch: Evidence from Online Job Matching Data</w:t>
+      </w:r>
+      <w:r>
+        <w:rPr>
+          <w:sz w:val="22"/>
+          <w:szCs w:val="22"/>
+        </w:rPr>
+        <w:t>.</w:t>
+      </w:r>
+      <w:r>
+        <w:rPr>
+          <w:sz w:val="23"/>
+          <w:szCs w:val="23"/>
+        </w:rPr>
+        <w:t xml:space="preserve"> </w:t>
+      </w:r>
+      <w:r>
+        <w:rPr>
+          <w:rFonts w:eastAsia="Microsoft YaHei" w:hint="eastAsia"/>
+          <w:b/>
+          <w:bCs/>
+          <w:i/>
+          <w:iCs/>
+          <w:color w:val="000000"/>
+          <w:sz w:val="23"/>
+          <w:szCs w:val="23"/>
+        </w:rPr>
+        <w:t>China Economic Quarterly</w:t>
+      </w:r>
+      <w:r>
+        <w:rPr>
+          <w:rFonts w:eastAsia="Microsoft YaHei" w:hint="eastAsia"/>
+          <w:color w:val="000000"/>
+          <w:sz w:val="23"/>
+          <w:szCs w:val="23"/>
+        </w:rPr>
+        <w:t xml:space="preserve">, </w:t>
+      </w:r>
+      <w:r>
+        <w:rPr>
+          <w:rFonts w:eastAsia="Microsoft YaHei" w:hint="eastAsia"/>
+          <w:i/>
+          <w:iCs/>
+          <w:color w:val="000000"/>
+          <w:sz w:val="23"/>
+          <w:szCs w:val="23"/>
+        </w:rPr>
+        <w:t>in</w:t>
+      </w:r>
+      <w:r>
+        <w:rPr>
+          <w:rFonts w:eastAsia="Microsoft YaHei"/>
+          <w:i/>
+          <w:iCs/>
+          <w:color w:val="000000"/>
+          <w:sz w:val="23"/>
+          <w:szCs w:val="23"/>
+        </w:rPr>
+        <w:t xml:space="preserve"> Chinese</w:t>
+      </w:r>
+      <w:r>
+        <w:rPr>
+          <w:rFonts w:eastAsia="Microsoft YaHei" w:hint="eastAsia"/>
+          <w:color w:val="000000"/>
+          <w:sz w:val="23"/>
+          <w:szCs w:val="23"/>
+        </w:rPr>
+        <w:t xml:space="preserve">, 2026, 26(3): 874-894. </w:t>
+      </w:r>
+      <w:hyperlink r:id="rId35" w:history="1">
+        <w:r>
+          <w:rPr>
+            <w:rStyle w:val="Hyperlink"/>
+            <w:rFonts w:eastAsia="Microsoft YaHei"/>
+            <w:sz w:val="23"/>
+            <w:szCs w:val="23"/>
+          </w:rPr>
+          <w:t>English WP version</w:t>
+        </w:r>
+      </w:hyperlink>
+      <w:r>
+        <w:rPr>
+          <w:rFonts w:eastAsia="Microsoft YaHei"/>
+          <w:color w:val="000000"/>
+          <w:sz w:val="23"/>
+          <w:szCs w:val="23"/>
+        </w:rPr>
+        <w:t xml:space="preserve">; </w:t>
+      </w:r>
+      <w:hyperlink r:id="rId19" w:history="1">
+        <w:r>
+          <w:rPr>
+            <w:rStyle w:val="Hyperlink"/>
+            <w:rFonts w:eastAsia="Microsoft YaHei"/>
+            <w:sz w:val="23"/>
+            <w:szCs w:val="23"/>
+          </w:rPr>
+          <w:t>Chinese version</w:t>
+        </w:r>
+      </w:hyperlink>
+    </w:p>
+    <w:p>
+      <w:pPr>
+        <w:pStyle w:val="ListParagraph"/>
+        <w:numPr>
+          <w:ilvl w:val="0"/>
+          <w:numId w:val="28"/>
+        </w:numPr>
+        <w:spacing w:after="160"/>
+        <w:ind w:left="567" w:hanging="357"/>
+        <w:contextualSpacing w:val="0"/>
+        <w:jc w:val="both"/>
+        <w:rPr>
+          <w:rFonts w:eastAsia="Microsoft YaHei"/>
+          <w:color w:val="000000"/>
+          <w:sz w:val="23"/>
+          <w:szCs w:val="23"/>
+        </w:rPr>
+        <w:keepLines/>
+      </w:pPr>
+      <w:r>
+        <w:rPr>
+          <w:rFonts w:eastAsia="Microsoft YaHei"/>
           <w:color w:val="000000"/>
           <w:sz w:val="23"/>
           <w:szCs w:val="23"/>
@@ -1380,38 +1328,16 @@
           <w:sz w:val="23"/>
           <w:szCs w:val="23"/>
         </w:rPr>
-        <w:t xml:space="preserve">; </w:t>
-      </w:r>
-      <w:proofErr w:type="spellStart"/>
-      <w:r>
-        <w:rPr>
-          <w:rFonts w:eastAsia="Microsoft YaHei"/>
-          <w:color w:val="000000"/>
-          <w:sz w:val="23"/>
-          <w:szCs w:val="23"/>
-        </w:rPr>
-        <w:t>Lixing</w:t>
-      </w:r>
-      <w:proofErr w:type="spellEnd"/>
-      <w:r>
-        <w:rPr>
-          <w:rFonts w:eastAsia="Microsoft YaHei"/>
-          <w:color w:val="000000"/>
-          <w:sz w:val="23"/>
-          <w:szCs w:val="23"/>
-        </w:rPr>
-        <w:t xml:space="preserve"> Li; Jiayin Hu; Yiqing Mo; Hongbo Li. </w:t>
-      </w:r>
-      <w:hyperlink r:id="rId19" w:history="1">
-        <w:r>
-          <w:rPr>
-            <w:rStyle w:val="Hyperlink"/>
-            <w:sz w:val="22"/>
-            <w:szCs w:val="22"/>
-          </w:rPr>
-          <w:t>The Measurement of AI Exposure and Its Impact on Labor Demand in China: Evidence from Large Language Models</w:t>
-        </w:r>
-      </w:hyperlink>
+        <w:t xml:space="preserve">; Lixing Li; Jiayin Hu; Yiqing Mo; Hongbo Li. </w:t>
+      </w:r>
+      <w:r>
+        <w:rPr>
+          <w:sz w:val="22"/>
+          <w:szCs w:val="22"/>
+          <w:u w:val="single"/>
+        </w:rPr>
+        <w:t>The Measurement of AI Exposure and Its Impact on Labor Demand in China: Evidence from Large Language Models</w:t>
+      </w:r>
       <w:r>
         <w:rPr>
           <w:rFonts w:eastAsia="Microsoft YaHei"/>
@@ -1432,6 +1358,7 @@
           <w:sz w:val="23"/>
           <w:szCs w:val="23"/>
         </w:rPr>
+        <w:lastRenderedPageBreak/>
         <w:t>Management World</w:t>
       </w:r>
       <w:r>
@@ -1496,8 +1423,19 @@
           <w:sz w:val="23"/>
           <w:szCs w:val="23"/>
         </w:rPr>
-        <w:t>.</w:t>
-      </w:r>
+        <w:t xml:space="preserve">. </w:t>
+      </w:r>
+      <w:hyperlink r:id="rId20" w:history="1">
+        <w:r>
+          <w:rPr>
+            <w:rStyle w:val="Hyperlink"/>
+            <w:rFonts w:eastAsia="Microsoft YaHei"/>
+            <w:sz w:val="23"/>
+            <w:szCs w:val="23"/>
+          </w:rPr>
+          <w:t>English WP version</w:t>
+        </w:r>
+      </w:hyperlink>
       <w:r>
         <w:rPr>
           <w:rFonts w:eastAsia="Microsoft YaHei"/>
@@ -1505,9 +1443,29 @@
           <w:sz w:val="23"/>
           <w:szCs w:val="23"/>
         </w:rPr>
-        <w:t xml:space="preserve"> </w:t>
-      </w:r>
-      <w:hyperlink r:id="rId20" w:history="1">
+        <w:t xml:space="preserve">; </w:t>
+      </w:r>
+      <w:hyperlink r:id="rId21" w:history="1">
+        <w:r>
+          <w:rPr>
+            <w:rStyle w:val="Hyperlink"/>
+            <w:rFonts w:eastAsia="Microsoft YaHei"/>
+            <w:sz w:val="23"/>
+            <w:szCs w:val="23"/>
+          </w:rPr>
+          <w:t>Chinese version</w:t>
+        </w:r>
+      </w:hyperlink>
+      <w:r>
+        <w:rPr>
+          <w:rFonts w:eastAsia="Microsoft YaHei"/>
+          <w:color w:val="000000"/>
+          <w:sz w:val="23"/>
+          <w:szCs w:val="23"/>
+        </w:rPr>
+        <w:t xml:space="preserve">; </w:t>
+      </w:r>
+      <w:hyperlink r:id="rId22" w:history="1">
         <w:r>
           <w:rPr>
             <w:rStyle w:val="Hyperlink"/>
@@ -1545,7 +1503,7 @@
         </w:rPr>
         <w:t xml:space="preserve"> </w:t>
       </w:r>
-      <w:hyperlink r:id="rId21" w:history="1">
+      <w:hyperlink r:id="rId23" w:history="1">
         <w:r>
           <w:rPr>
             <w:rStyle w:val="Hyperlink"/>
@@ -1586,7 +1544,7 @@
     </w:p>
     <w:p>
       <w:pPr>
-        <w:spacing w:after="240"/>
+        <w:spacing w:after="160"/>
         <w:jc w:val="both"/>
         <w:rPr>
           <w:sz w:val="23"/>
@@ -1600,30 +1558,29 @@
           <w:szCs w:val="23"/>
           <w:u w:val="single"/>
         </w:rPr>
-        <w:lastRenderedPageBreak/>
         <w:t>Edited Volumes</w:t>
       </w:r>
     </w:p>
     <w:p>
       <w:pPr>
         <w:pStyle w:val="ListParagraph"/>
-        <w:spacing w:after="120"/>
+        <w:spacing w:after="160"/>
         <w:ind w:left="567"/>
         <w:contextualSpacing w:val="0"/>
         <w:jc w:val="both"/>
         <w:rPr>
           <w:rFonts w:eastAsia="Microsoft YaHei"/>
           <w:color w:val="000000"/>
-          <w:sz w:val="23"/>
-          <w:szCs w:val="23"/>
+          <w:sz w:val="22"/>
+          <w:szCs w:val="22"/>
         </w:rPr>
       </w:pPr>
       <w:r>
         <w:rPr>
           <w:rFonts w:eastAsia="Microsoft YaHei"/>
           <w:color w:val="000000"/>
-          <w:sz w:val="23"/>
-          <w:szCs w:val="23"/>
+          <w:sz w:val="22"/>
+          <w:szCs w:val="22"/>
         </w:rPr>
         <w:t xml:space="preserve">Peking University Institute of South-South Cooperation and Development, “Belt and Road” Research Group. </w:t>
       </w:r>
@@ -1633,8 +1590,8 @@
           <w:i/>
           <w:iCs/>
           <w:color w:val="000000"/>
-          <w:sz w:val="23"/>
-          <w:szCs w:val="23"/>
+          <w:sz w:val="22"/>
+          <w:szCs w:val="22"/>
         </w:rPr>
         <w:t>Conflict and Development: Political, Economic, and Social Studies of Ethiopia</w:t>
       </w:r>
@@ -1642,8 +1599,8 @@
         <w:rPr>
           <w:rFonts w:eastAsia="Microsoft YaHei"/>
           <w:color w:val="000000"/>
-          <w:sz w:val="23"/>
-          <w:szCs w:val="23"/>
+          <w:sz w:val="22"/>
+          <w:szCs w:val="22"/>
         </w:rPr>
         <w:t xml:space="preserve">. </w:t>
       </w:r>
@@ -1651,8 +1608,8 @@
         <w:rPr>
           <w:rFonts w:eastAsia="Microsoft YaHei" w:hint="eastAsia"/>
           <w:color w:val="000000"/>
-          <w:sz w:val="23"/>
-          <w:szCs w:val="23"/>
+          <w:sz w:val="22"/>
+          <w:szCs w:val="22"/>
         </w:rPr>
         <w:t>(</w:t>
       </w:r>
@@ -1662,8 +1619,8 @@
           <w:i/>
           <w:iCs/>
           <w:color w:val="000000"/>
-          <w:sz w:val="23"/>
-          <w:szCs w:val="23"/>
+          <w:sz w:val="22"/>
+          <w:szCs w:val="22"/>
         </w:rPr>
         <w:t>I</w:t>
       </w:r>
@@ -1673,8 +1630,8 @@
           <w:i/>
           <w:iCs/>
           <w:color w:val="000000"/>
-          <w:sz w:val="23"/>
-          <w:szCs w:val="23"/>
+          <w:sz w:val="22"/>
+          <w:szCs w:val="22"/>
         </w:rPr>
         <w:t>n Chinese</w:t>
       </w:r>
@@ -1682,8 +1639,8 @@
         <w:rPr>
           <w:rFonts w:eastAsia="Microsoft YaHei" w:hint="eastAsia"/>
           <w:color w:val="000000"/>
-          <w:sz w:val="23"/>
-          <w:szCs w:val="23"/>
+          <w:sz w:val="22"/>
+          <w:szCs w:val="22"/>
         </w:rPr>
         <w:t xml:space="preserve">). </w:t>
       </w:r>
@@ -1691,8 +1648,8 @@
         <w:rPr>
           <w:rFonts w:eastAsia="Microsoft YaHei"/>
           <w:color w:val="000000"/>
-          <w:sz w:val="23"/>
-          <w:szCs w:val="23"/>
+          <w:sz w:val="22"/>
+          <w:szCs w:val="22"/>
         </w:rPr>
         <w:t>Beijing: Xinhua Publishing House, 2024-12. ISBN 978-7-5166-7725-4.</w:t>
       </w:r>
@@ -1700,8 +1657,8 @@
         <w:rPr>
           <w:rFonts w:eastAsia="Microsoft YaHei" w:hint="eastAsia"/>
           <w:color w:val="000000"/>
-          <w:sz w:val="23"/>
-          <w:szCs w:val="23"/>
+          <w:sz w:val="22"/>
+          <w:szCs w:val="22"/>
         </w:rPr>
         <w:t xml:space="preserve"> </w:t>
       </w:r>
@@ -1709,42 +1666,27 @@
         <w:rPr>
           <w:rFonts w:eastAsia="Microsoft YaHei"/>
           <w:color w:val="000000"/>
-          <w:sz w:val="23"/>
-          <w:szCs w:val="23"/>
+          <w:sz w:val="22"/>
+          <w:szCs w:val="22"/>
         </w:rPr>
         <w:t>Contributing author; institutional research volume.</w:t>
       </w:r>
     </w:p>
     <w:p>
       <w:pPr>
+        <w:spacing w:after="160"/>
         <w:rPr>
           <w:b/>
           <w:bCs/>
         </w:rPr>
       </w:pPr>
-    </w:p>
-    <w:p>
-      <w:pPr>
+      <w:r>
         <w:rPr>
           <w:b/>
           <w:bCs/>
         </w:rPr>
-      </w:pPr>
-      <w:r>
-        <w:rPr>
-          <w:b/>
-          <w:bCs/>
-        </w:rPr>
         <w:t>WORKING PAPERS</w:t>
       </w:r>
-    </w:p>
-    <w:p>
-      <w:pPr>
-        <w:rPr>
-          <w:b/>
-          <w:bCs/>
-        </w:rPr>
-      </w:pPr>
     </w:p>
     <w:p>
       <w:pPr>
@@ -1753,7 +1695,7 @@
           <w:ilvl w:val="0"/>
           <w:numId w:val="29"/>
         </w:numPr>
-        <w:spacing w:after="240"/>
+        <w:spacing w:after="160"/>
         <w:ind w:left="714" w:hanging="357"/>
         <w:contextualSpacing w:val="0"/>
         <w:jc w:val="both"/>
@@ -1765,7 +1707,6 @@
       <w:r>
         <w:rPr>
           <w:b/>
-          <w:bCs/>
           <w:sz w:val="23"/>
           <w:szCs w:val="23"/>
         </w:rPr>
@@ -1777,261 +1718,21 @@
           <w:sz w:val="23"/>
           <w:szCs w:val="23"/>
         </w:rPr>
-        <w:t xml:space="preserve">; </w:t>
-      </w:r>
-      <w:r>
-        <w:rPr>
-          <w:sz w:val="23"/>
-          <w:szCs w:val="23"/>
-        </w:rPr>
-        <w:t>Hongbo Li</w:t>
-      </w:r>
-      <w:r>
-        <w:rPr>
-          <w:rFonts w:hint="eastAsia"/>
-          <w:sz w:val="23"/>
-          <w:szCs w:val="23"/>
-        </w:rPr>
-        <w:t>;</w:t>
-      </w:r>
-      <w:r>
-        <w:rPr>
-          <w:sz w:val="23"/>
-          <w:szCs w:val="23"/>
-        </w:rPr>
-        <w:t xml:space="preserve"> Dandan Zhang</w:t>
-      </w:r>
-      <w:r>
-        <w:rPr>
-          <w:rFonts w:hint="eastAsia"/>
-          <w:sz w:val="23"/>
-          <w:szCs w:val="23"/>
-        </w:rPr>
-        <w:t>;</w:t>
-      </w:r>
-      <w:r>
-        <w:rPr>
-          <w:sz w:val="23"/>
-          <w:szCs w:val="23"/>
-        </w:rPr>
-        <w:t xml:space="preserve"> </w:t>
-      </w:r>
-      <w:proofErr w:type="spellStart"/>
-      <w:r>
-        <w:rPr>
-          <w:sz w:val="23"/>
-          <w:szCs w:val="23"/>
-        </w:rPr>
-        <w:t>Runbo</w:t>
-      </w:r>
-      <w:proofErr w:type="spellEnd"/>
-      <w:r>
-        <w:rPr>
-          <w:sz w:val="23"/>
-          <w:szCs w:val="23"/>
-        </w:rPr>
-        <w:t xml:space="preserve"> Zhang</w:t>
-      </w:r>
-      <w:r>
-        <w:rPr>
-          <w:rFonts w:hint="eastAsia"/>
-          <w:sz w:val="23"/>
-          <w:szCs w:val="23"/>
-        </w:rPr>
-        <w:t>; Qiang Li</w:t>
-      </w:r>
-      <w:r>
-        <w:rPr>
-          <w:sz w:val="23"/>
-          <w:szCs w:val="23"/>
-        </w:rPr>
-        <w:t xml:space="preserve">. </w:t>
-      </w:r>
-      <w:hyperlink r:id="rId22" w:history="1">
-        <w:r>
-          <w:rPr>
-            <w:rStyle w:val="Hyperlink"/>
-            <w:sz w:val="22"/>
-            <w:szCs w:val="22"/>
-          </w:rPr>
-          <w:t>AI and Labor Market Mismatch: Evidence from Matched Vacancy–Applicant Data</w:t>
-        </w:r>
-      </w:hyperlink>
-      <w:r>
-        <w:rPr>
-          <w:sz w:val="22"/>
-          <w:szCs w:val="22"/>
-        </w:rPr>
-        <w:t>.</w:t>
-      </w:r>
-      <w:r>
-        <w:rPr>
-          <w:sz w:val="23"/>
-          <w:szCs w:val="23"/>
-        </w:rPr>
-        <w:t xml:space="preserve"> </w:t>
-      </w:r>
-      <w:r>
-        <w:rPr>
-          <w:i/>
-          <w:iCs/>
-          <w:sz w:val="23"/>
-          <w:szCs w:val="23"/>
-        </w:rPr>
-        <w:t>In Chinese</w:t>
-      </w:r>
-      <w:r>
-        <w:rPr>
-          <w:sz w:val="23"/>
-          <w:szCs w:val="23"/>
-        </w:rPr>
-        <w:t>.</w:t>
-      </w:r>
-      <w:r>
-        <w:rPr>
-          <w:rFonts w:hint="eastAsia"/>
-          <w:sz w:val="23"/>
-          <w:szCs w:val="23"/>
-        </w:rPr>
-        <w:t xml:space="preserve"> </w:t>
-      </w:r>
-      <w:r>
-        <w:rPr>
-          <w:rFonts w:hint="eastAsia"/>
-          <w:i/>
-          <w:iCs/>
-          <w:sz w:val="23"/>
-          <w:szCs w:val="23"/>
-        </w:rPr>
-        <w:t>Conditional</w:t>
-      </w:r>
-      <w:r>
-        <w:rPr>
-          <w:rFonts w:hint="eastAsia"/>
-          <w:i/>
-          <w:iCs/>
-          <w:sz w:val="23"/>
-          <w:szCs w:val="23"/>
-        </w:rPr>
-        <w:t>ly</w:t>
-      </w:r>
-      <w:r>
-        <w:rPr>
-          <w:rFonts w:hint="eastAsia"/>
-          <w:i/>
-          <w:iCs/>
-          <w:sz w:val="23"/>
-          <w:szCs w:val="23"/>
-        </w:rPr>
-        <w:t xml:space="preserve"> </w:t>
-      </w:r>
-      <w:r>
-        <w:rPr>
-          <w:i/>
-          <w:iCs/>
-          <w:sz w:val="23"/>
-          <w:szCs w:val="23"/>
-        </w:rPr>
-        <w:t>Accepted</w:t>
-      </w:r>
-      <w:r>
-        <w:rPr>
-          <w:rFonts w:hint="eastAsia"/>
-          <w:sz w:val="23"/>
-          <w:szCs w:val="23"/>
-        </w:rPr>
-        <w:t xml:space="preserve"> </w:t>
-      </w:r>
-      <w:r>
-        <w:rPr>
-          <w:rFonts w:hint="eastAsia"/>
-          <w:i/>
-          <w:iCs/>
-          <w:sz w:val="23"/>
-          <w:szCs w:val="23"/>
-        </w:rPr>
-        <w:t xml:space="preserve">at </w:t>
-      </w:r>
-      <w:r>
-        <w:rPr>
-          <w:rFonts w:hint="eastAsia"/>
-          <w:b/>
-          <w:bCs/>
-          <w:i/>
-          <w:iCs/>
-          <w:sz w:val="23"/>
-          <w:szCs w:val="23"/>
-        </w:rPr>
-        <w:t>China Economic Quarterly</w:t>
-      </w:r>
-      <w:r>
-        <w:rPr>
-          <w:rFonts w:hint="eastAsia"/>
-          <w:sz w:val="23"/>
-          <w:szCs w:val="23"/>
-        </w:rPr>
-        <w:t>.</w:t>
-      </w:r>
-    </w:p>
-    <w:p>
-      <w:pPr>
-        <w:pStyle w:val="ListParagraph"/>
-        <w:numPr>
-          <w:ilvl w:val="0"/>
-          <w:numId w:val="29"/>
-        </w:numPr>
-        <w:spacing w:after="240"/>
-        <w:ind w:left="714" w:hanging="357"/>
-        <w:contextualSpacing w:val="0"/>
-        <w:jc w:val="both"/>
-        <w:rPr>
-          <w:sz w:val="23"/>
-          <w:szCs w:val="23"/>
-        </w:rPr>
-      </w:pPr>
-      <w:r>
-        <w:rPr>
-          <w:sz w:val="23"/>
-          <w:szCs w:val="23"/>
-        </w:rPr>
-        <w:t>Arlete Mahumane; Jared Stolove; James Riddell</w:t>
-      </w:r>
-      <w:r>
-        <w:rPr>
-          <w:rFonts w:hint="eastAsia"/>
-          <w:sz w:val="23"/>
-          <w:szCs w:val="23"/>
-        </w:rPr>
-        <w:t xml:space="preserve"> IV</w:t>
-      </w:r>
-      <w:r>
-        <w:rPr>
-          <w:sz w:val="23"/>
-          <w:szCs w:val="23"/>
-        </w:rPr>
-        <w:t xml:space="preserve">; Dean Yang; </w:t>
-      </w:r>
-      <w:r>
-        <w:rPr>
-          <w:b/>
-          <w:bCs/>
-          <w:sz w:val="23"/>
-          <w:szCs w:val="23"/>
-        </w:rPr>
-        <w:t>Hang Yu</w:t>
-      </w:r>
-      <w:r>
-        <w:rPr>
-          <w:sz w:val="23"/>
-          <w:szCs w:val="23"/>
-        </w:rPr>
-        <w:t xml:space="preserve">. </w:t>
-      </w:r>
-      <w:hyperlink r:id="rId23" w:history="1">
+        <w:t xml:space="preserve"> ⓡ Jared Stolove ⓡ Dean Yang ⓡ James Riddell</w:t>
+      </w:r>
+      <w:r>
+        <w:rPr>
+          <w:sz w:val="23"/>
+          <w:szCs w:val="23"/>
+        </w:rPr>
+        <w:t xml:space="preserve"> IV ⓡ Arlete Mahumane. </w:t>
+      </w:r>
+      <w:hyperlink r:id="rId24" w:history="1">
         <w:r>
           <w:rPr>
             <w:rStyle w:val="Hyperlink"/>
             <w:rFonts w:eastAsia="Microsoft YaHei"/>
+            <w:color w:val="auto"/>
             <w:sz w:val="23"/>
             <w:szCs w:val="23"/>
           </w:rPr>
@@ -2040,6 +1741,7 @@
         <w:r>
           <w:rPr>
             <w:rStyle w:val="Hyperlink"/>
+            <w:color w:val="auto"/>
             <w:sz w:val="23"/>
             <w:szCs w:val="23"/>
           </w:rPr>
@@ -2049,6 +1751,7 @@
           <w:rPr>
             <w:rStyle w:val="Hyperlink"/>
             <w:rFonts w:eastAsia="Microsoft YaHei"/>
+            <w:color w:val="auto"/>
             <w:sz w:val="23"/>
             <w:szCs w:val="23"/>
           </w:rPr>
@@ -2057,6 +1760,7 @@
         <w:r>
           <w:rPr>
             <w:rStyle w:val="Hyperlink"/>
+            <w:color w:val="auto"/>
             <w:sz w:val="23"/>
             <w:szCs w:val="23"/>
           </w:rPr>
@@ -2069,6 +1773,24 @@
           <w:sz w:val="23"/>
           <w:szCs w:val="23"/>
         </w:rPr>
+        <w:t xml:space="preserve">. </w:t>
+      </w:r>
+      <w:r>
+        <w:rPr>
+          <w:rFonts w:eastAsia="Microsoft YaHei"/>
+          <w:i/>
+          <w:iCs/>
+          <w:sz w:val="23"/>
+          <w:szCs w:val="23"/>
+        </w:rPr>
+        <w:t xml:space="preserve">NBER working paper, in submission</w:t>
+      </w:r>
+      <w:r>
+        <w:rPr>
+          <w:rFonts w:eastAsia="Microsoft YaHei"/>
+          <w:sz w:val="23"/>
+          <w:szCs w:val="23"/>
+        </w:rPr>
         <w:t>.</w:t>
       </w:r>
       <w:r>
@@ -2076,16 +1798,9 @@
           <w:sz w:val="23"/>
           <w:szCs w:val="23"/>
         </w:rPr>
-        <w:t xml:space="preserve"> </w:t>
-      </w:r>
-      <w:r>
-        <w:rPr>
-          <w:sz w:val="23"/>
-          <w:szCs w:val="23"/>
-        </w:rPr>
-        <w:t>[</w:t>
-      </w:r>
-      <w:hyperlink r:id="rId24">
+        <w:t xml:space="preserve"> [</w:t>
+      </w:r>
+      <w:hyperlink r:id="rId25">
         <w:r>
           <w:rPr>
             <w:rStyle w:val="Hyperlink"/>
@@ -2111,7 +1826,7 @@
         </w:rPr>
         <w:t>[</w:t>
       </w:r>
-      <w:hyperlink r:id="rId25">
+      <w:hyperlink r:id="rId26">
         <w:r>
           <w:rPr>
             <w:rStyle w:val="Hyperlink"/>
@@ -2128,7 +1843,7 @@
           <w:sz w:val="23"/>
           <w:szCs w:val="23"/>
         </w:rPr>
-        <w:t>]</w:t>
+        <w:t xml:space="preserve">] </w:t>
       </w:r>
     </w:p>
     <w:p>
@@ -2138,7 +1853,7 @@
           <w:ilvl w:val="0"/>
           <w:numId w:val="29"/>
         </w:numPr>
-        <w:spacing w:after="240"/>
+        <w:spacing w:after="160"/>
         <w:ind w:left="714" w:hanging="357"/>
         <w:contextualSpacing w:val="0"/>
         <w:jc w:val="both"/>
@@ -2149,24 +1864,13 @@
       </w:pPr>
       <w:r>
         <w:rPr>
-          <w:rFonts w:eastAsia="Microsoft YaHei"/>
-          <w:color w:val="000000"/>
-          <w:sz w:val="23"/>
-          <w:szCs w:val="23"/>
-        </w:rPr>
-        <w:t>James Allen IV</w:t>
-      </w:r>
-      <w:r>
-        <w:rPr>
-          <w:rFonts w:hint="eastAsia"/>
-          <w:sz w:val="23"/>
-          <w:szCs w:val="23"/>
-        </w:rPr>
-        <w:t xml:space="preserve">; </w:t>
-      </w:r>
-      <w:r>
-        <w:rPr>
-          <w:rFonts w:hint="eastAsia"/>
+          <w:sz w:val="23"/>
+          <w:szCs w:val="23"/>
+        </w:rPr>
+        <w:t xml:space="preserve">Chunqing Li; Xuanxuan Ma; Hongbin Wu; Xiaoyang Ye; </w:t>
+      </w:r>
+      <w:r>
+        <w:rPr>
           <w:b/>
           <w:bCs/>
           <w:sz w:val="23"/>
@@ -2176,40 +1880,57 @@
       </w:r>
       <w:r>
         <w:rPr>
-          <w:rFonts w:hint="eastAsia"/>
           <w:sz w:val="23"/>
           <w:szCs w:val="23"/>
         </w:rPr>
         <w:t xml:space="preserve">. </w:t>
       </w:r>
-      <w:hyperlink r:id="rId26" w:history="1">
-        <w:r>
-          <w:rPr>
-            <w:rStyle w:val="Hyperlink"/>
-            <w:sz w:val="22"/>
-            <w:szCs w:val="22"/>
-          </w:rPr>
-          <w:t>Livelihoods and Recovery After Cyclone Idai: Short- and Long-Run Household Evidence from Mozambique</w:t>
-        </w:r>
-      </w:hyperlink>
-      <w:r>
-        <w:rPr>
-          <w:sz w:val="22"/>
-          <w:szCs w:val="22"/>
+      <w:r>
+        <w:rPr>
+          <w:sz w:val="23"/>
+          <w:szCs w:val="23"/>
+          <w:u w:val="single"/>
+        </w:rPr>
+        <w:t>Motivate Future Doctors: Evidence from a Large-Scale Online Experiment in China</w:t>
+      </w:r>
+      <w:r>
+        <w:rPr>
+          <w:sz w:val="23"/>
+          <w:szCs w:val="23"/>
+        </w:rPr>
+        <w:t xml:space="preserve">. </w:t>
+      </w:r>
+      <w:r>
+        <w:rPr>
+          <w:i/>
+          <w:iCs/>
+          <w:sz w:val="23"/>
+          <w:szCs w:val="23"/>
+        </w:rPr>
+        <w:t xml:space="preserve">Revise &amp; Resubmit at</w:t>
+      </w:r>
+      <w:r>
+        <w:rPr>
+          <w:b/>
+          <w:bCs/>
+          <w:i/>
+          <w:iCs/>
+          <w:sz w:val="23"/>
+          <w:szCs w:val="23"/>
+        </w:rPr>
+        <w:t xml:space="preserve"> China Economic Review</w:t>
+      </w:r>
+      <w:r>
+        <w:rPr>
+          <w:sz w:val="23"/>
+          <w:szCs w:val="23"/>
         </w:rPr>
         <w:t>.</w:t>
       </w:r>
     </w:p>
     <w:p>
       <w:pPr>
-        <w:rPr>
-          <w:sz w:val="23"/>
-          <w:szCs w:val="23"/>
-        </w:rPr>
-      </w:pPr>
-    </w:p>
-    <w:p>
-      <w:pPr>
+        <w:spacing w:after="160"/>
         <w:rPr>
           <w:b/>
           <w:bCs/>
@@ -2220,17 +1941,8 @@
           <w:b/>
           <w:bCs/>
         </w:rPr>
-        <w:t>RESEARCH IN PROGRESS</w:t>
-      </w:r>
-    </w:p>
-    <w:p>
-      <w:pPr>
-        <w:jc w:val="both"/>
-        <w:rPr>
-          <w:b/>
-          <w:bCs/>
-        </w:rPr>
-      </w:pPr>
+        <w:t xml:space="preserve">SELECTED WORK IN PROGRESS</w:t>
+      </w:r>
     </w:p>
     <w:p>
       <w:pPr>
@@ -2239,7 +1951,7 @@
           <w:ilvl w:val="0"/>
           <w:numId w:val="30"/>
         </w:numPr>
-        <w:spacing w:after="240"/>
+        <w:spacing w:after="160"/>
         <w:contextualSpacing w:val="0"/>
         <w:jc w:val="both"/>
         <w:rPr>
@@ -2256,7 +1968,7 @@
           <w:sz w:val="22"/>
           <w:szCs w:val="22"/>
         </w:rPr>
-        <w:t>Road to School: The Renovation of Mozambique’s N6 Road and Human Capital Accumulation,</w:t>
+        <w:t xml:space="preserve">Returns to Information in Hiring for Health Service Delivery, with James Allen IV, João Manuel, James Riddell IV, Tanya Rosenblat, Dean Yang, Basit Zafar.</w:t>
       </w:r>
       <w:r>
         <w:rPr>
@@ -2270,20 +1982,13 @@
       <w:r>
         <w:rPr>
           <w:rFonts w:eastAsia="Microsoft YaHei"/>
+          <w:i/>
+          <w:iCs/>
           <w:color w:val="000000"/>
           <w:sz w:val="22"/>
           <w:szCs w:val="22"/>
         </w:rPr>
-        <w:t>with Cong Peng, James Allen IV.</w:t>
-      </w:r>
-      <w:r>
-        <w:rPr>
-          <w:rFonts w:eastAsia="Microsoft YaHei" w:hint="eastAsia"/>
-          <w:color w:val="000000"/>
-          <w:sz w:val="22"/>
-          <w:szCs w:val="22"/>
-        </w:rPr>
-        <w:t xml:space="preserve"> </w:t>
+        <w:t>Fieldwork completed</w:t>
       </w:r>
       <w:r>
         <w:rPr>
@@ -2294,249 +1999,7 @@
           <w:sz w:val="22"/>
           <w:szCs w:val="22"/>
         </w:rPr>
-        <w:t>Manuscript in preparation.</w:t>
-      </w:r>
-    </w:p>
-    <w:p>
-      <w:pPr>
-        <w:pStyle w:val="ListParagraph"/>
-        <w:numPr>
-          <w:ilvl w:val="0"/>
-          <w:numId w:val="30"/>
-        </w:numPr>
-        <w:spacing w:after="240"/>
-        <w:contextualSpacing w:val="0"/>
-        <w:jc w:val="both"/>
-        <w:rPr>
-          <w:rFonts w:eastAsia="Microsoft YaHei"/>
-          <w:color w:val="000000"/>
-          <w:sz w:val="22"/>
-          <w:szCs w:val="22"/>
-        </w:rPr>
-      </w:pPr>
-      <w:r>
-        <w:rPr>
-          <w:rFonts w:eastAsia="Microsoft YaHei"/>
-          <w:color w:val="000000"/>
-          <w:sz w:val="22"/>
-          <w:szCs w:val="22"/>
-        </w:rPr>
-        <w:t>Health Decision Making in the Aftermath of Disaster, with Dean Yang, Tanya Rosenblat, James Riddell IV, Arlete Mahumane, James Allen IV</w:t>
-      </w:r>
-      <w:r>
-        <w:rPr>
-          <w:rFonts w:eastAsia="Microsoft YaHei"/>
-          <w:color w:val="000000"/>
-          <w:sz w:val="22"/>
-          <w:szCs w:val="22"/>
-        </w:rPr>
         <w:t>.</w:t>
-      </w:r>
-      <w:r>
-        <w:rPr>
-          <w:rFonts w:eastAsia="Microsoft YaHei" w:hint="eastAsia"/>
-          <w:color w:val="000000"/>
-          <w:sz w:val="22"/>
-          <w:szCs w:val="22"/>
-        </w:rPr>
-        <w:t xml:space="preserve"> </w:t>
-      </w:r>
-      <w:r>
-        <w:rPr>
-          <w:rFonts w:eastAsia="Microsoft YaHei" w:hint="eastAsia"/>
-          <w:i/>
-          <w:iCs/>
-          <w:color w:val="000000"/>
-          <w:sz w:val="22"/>
-          <w:szCs w:val="22"/>
-        </w:rPr>
-        <w:t>Analysis in progress.</w:t>
-      </w:r>
-    </w:p>
-    <w:p>
-      <w:pPr>
-        <w:pStyle w:val="ListParagraph"/>
-        <w:numPr>
-          <w:ilvl w:val="0"/>
-          <w:numId w:val="30"/>
-        </w:numPr>
-        <w:spacing w:after="240"/>
-        <w:contextualSpacing w:val="0"/>
-        <w:jc w:val="both"/>
-        <w:rPr>
-          <w:rFonts w:eastAsia="Microsoft YaHei"/>
-          <w:color w:val="000000"/>
-          <w:sz w:val="22"/>
-          <w:szCs w:val="22"/>
-        </w:rPr>
-      </w:pPr>
-      <w:r>
-        <w:rPr>
-          <w:rFonts w:eastAsia="Microsoft YaHei"/>
-          <w:color w:val="000000"/>
-          <w:sz w:val="22"/>
-          <w:szCs w:val="22"/>
-        </w:rPr>
-        <w:t xml:space="preserve">The Economic and Social Impact of Chinese International </w:t>
-      </w:r>
-      <w:r>
-        <w:rPr>
-          <w:rFonts w:eastAsia="Microsoft YaHei" w:hint="eastAsia"/>
-          <w:color w:val="000000"/>
-          <w:sz w:val="22"/>
-          <w:szCs w:val="22"/>
-        </w:rPr>
-        <w:t xml:space="preserve">Development </w:t>
-      </w:r>
-      <w:r>
-        <w:rPr>
-          <w:rFonts w:eastAsia="Microsoft YaHei"/>
-          <w:color w:val="000000"/>
-          <w:sz w:val="22"/>
-          <w:szCs w:val="22"/>
-        </w:rPr>
-        <w:t>Cooperation in African Countries</w:t>
-      </w:r>
-      <w:r>
-        <w:rPr>
-          <w:rFonts w:eastAsia="Microsoft YaHei"/>
-          <w:color w:val="000000"/>
-          <w:sz w:val="22"/>
-          <w:szCs w:val="22"/>
-        </w:rPr>
-        <w:t>.</w:t>
-      </w:r>
-      <w:r>
-        <w:rPr>
-          <w:rFonts w:eastAsia="Microsoft YaHei"/>
-          <w:color w:val="000000"/>
-          <w:sz w:val="22"/>
-          <w:szCs w:val="22"/>
-        </w:rPr>
-        <w:t xml:space="preserve"> </w:t>
-      </w:r>
-      <w:r>
-        <w:rPr>
-          <w:rFonts w:eastAsia="Microsoft YaHei" w:hint="eastAsia"/>
-          <w:i/>
-          <w:iCs/>
-          <w:color w:val="000000"/>
-          <w:sz w:val="22"/>
-          <w:szCs w:val="22"/>
-        </w:rPr>
-        <w:t>Analysis in progress.</w:t>
-      </w:r>
-    </w:p>
-    <w:p>
-      <w:pPr>
-        <w:pStyle w:val="ListParagraph"/>
-        <w:numPr>
-          <w:ilvl w:val="0"/>
-          <w:numId w:val="30"/>
-        </w:numPr>
-        <w:spacing w:after="240"/>
-        <w:contextualSpacing w:val="0"/>
-        <w:jc w:val="both"/>
-        <w:rPr>
-          <w:rFonts w:eastAsia="Microsoft YaHei"/>
-          <w:color w:val="000000"/>
-          <w:sz w:val="22"/>
-          <w:szCs w:val="22"/>
-        </w:rPr>
-      </w:pPr>
-      <w:r>
-        <w:rPr>
-          <w:rFonts w:eastAsia="Microsoft YaHei"/>
-          <w:color w:val="000000"/>
-          <w:sz w:val="22"/>
-          <w:szCs w:val="22"/>
-        </w:rPr>
-        <w:t>Hiring Decisions for Community Health Workers: What Machines Can Tell Through Multimodal Analysis, with Tian Xie.</w:t>
-      </w:r>
-      <w:r>
-        <w:rPr>
-          <w:rFonts w:eastAsia="Microsoft YaHei" w:hint="eastAsia"/>
-          <w:color w:val="000000"/>
-          <w:sz w:val="22"/>
-          <w:szCs w:val="22"/>
-        </w:rPr>
-        <w:t xml:space="preserve"> </w:t>
-      </w:r>
-      <w:r>
-        <w:rPr>
-          <w:rFonts w:eastAsia="Microsoft YaHei" w:hint="eastAsia"/>
-          <w:i/>
-          <w:iCs/>
-          <w:color w:val="000000"/>
-          <w:sz w:val="22"/>
-          <w:szCs w:val="22"/>
-        </w:rPr>
-        <w:t>Analysis in progress.</w:t>
-      </w:r>
-    </w:p>
-    <w:p>
-      <w:pPr>
-        <w:pStyle w:val="ListParagraph"/>
-        <w:numPr>
-          <w:ilvl w:val="0"/>
-          <w:numId w:val="30"/>
-        </w:numPr>
-        <w:spacing w:after="240"/>
-        <w:contextualSpacing w:val="0"/>
-        <w:jc w:val="both"/>
-        <w:rPr>
-          <w:rFonts w:eastAsia="Microsoft YaHei"/>
-          <w:color w:val="000000"/>
-          <w:sz w:val="22"/>
-          <w:szCs w:val="22"/>
-        </w:rPr>
-      </w:pPr>
-      <w:r>
-        <w:rPr>
-          <w:rFonts w:eastAsia="Microsoft YaHei"/>
-          <w:color w:val="000000"/>
-          <w:sz w:val="22"/>
-          <w:szCs w:val="22"/>
-        </w:rPr>
-        <w:t xml:space="preserve">Returns to Information in Hiring for Health Service Delivery, with Dean Yang, James Allen IV, Tanya Rosenblat, </w:t>
-      </w:r>
-      <w:r>
-        <w:rPr>
-          <w:rFonts w:eastAsia="Microsoft YaHei"/>
-          <w:color w:val="000000"/>
-          <w:sz w:val="22"/>
-          <w:szCs w:val="22"/>
-        </w:rPr>
-        <w:t xml:space="preserve">João </w:t>
-      </w:r>
-      <w:r>
-        <w:rPr>
-          <w:rFonts w:eastAsia="Microsoft YaHei"/>
-          <w:color w:val="000000"/>
-          <w:sz w:val="22"/>
-          <w:szCs w:val="22"/>
-        </w:rPr>
-        <w:t>Manuel, James Riddell IV, Basit Zafar.</w:t>
-      </w:r>
-      <w:r>
-        <w:rPr>
-          <w:rFonts w:eastAsia="Microsoft YaHei" w:hint="eastAsia"/>
-          <w:color w:val="000000"/>
-          <w:sz w:val="22"/>
-          <w:szCs w:val="22"/>
-        </w:rPr>
-        <w:t xml:space="preserve"> </w:t>
-      </w:r>
-      <w:r>
-        <w:rPr>
-          <w:rFonts w:eastAsia="Microsoft YaHei" w:hint="eastAsia"/>
-          <w:i/>
-          <w:iCs/>
-          <w:color w:val="000000"/>
-          <w:sz w:val="22"/>
-          <w:szCs w:val="22"/>
-        </w:rPr>
-        <w:t>Data collected.</w:t>
       </w:r>
       <w:r>
         <w:rPr>
@@ -2581,7 +2044,7 @@
           <w:ilvl w:val="0"/>
           <w:numId w:val="30"/>
         </w:numPr>
-        <w:spacing w:after="240"/>
+        <w:spacing w:after="160"/>
         <w:contextualSpacing w:val="0"/>
         <w:jc w:val="both"/>
         <w:rPr>
@@ -2608,6 +2071,17 @@
           <w:szCs w:val="22"/>
         </w:rPr>
         <w:t xml:space="preserve"> </w:t>
+      </w:r>
+      <w:r>
+        <w:rPr>
+          <w:rFonts w:eastAsia="Microsoft YaHei"/>
+          <w:i/>
+          <w:iCs/>
+          <w:color w:val="000000"/>
+          <w:sz w:val="22"/>
+          <w:szCs w:val="22"/>
+        </w:rPr>
+        <w:t>Fieldwork completed</w:t>
       </w:r>
       <w:r>
         <w:rPr>
@@ -2618,11 +2092,13 @@
           <w:sz w:val="22"/>
           <w:szCs w:val="22"/>
         </w:rPr>
-        <w:t>Data collection in progress.</w:t>
-      </w:r>
-      <w:r>
-        <w:rPr>
-          <w:rFonts w:eastAsia="Microsoft YaHei" w:hint="eastAsia"/>
+        <w:t>.</w:t>
+      </w:r>
+      <w:r>
+        <w:rPr>
+          <w:rFonts w:eastAsia="Microsoft YaHei"/>
+          <w:i/>
+          <w:iCs/>
           <w:color w:val="000000"/>
           <w:sz w:val="22"/>
           <w:szCs w:val="22"/>
@@ -2656,11 +2132,44 @@
     </w:p>
     <w:p>
       <w:pPr>
-        <w:rPr>
-          <w:sz w:val="23"/>
-          <w:szCs w:val="23"/>
-        </w:rPr>
-      </w:pPr>
+        <w:pStyle w:val="ListParagraph"/>
+        <w:numPr>
+          <w:ilvl w:val="0"/>
+          <w:numId w:val="30"/>
+        </w:numPr>
+        <w:spacing w:after="160"/>
+        <w:contextualSpacing w:val="0"/>
+        <w:jc w:val="both"/>
+        <w:rPr>
+          <w:sz w:val="23"/>
+          <w:szCs w:val="23"/>
+        </w:rPr>
+      </w:pPr>
+      <w:r>
+        <w:rPr>
+          <w:sz w:val="22"/>
+          <w:szCs w:val="22"/>
+        </w:rPr>
+        <w:t>Livelihoods and Recovery After Cyclone Idai: Short- and Long-Run Household Evidence from Mozambique, with James Allen IV.</w:t>
+      </w:r>
+      <w:r>
+        <w:rPr>
+          <w:rFonts w:eastAsia="Microsoft YaHei"/>
+          <w:i/>
+          <w:iCs/>
+          <w:sz w:val="23"/>
+          <w:szCs w:val="23"/>
+        </w:rPr>
+        <w:t xml:space="preserve"/>
+      </w:r>
+      <w:r>
+        <w:rPr>
+          <w:rFonts w:eastAsia="Microsoft YaHei"/>
+          <w:sz w:val="23"/>
+          <w:szCs w:val="23"/>
+        </w:rPr>
+        <w:t/>
+      </w:r>
     </w:p>
     <w:p>
       <w:pPr>
@@ -2768,59 +2277,43 @@
     </w:p>
     <w:p>
       <w:pPr>
-        <w:spacing w:after="240"/>
+        <w:spacing w:after="120"/>
         <w:ind w:left="709"/>
         <w:jc w:val="both"/>
         <w:rPr>
-          <w:sz w:val="23"/>
-          <w:szCs w:val="23"/>
-        </w:rPr>
-      </w:pPr>
-      <w:r>
-        <w:rPr>
-          <w:sz w:val="23"/>
-          <w:szCs w:val="23"/>
+          <w:sz w:val="22"/>
+          <w:szCs w:val="22"/>
+        </w:rPr>
+      </w:pPr>
+      <w:r>
+        <w:rPr>
+          <w:sz w:val="22"/>
+          <w:szCs w:val="22"/>
         </w:rPr>
         <w:t>Economic and Social Impacts of China’s International Development Cooperation in Africa (Grant No. 72303009).</w:t>
       </w:r>
       <w:r>
         <w:rPr>
           <w:rFonts w:hint="eastAsia"/>
-          <w:sz w:val="23"/>
-          <w:szCs w:val="23"/>
+          <w:sz w:val="22"/>
+          <w:szCs w:val="22"/>
         </w:rPr>
         <w:t xml:space="preserve"> </w:t>
-      </w:r>
-      <w:r>
-        <w:rPr>
-          <w:b/>
-          <w:bCs/>
-          <w:sz w:val="23"/>
-          <w:szCs w:val="23"/>
-        </w:rPr>
-        <w:t>RMB 300,000</w:t>
-      </w:r>
-      <w:r>
-        <w:rPr>
-          <w:sz w:val="23"/>
-          <w:szCs w:val="23"/>
-        </w:rPr>
-        <w:t xml:space="preserve">. </w:t>
       </w:r>
       <w:r>
         <w:rPr>
           <w:rFonts w:hint="eastAsia"/>
           <w:b/>
           <w:bCs/>
-          <w:sz w:val="23"/>
-          <w:szCs w:val="23"/>
+          <w:sz w:val="22"/>
+          <w:szCs w:val="22"/>
         </w:rPr>
         <w:t>PI</w:t>
       </w:r>
       <w:r>
         <w:rPr>
-          <w:sz w:val="23"/>
-          <w:szCs w:val="23"/>
+          <w:sz w:val="22"/>
+          <w:szCs w:val="22"/>
         </w:rPr>
         <w:t>.</w:t>
       </w:r>
@@ -2850,7 +2343,6 @@
           <w:sz w:val="23"/>
           <w:szCs w:val="23"/>
         </w:rPr>
-        <w:lastRenderedPageBreak/>
         <w:t xml:space="preserve">Chinese Committee of the BRICS Think Tank Cooperation, </w:t>
       </w:r>
       <w:r>
@@ -2873,78 +2365,43 @@
       <w:pPr>
         <w:keepNext/>
         <w:keepLines/>
-        <w:spacing w:after="240"/>
+        <w:spacing w:after="120"/>
         <w:ind w:left="709"/>
         <w:jc w:val="both"/>
         <w:rPr>
-          <w:sz w:val="23"/>
-          <w:szCs w:val="23"/>
-        </w:rPr>
-      </w:pPr>
-      <w:r>
-        <w:rPr>
-          <w:sz w:val="23"/>
-          <w:szCs w:val="23"/>
+          <w:sz w:val="22"/>
+          <w:szCs w:val="22"/>
+        </w:rPr>
+      </w:pPr>
+      <w:r>
+        <w:rPr>
+          <w:sz w:val="22"/>
+          <w:szCs w:val="22"/>
         </w:rPr>
         <w:t>Economic and Social Impacts of China–Africa Development Cooperation under the South–South Cooperation Framework.</w:t>
       </w:r>
       <w:r>
         <w:rPr>
           <w:rFonts w:hint="eastAsia"/>
-          <w:sz w:val="23"/>
-          <w:szCs w:val="23"/>
+          <w:sz w:val="22"/>
+          <w:szCs w:val="22"/>
         </w:rPr>
         <w:t xml:space="preserve"> </w:t>
-      </w:r>
-      <w:r>
-        <w:rPr>
-          <w:b/>
-          <w:bCs/>
-          <w:sz w:val="23"/>
-          <w:szCs w:val="23"/>
-        </w:rPr>
-        <w:t xml:space="preserve">RMB </w:t>
       </w:r>
       <w:r>
         <w:rPr>
           <w:rFonts w:hint="eastAsia"/>
           <w:b/>
           <w:bCs/>
-          <w:sz w:val="23"/>
-          <w:szCs w:val="23"/>
-        </w:rPr>
-        <w:t>8</w:t>
-      </w:r>
-      <w:r>
-        <w:rPr>
-          <w:b/>
-          <w:bCs/>
-          <w:sz w:val="23"/>
-          <w:szCs w:val="23"/>
-        </w:rPr>
-        <w:t>0,000</w:t>
-      </w:r>
-      <w:r>
-        <w:rPr>
-          <w:sz w:val="23"/>
-          <w:szCs w:val="23"/>
-        </w:rPr>
-        <w:t xml:space="preserve">. </w:t>
-      </w:r>
-      <w:r>
-        <w:rPr>
-          <w:rFonts w:hint="eastAsia"/>
-          <w:b/>
-          <w:bCs/>
-          <w:sz w:val="23"/>
-          <w:szCs w:val="23"/>
+          <w:sz w:val="22"/>
+          <w:szCs w:val="22"/>
         </w:rPr>
         <w:t>PI</w:t>
       </w:r>
       <w:r>
         <w:rPr>
-          <w:sz w:val="23"/>
-          <w:szCs w:val="23"/>
+          <w:sz w:val="22"/>
+          <w:szCs w:val="22"/>
         </w:rPr>
         <w:t>.</w:t>
       </w:r>
@@ -2996,23 +2453,7 @@
           <w:sz w:val="23"/>
           <w:szCs w:val="23"/>
         </w:rPr>
-        <w:t xml:space="preserve"> 202</w:t>
-      </w:r>
-      <w:r>
-        <w:rPr>
-          <w:rFonts w:hint="eastAsia"/>
-          <w:sz w:val="23"/>
-          <w:szCs w:val="23"/>
-        </w:rPr>
-        <w:t>6</w:t>
-      </w:r>
-      <w:r>
-        <w:rPr>
-          <w:rFonts w:hint="eastAsia"/>
-          <w:sz w:val="23"/>
-          <w:szCs w:val="23"/>
-        </w:rPr>
-        <w:t>:</w:t>
+        <w:t xml:space="preserve"> 2026:</w:t>
       </w:r>
       <w:r>
         <w:rPr>
@@ -3027,51 +2468,28 @@
     </w:p>
     <w:p>
       <w:pPr>
-        <w:spacing w:after="240"/>
+        <w:spacing w:after="120"/>
         <w:ind w:left="709"/>
         <w:jc w:val="both"/>
         <w:rPr>
-          <w:sz w:val="23"/>
-          <w:szCs w:val="23"/>
-        </w:rPr>
-      </w:pPr>
-      <w:r>
-        <w:rPr>
-          <w:sz w:val="23"/>
-          <w:szCs w:val="23"/>
-        </w:rPr>
-        <w:t xml:space="preserve">Hiring Effective Health Promoters </w:t>
-      </w:r>
-      <w:r>
-        <w:rPr>
-          <w:sz w:val="23"/>
-          <w:szCs w:val="23"/>
-        </w:rPr>
-        <w:t>(</w:t>
-      </w:r>
-      <w:r>
-        <w:rPr>
-          <w:sz w:val="23"/>
-          <w:szCs w:val="23"/>
-        </w:rPr>
-        <w:t xml:space="preserve">MOZ-25001), </w:t>
-      </w:r>
-      <w:r>
-        <w:rPr>
-          <w:b/>
-          <w:bCs/>
-          <w:sz w:val="23"/>
-          <w:szCs w:val="23"/>
-        </w:rPr>
-        <w:t>GBP 90,000</w:t>
+          <w:sz w:val="22"/>
+          <w:szCs w:val="22"/>
+        </w:rPr>
+      </w:pPr>
+      <w:r>
+        <w:rPr>
+          <w:sz w:val="22"/>
+          <w:szCs w:val="22"/>
+        </w:rPr>
+        <w:t>Hiring Effective Health Promoters (MOZ-25001)</w:t>
       </w:r>
       <w:r>
         <w:rPr>
           <w:rFonts w:hint="eastAsia"/>
           <w:b/>
           <w:bCs/>
-          <w:sz w:val="23"/>
-          <w:szCs w:val="23"/>
+          <w:sz w:val="22"/>
+          <w:szCs w:val="22"/>
         </w:rPr>
         <w:t>.</w:t>
       </w:r>
@@ -3079,15 +2497,15 @@
         <w:rPr>
           <w:b/>
           <w:bCs/>
-          <w:sz w:val="23"/>
-          <w:szCs w:val="23"/>
+          <w:sz w:val="22"/>
+          <w:szCs w:val="22"/>
         </w:rPr>
         <w:t xml:space="preserve"> Co-PI</w:t>
       </w:r>
       <w:r>
         <w:rPr>
-          <w:sz w:val="23"/>
-          <w:szCs w:val="23"/>
+          <w:sz w:val="22"/>
+          <w:szCs w:val="22"/>
         </w:rPr>
         <w:t>.</w:t>
       </w:r>
@@ -3163,57 +2581,33 @@
     </w:p>
     <w:p>
       <w:pPr>
-        <w:spacing w:after="240"/>
+        <w:spacing w:after="120"/>
         <w:ind w:left="709"/>
         <w:jc w:val="both"/>
         <w:rPr>
-          <w:sz w:val="23"/>
-          <w:szCs w:val="23"/>
-        </w:rPr>
-      </w:pPr>
-      <w:r>
-        <w:rPr>
-          <w:sz w:val="23"/>
-          <w:szCs w:val="23"/>
-        </w:rPr>
-        <w:t>Predicting and Mitigating Medical Student Attrition Using Behavioral Economics and Machine Learning (Grant No. 72174013).</w:t>
+          <w:sz w:val="22"/>
+          <w:szCs w:val="22"/>
+        </w:rPr>
+      </w:pPr>
+      <w:r>
+        <w:rPr>
+          <w:sz w:val="22"/>
+          <w:szCs w:val="22"/>
+        </w:rPr>
+        <w:t xml:space="preserve">Predicting and Mitigating Medical Student Attrition Using Behavioral Economics and Machine Learning (Grant No. 72174013). </w:t>
       </w:r>
       <w:r>
         <w:rPr>
           <w:rFonts w:hint="eastAsia"/>
-          <w:sz w:val="23"/>
-          <w:szCs w:val="23"/>
-        </w:rPr>
-        <w:t xml:space="preserve"> </w:t>
-      </w:r>
-      <w:r>
-        <w:rPr>
-          <w:b/>
-          <w:bCs/>
-          <w:sz w:val="23"/>
-          <w:szCs w:val="23"/>
-        </w:rPr>
-        <w:t>RMB 480,000</w:t>
-      </w:r>
-      <w:r>
-        <w:rPr>
-          <w:sz w:val="23"/>
-          <w:szCs w:val="23"/>
-        </w:rPr>
-        <w:t xml:space="preserve">. </w:t>
-      </w:r>
-      <w:r>
-        <w:rPr>
-          <w:rFonts w:hint="eastAsia"/>
-          <w:sz w:val="23"/>
-          <w:szCs w:val="23"/>
+          <w:sz w:val="22"/>
+          <w:szCs w:val="22"/>
         </w:rPr>
         <w:t>Co-Investigator</w:t>
       </w:r>
       <w:r>
         <w:rPr>
-          <w:sz w:val="23"/>
-          <w:szCs w:val="23"/>
+          <w:sz w:val="22"/>
+          <w:szCs w:val="22"/>
         </w:rPr>
         <w:t>.</w:t>
       </w:r>
@@ -3310,582 +2704,143 @@
     </w:p>
     <w:p>
       <w:pPr>
-        <w:spacing w:after="240"/>
+        <w:spacing w:after="120"/>
         <w:ind w:left="709"/>
         <w:jc w:val="both"/>
         <w:rPr>
-          <w:sz w:val="23"/>
-          <w:szCs w:val="23"/>
-        </w:rPr>
-      </w:pPr>
-      <w:r>
-        <w:rPr>
-          <w:sz w:val="23"/>
-          <w:szCs w:val="23"/>
+          <w:sz w:val="22"/>
+          <w:szCs w:val="22"/>
+        </w:rPr>
+      </w:pPr>
+      <w:r>
+        <w:rPr>
+          <w:sz w:val="22"/>
+          <w:szCs w:val="22"/>
         </w:rPr>
         <w:t>General Equilibrium Analysis of China’s Healthcare System: Theoretical Modeling, Structural Estimation, and Optimal Policy Design (Grant No. 72533001).</w:t>
       </w:r>
       <w:r>
         <w:rPr>
           <w:rFonts w:hint="eastAsia"/>
-          <w:sz w:val="23"/>
-          <w:szCs w:val="23"/>
+          <w:sz w:val="22"/>
+          <w:szCs w:val="22"/>
+        </w:rPr>
+        <w:t xml:space="preserve"> Co-Investigator</w:t>
+      </w:r>
+      <w:r>
+        <w:rPr>
+          <w:sz w:val="22"/>
+          <w:szCs w:val="22"/>
+        </w:rPr>
+        <w:t>.</w:t>
+      </w:r>
+      <w:r>
+        <w:rPr>
+          <w:rFonts w:hint="eastAsia"/>
+          <w:sz w:val="22"/>
+          <w:szCs w:val="22"/>
         </w:rPr>
         <w:t xml:space="preserve"> </w:t>
       </w:r>
-      <w:r>
+    </w:p>
+    <w:p>
+      <w:pPr>
+        <w:spacing w:after="160"/>
         <w:rPr>
           <w:b/>
           <w:bCs/>
-          <w:sz w:val="23"/>
-          <w:szCs w:val="23"/>
-        </w:rPr>
-        <w:t>RMB 1.63 million</w:t>
-      </w:r>
-      <w:r>
-        <w:rPr>
-          <w:sz w:val="23"/>
-          <w:szCs w:val="23"/>
-        </w:rPr>
-        <w:t xml:space="preserve">. </w:t>
-      </w:r>
-      <w:r>
-        <w:rPr>
-          <w:rFonts w:hint="eastAsia"/>
-          <w:sz w:val="23"/>
-          <w:szCs w:val="23"/>
-        </w:rPr>
-        <w:t>Co-Investigator</w:t>
-      </w:r>
-      <w:r>
-        <w:rPr>
-          <w:sz w:val="23"/>
-          <w:szCs w:val="23"/>
-        </w:rPr>
-        <w:t>.</w:t>
-      </w:r>
-      <w:r>
-        <w:rPr>
-          <w:rFonts w:hint="eastAsia"/>
-          <w:sz w:val="23"/>
-          <w:szCs w:val="23"/>
-        </w:rPr>
-        <w:t xml:space="preserve"> </w:t>
+        </w:rPr>
+      </w:pPr>
+      <w:r>
+        <w:rPr>
+          <w:b/>
+          <w:bCs/>
+        </w:rPr>
+        <w:t>HONORS AND AWARDS</w:t>
       </w:r>
     </w:p>
     <w:p>
       <w:pPr>
-        <w:spacing w:after="240"/>
-        <w:ind w:left="2160" w:hanging="2160"/>
-        <w:jc w:val="both"/>
-        <w:rPr>
-          <w:sz w:val="23"/>
-          <w:szCs w:val="23"/>
-          <w:u w:val="single"/>
-        </w:rPr>
-      </w:pPr>
-      <w:r>
-        <w:rPr>
-          <w:sz w:val="23"/>
-          <w:szCs w:val="23"/>
-          <w:u w:val="single"/>
-        </w:rPr>
-        <w:t>Grants Awarded Prior to Assistant Professorship</w:t>
+        <w:tabs>
+          <w:tab w:val="left" w:pos="2268"/>
+        </w:tabs>
+        <w:spacing w:line="276" w:lineRule="auto"/>
+        <w:ind w:left="1559" w:hanging="992"/>
+        <w:rPr>
+          <w:sz w:val="23"/>
+          <w:szCs w:val="23"/>
+        </w:rPr>
+      </w:pPr>
+      <w:r>
+        <w:rPr>
+          <w:sz w:val="23"/>
+          <w:szCs w:val="23"/>
+        </w:rPr>
+        <w:t>2026</w:t>
+        <w:tab/>
+        <w:t>Peking University Teaching Excellence Award</w:t>
       </w:r>
     </w:p>
     <w:p>
       <w:pPr>
-        <w:pStyle w:val="ListParagraph"/>
-        <w:numPr>
-          <w:ilvl w:val="0"/>
-          <w:numId w:val="32"/>
-        </w:numPr>
-        <w:ind w:left="709"/>
-        <w:contextualSpacing w:val="0"/>
-        <w:rPr>
-          <w:rFonts w:eastAsia="FangSong"/>
+        <w:tabs>
+          <w:tab w:val="left" w:pos="2268"/>
+        </w:tabs>
+        <w:spacing w:line="276" w:lineRule="auto"/>
+        <w:ind w:left="1559" w:hanging="992"/>
+        <w:rPr>
+          <w:sz w:val="23"/>
+          <w:szCs w:val="23"/>
+        </w:rPr>
+      </w:pPr>
+      <w:r>
+        <w:rPr>
+          <w:sz w:val="23"/>
+          <w:szCs w:val="23"/>
+        </w:rPr>
+        <w:t>2025</w:t>
+        <w:tab/>
+        <w:t>Third Prize, Peking University Young Faculty Teaching Skills Competition</w:t>
+      </w:r>
+    </w:p>
+    <w:p>
+      <w:pPr>
+        <w:tabs>
+          <w:tab w:val="left" w:pos="2268"/>
+        </w:tabs>
+        <w:spacing w:line="276" w:lineRule="auto" w:after="160"/>
+        <w:ind w:left="1559" w:hanging="992"/>
+        <w:rPr>
+          <w:sz w:val="23"/>
+          <w:szCs w:val="23"/>
+        </w:rPr>
+      </w:pPr>
+      <w:r>
+        <w:rPr>
+          <w:sz w:val="23"/>
+          <w:szCs w:val="23"/>
+        </w:rPr>
+        <w:t>2023</w:t>
+        <w:tab/>
+        <w:t>Peking University Award for Excellence in Teaching and Student Development</w:t>
+      </w:r>
+    </w:p>
+    <w:p>
+      <w:pPr>
+        <w:spacing w:after="160"/>
+        <w:rPr>
           <w:b/>
           <w:bCs/>
-          <w:sz w:val="23"/>
-          <w:szCs w:val="23"/>
-        </w:rPr>
-      </w:pPr>
-      <w:r>
-        <w:rPr>
-          <w:rFonts w:eastAsia="FangSong"/>
+        </w:rPr>
+      </w:pPr>
+      <w:r>
+        <w:rPr>
           <w:b/>
           <w:bCs/>
-          <w:sz w:val="23"/>
-          <w:szCs w:val="23"/>
-        </w:rPr>
-        <w:t xml:space="preserve">Innovations for Poverty Action Peace &amp; Recovery Program, </w:t>
-      </w:r>
-      <w:r>
-        <w:rPr>
-          <w:rFonts w:eastAsia="FangSong"/>
-          <w:sz w:val="23"/>
-          <w:szCs w:val="23"/>
-        </w:rPr>
-        <w:t>2018 – 2020:</w:t>
-      </w:r>
-      <w:r>
-        <w:rPr>
-          <w:rFonts w:eastAsia="FangSong"/>
-          <w:b/>
-          <w:bCs/>
-          <w:sz w:val="23"/>
-          <w:szCs w:val="23"/>
-        </w:rPr>
-        <w:t xml:space="preserve"> </w:t>
-      </w:r>
-    </w:p>
-    <w:p>
-      <w:pPr>
-        <w:pStyle w:val="ListParagraph"/>
-        <w:spacing w:before="60" w:after="240"/>
-        <w:ind w:left="714"/>
-        <w:contextualSpacing w:val="0"/>
-        <w:jc w:val="both"/>
-        <w:rPr>
-          <w:sz w:val="23"/>
-          <w:szCs w:val="23"/>
-        </w:rPr>
-      </w:pPr>
-      <w:r>
-        <w:rPr>
-          <w:rFonts w:eastAsia="FangSong"/>
-        </w:rPr>
-        <w:t>Health Decision-Making in the Aftermath of a Disaster: Evidence from Cyclone Idai in Mozambiqu</w:t>
-      </w:r>
-      <w:r>
-        <w:rPr>
-          <w:rFonts w:eastAsia="FangSong" w:hint="eastAsia"/>
-        </w:rPr>
-        <w:t>e</w:t>
-      </w:r>
-      <w:r>
-        <w:rPr>
-          <w:rFonts w:eastAsia="FangSong"/>
-        </w:rPr>
-        <w:t xml:space="preserve">, </w:t>
-      </w:r>
-      <w:r>
-        <w:rPr>
-          <w:rFonts w:hint="eastAsia"/>
-          <w:b/>
-          <w:bCs/>
-          <w:sz w:val="23"/>
-          <w:szCs w:val="23"/>
-        </w:rPr>
-        <w:t>USD 147,950</w:t>
-      </w:r>
-      <w:r>
-        <w:rPr>
-          <w:rFonts w:hint="eastAsia"/>
-          <w:sz w:val="23"/>
-          <w:szCs w:val="23"/>
-        </w:rPr>
-        <w:t>.</w:t>
-      </w:r>
-      <w:r>
-        <w:rPr>
-          <w:sz w:val="23"/>
-          <w:szCs w:val="23"/>
-        </w:rPr>
-        <w:t xml:space="preserve"> </w:t>
-      </w:r>
-      <w:r>
-        <w:rPr>
-          <w:b/>
-          <w:bCs/>
-          <w:sz w:val="23"/>
-          <w:szCs w:val="23"/>
-        </w:rPr>
-        <w:t>Co-PI</w:t>
-      </w:r>
-      <w:r>
-        <w:rPr>
-          <w:sz w:val="23"/>
-          <w:szCs w:val="23"/>
-        </w:rPr>
-        <w:t>.</w:t>
-      </w:r>
-    </w:p>
-    <w:p>
-      <w:pPr>
-        <w:pStyle w:val="ListParagraph"/>
-        <w:numPr>
-          <w:ilvl w:val="0"/>
-          <w:numId w:val="32"/>
-        </w:numPr>
-        <w:ind w:left="709"/>
-        <w:contextualSpacing w:val="0"/>
-        <w:rPr>
-          <w:rFonts w:eastAsia="FangSong"/>
-          <w:b/>
-          <w:bCs/>
-          <w:sz w:val="23"/>
-          <w:szCs w:val="23"/>
-        </w:rPr>
-      </w:pPr>
-      <w:r>
-        <w:rPr>
-          <w:rFonts w:eastAsia="FangSong"/>
-          <w:b/>
-          <w:bCs/>
-          <w:sz w:val="23"/>
-          <w:szCs w:val="23"/>
-        </w:rPr>
-        <w:t>National Science Foundation</w:t>
-      </w:r>
-      <w:r>
-        <w:rPr>
-          <w:rFonts w:eastAsia="FangSong"/>
-          <w:sz w:val="23"/>
-          <w:szCs w:val="23"/>
-        </w:rPr>
-        <w:t>, 2018 – 2019:</w:t>
-      </w:r>
-      <w:r>
-        <w:rPr>
-          <w:rFonts w:eastAsia="FangSong"/>
-          <w:b/>
-          <w:bCs/>
-          <w:sz w:val="23"/>
-          <w:szCs w:val="23"/>
-        </w:rPr>
-        <w:t xml:space="preserve"> </w:t>
-      </w:r>
-    </w:p>
-    <w:p>
-      <w:pPr>
-        <w:pStyle w:val="ListParagraph"/>
-        <w:spacing w:before="60" w:after="240"/>
-        <w:ind w:left="714"/>
-        <w:contextualSpacing w:val="0"/>
-        <w:jc w:val="both"/>
-        <w:rPr>
-          <w:sz w:val="23"/>
-          <w:szCs w:val="23"/>
-        </w:rPr>
-      </w:pPr>
-      <w:r>
-        <w:rPr>
-          <w:rFonts w:eastAsia="FangSong"/>
-        </w:rPr>
-        <w:t>RAPID: Health Decision-Making in the Aftermath of a Disaster: Evidence from Cyclone Idai in Mozambique</w:t>
-      </w:r>
-      <w:r>
-        <w:rPr>
-          <w:rFonts w:eastAsia="FangSong"/>
-        </w:rPr>
-        <w:t>,</w:t>
-      </w:r>
-      <w:r>
-        <w:rPr>
-          <w:rFonts w:eastAsia="FangSong" w:hint="eastAsia"/>
-        </w:rPr>
-        <w:t xml:space="preserve"> </w:t>
-      </w:r>
-      <w:r>
-        <w:rPr>
-          <w:rFonts w:hint="eastAsia"/>
-          <w:b/>
-          <w:bCs/>
-          <w:sz w:val="23"/>
-          <w:szCs w:val="23"/>
-        </w:rPr>
-        <w:t>USD 100,000</w:t>
-      </w:r>
-      <w:r>
-        <w:rPr>
-          <w:rFonts w:hint="eastAsia"/>
-          <w:sz w:val="23"/>
-          <w:szCs w:val="23"/>
-        </w:rPr>
-        <w:t>.</w:t>
-      </w:r>
-      <w:r>
-        <w:rPr>
-          <w:sz w:val="23"/>
-          <w:szCs w:val="23"/>
-        </w:rPr>
-        <w:t xml:space="preserve"> </w:t>
-      </w:r>
-      <w:r>
-        <w:rPr>
-          <w:rFonts w:hint="eastAsia"/>
-          <w:sz w:val="23"/>
-          <w:szCs w:val="23"/>
-        </w:rPr>
-        <w:t>Co-Investigator</w:t>
-      </w:r>
-      <w:r>
-        <w:rPr>
-          <w:sz w:val="23"/>
-          <w:szCs w:val="23"/>
-        </w:rPr>
-        <w:t>.</w:t>
-      </w:r>
-    </w:p>
-    <w:p>
-      <w:pPr>
-        <w:pStyle w:val="ListParagraph"/>
-        <w:numPr>
-          <w:ilvl w:val="0"/>
-          <w:numId w:val="32"/>
-        </w:numPr>
-        <w:ind w:left="709"/>
-        <w:contextualSpacing w:val="0"/>
-        <w:rPr>
-          <w:rFonts w:eastAsia="FangSong"/>
-          <w:b/>
-          <w:bCs/>
-          <w:sz w:val="23"/>
-          <w:szCs w:val="23"/>
-        </w:rPr>
-      </w:pPr>
-      <w:r>
-        <w:rPr>
-          <w:rFonts w:eastAsia="FangSong"/>
-          <w:b/>
-          <w:bCs/>
-          <w:sz w:val="23"/>
-          <w:szCs w:val="23"/>
-        </w:rPr>
-        <w:t>United States Agency for International Development</w:t>
-      </w:r>
-      <w:r>
-        <w:rPr>
-          <w:rFonts w:eastAsia="FangSong"/>
-          <w:sz w:val="23"/>
-          <w:szCs w:val="23"/>
-        </w:rPr>
-        <w:t xml:space="preserve">, 2018 – 2019: </w:t>
-      </w:r>
-    </w:p>
-    <w:p>
-      <w:pPr>
-        <w:spacing w:before="60" w:after="240"/>
-        <w:ind w:left="720"/>
-        <w:jc w:val="both"/>
-        <w:rPr>
-          <w:sz w:val="23"/>
-          <w:szCs w:val="23"/>
-        </w:rPr>
-      </w:pPr>
-      <w:r>
-        <w:rPr>
-          <w:rFonts w:eastAsia="FangSong"/>
-        </w:rPr>
-        <w:t>Health, Education, and Economic Interventions for Orphans and Vulnerable Children in Mozambique: Supplemental Funding</w:t>
-      </w:r>
-      <w:r>
-        <w:rPr>
-          <w:sz w:val="23"/>
-          <w:szCs w:val="23"/>
-        </w:rPr>
-        <w:t xml:space="preserve">, </w:t>
-      </w:r>
-      <w:r>
-        <w:rPr>
-          <w:rFonts w:hint="eastAsia"/>
-          <w:b/>
-          <w:bCs/>
-          <w:sz w:val="23"/>
-          <w:szCs w:val="23"/>
-        </w:rPr>
-        <w:t>USD 170,000</w:t>
-      </w:r>
-      <w:r>
-        <w:rPr>
-          <w:rFonts w:hint="eastAsia"/>
-          <w:sz w:val="23"/>
-          <w:szCs w:val="23"/>
-        </w:rPr>
-        <w:t>.</w:t>
-      </w:r>
-      <w:r>
-        <w:rPr>
-          <w:sz w:val="23"/>
-          <w:szCs w:val="23"/>
-        </w:rPr>
-        <w:t xml:space="preserve"> </w:t>
-      </w:r>
-      <w:r>
-        <w:rPr>
-          <w:rFonts w:hint="eastAsia"/>
-          <w:sz w:val="23"/>
-          <w:szCs w:val="23"/>
-        </w:rPr>
-        <w:t>Co-Investigator</w:t>
-      </w:r>
-      <w:r>
-        <w:rPr>
-          <w:sz w:val="23"/>
-          <w:szCs w:val="23"/>
-        </w:rPr>
-        <w:t>.</w:t>
-      </w:r>
-    </w:p>
-    <w:p>
-      <w:pPr>
-        <w:pStyle w:val="ListParagraph"/>
-        <w:numPr>
-          <w:ilvl w:val="0"/>
-          <w:numId w:val="32"/>
-        </w:numPr>
-        <w:ind w:left="709"/>
-        <w:contextualSpacing w:val="0"/>
-        <w:rPr>
-          <w:rFonts w:eastAsia="FangSong"/>
-          <w:b/>
-          <w:bCs/>
-          <w:sz w:val="23"/>
-          <w:szCs w:val="23"/>
-        </w:rPr>
-      </w:pPr>
-      <w:r>
-        <w:rPr>
-          <w:rFonts w:eastAsia="FangSong"/>
-          <w:b/>
-          <w:bCs/>
-          <w:sz w:val="23"/>
-          <w:szCs w:val="23"/>
-        </w:rPr>
-        <w:t>United States Agency for International Development</w:t>
-      </w:r>
-      <w:r>
-        <w:rPr>
-          <w:rFonts w:eastAsia="FangSong"/>
-          <w:sz w:val="23"/>
-          <w:szCs w:val="23"/>
-        </w:rPr>
-        <w:t>, 2016 – 2019:</w:t>
-      </w:r>
-      <w:r>
-        <w:rPr>
-          <w:rFonts w:eastAsia="FangSong"/>
-          <w:b/>
-          <w:bCs/>
-          <w:sz w:val="23"/>
-          <w:szCs w:val="23"/>
-        </w:rPr>
-        <w:t xml:space="preserve"> </w:t>
-      </w:r>
-    </w:p>
-    <w:p>
-      <w:pPr>
-        <w:pStyle w:val="ListParagraph"/>
-        <w:spacing w:before="60" w:after="240"/>
-        <w:ind w:left="714"/>
-        <w:contextualSpacing w:val="0"/>
-        <w:jc w:val="both"/>
-        <w:rPr>
-          <w:sz w:val="23"/>
-          <w:szCs w:val="23"/>
-        </w:rPr>
-      </w:pPr>
-      <w:r>
-        <w:rPr>
-          <w:rFonts w:eastAsia="FangSong"/>
-        </w:rPr>
-        <w:t>Health, Education, and Economic Interventions for Orphans and Vulnerable Children in Mozambique</w:t>
-      </w:r>
-      <w:r>
-        <w:rPr>
-          <w:sz w:val="23"/>
-          <w:szCs w:val="23"/>
-        </w:rPr>
-        <w:t xml:space="preserve">, </w:t>
-      </w:r>
-      <w:r>
-        <w:rPr>
-          <w:rFonts w:hint="eastAsia"/>
-          <w:b/>
-          <w:bCs/>
-          <w:sz w:val="23"/>
-          <w:szCs w:val="23"/>
-        </w:rPr>
-        <w:t>USD</w:t>
-      </w:r>
-      <w:r>
-        <w:rPr>
-          <w:rFonts w:eastAsia="FangSong"/>
-          <w:b/>
-          <w:bCs/>
-        </w:rPr>
-        <w:t xml:space="preserve"> </w:t>
-      </w:r>
-      <w:r>
-        <w:rPr>
-          <w:rFonts w:eastAsia="FangSong" w:hint="eastAsia"/>
-          <w:b/>
-          <w:bCs/>
-        </w:rPr>
-        <w:t>1.13 million</w:t>
-      </w:r>
-      <w:r>
-        <w:rPr>
-          <w:rFonts w:hint="eastAsia"/>
-          <w:sz w:val="23"/>
-          <w:szCs w:val="23"/>
-        </w:rPr>
-        <w:t>.</w:t>
-      </w:r>
-      <w:r>
-        <w:rPr>
-          <w:sz w:val="23"/>
-          <w:szCs w:val="23"/>
-        </w:rPr>
-        <w:t xml:space="preserve"> </w:t>
-      </w:r>
-      <w:r>
-        <w:rPr>
-          <w:rFonts w:hint="eastAsia"/>
-          <w:sz w:val="23"/>
-          <w:szCs w:val="23"/>
-        </w:rPr>
-        <w:t>Co-Investigator</w:t>
-      </w:r>
-      <w:r>
-        <w:rPr>
-          <w:sz w:val="23"/>
-          <w:szCs w:val="23"/>
-        </w:rPr>
-        <w:t>.</w:t>
-      </w:r>
-    </w:p>
-    <w:p>
-      <w:pPr>
-        <w:rPr>
-          <w:b/>
-          <w:bCs/>
-        </w:rPr>
-      </w:pPr>
-    </w:p>
-    <w:p>
-      <w:pPr>
-        <w:rPr>
-          <w:b/>
-          <w:bCs/>
-        </w:rPr>
-      </w:pPr>
-      <w:r>
-        <w:rPr>
-          <w:b/>
-          <w:bCs/>
-        </w:rPr>
+        </w:rPr>
+        <w:lastRenderedPageBreak/>
         <w:t>COURSES TAUGHT</w:t>
       </w:r>
-    </w:p>
-    <w:p>
-      <w:pPr>
-        <w:rPr>
-          <w:b/>
-          <w:bCs/>
-        </w:rPr>
-      </w:pPr>
     </w:p>
     <w:p>
       <w:pPr>
@@ -3945,21 +2900,7 @@
           <w:sz w:val="23"/>
           <w:szCs w:val="23"/>
         </w:rPr>
-        <w:t xml:space="preserve">Econometrics, 2021 </w:t>
-      </w:r>
-      <w:r>
-        <w:rPr>
-          <w:sz w:val="23"/>
-          <w:szCs w:val="23"/>
-        </w:rPr>
-        <w:br/>
-      </w:r>
-      <w:r>
-        <w:rPr>
-          <w:sz w:val="23"/>
-          <w:szCs w:val="23"/>
-        </w:rPr>
-        <w:t>Development Economics, 2021, 2023</w:t>
+        <w:t xml:space="preserve">Econometrics, 2021; Development Economics, 2021, 2023</w:t>
       </w:r>
       <w:r>
         <w:rPr>
@@ -4010,7 +2951,115 @@
           <w:sz w:val="23"/>
           <w:szCs w:val="23"/>
         </w:rPr>
-        <w:t>3</w:t>
+        <w:t xml:space="preserve">3 courses, 8 offerings</w:t>
+      </w:r>
+    </w:p>
+    <w:p>
+      <w:pPr>
+        <w:spacing w:after="120"/>
+        <w:ind w:left="720"/>
+        <w:rPr>
+          <w:sz w:val="23"/>
+          <w:szCs w:val="23"/>
+        </w:rPr>
+      </w:pPr>
+      <w:r>
+        <w:rPr>
+          <w:sz w:val="23"/>
+          <w:szCs w:val="23"/>
+        </w:rPr>
+        <w:t xml:space="preserve">Development Economics, 2021, 2022, 2023, 2024, 2025, 2026 (spring)</w:t>
+      </w:r>
+      <w:r>
+        <w:rPr>
+          <w:rFonts w:hint="eastAsia"/>
+          <w:sz w:val="23"/>
+          <w:szCs w:val="23"/>
+        </w:rPr>
+        <w:t xml:space="preserve"/>
+      </w:r>
+      <w:r>
+        <w:rPr>
+          <w:sz w:val="23"/>
+          <w:szCs w:val="23"/>
+        </w:rPr>
+        <w:t/>
+      </w:r>
+      <w:r>
+        <w:rPr>
+          <w:rFonts w:hint="eastAsia"/>
+          <w:sz w:val="23"/>
+          <w:szCs w:val="23"/>
+        </w:rPr>
+        <w:t/>
+      </w:r>
+      <w:r>
+        <w:rPr>
+          <w:sz w:val="23"/>
+          <w:szCs w:val="23"/>
+        </w:rPr>
+        <w:t xml:space="preserve"> </w:t>
+        <w:br/>
+        <w:t xml:space="preserve">Research Design for a Social Science Thesis, 2022 </w:t>
+        <w:br/>
+      </w:r>
+      <w:r>
+        <w:rPr>
+          <w:rFonts w:hint="eastAsia"/>
+          <w:sz w:val="23"/>
+          <w:szCs w:val="23"/>
+        </w:rPr>
+        <w:t>The</w:t>
+      </w:r>
+      <w:r>
+        <w:rPr>
+          <w:sz w:val="23"/>
+          <w:szCs w:val="23"/>
+        </w:rPr>
+        <w:t xml:space="preserve"> Frontiers of the Economics of Artificial Intelligence</w:t>
+      </w:r>
+      <w:r>
+        <w:rPr>
+          <w:rFonts w:hint="eastAsia"/>
+          <w:sz w:val="23"/>
+          <w:szCs w:val="23"/>
+        </w:rPr>
+        <w:t xml:space="preserve"> (joint),</w:t>
+      </w:r>
+      <w:r>
+        <w:rPr>
+          <w:sz w:val="23"/>
+          <w:szCs w:val="23"/>
+        </w:rPr>
+        <w:t xml:space="preserve"> 2025 </w:t>
+      </w:r>
+    </w:p>
+    <w:p>
+      <w:pPr>
+        <w:keepNext/>
+        <w:keepLines/>
+        <w:spacing w:after="120"/>
+        <w:rPr>
+          <w:sz w:val="23"/>
+          <w:szCs w:val="23"/>
+          <w:u w:val="single"/>
+        </w:rPr>
+      </w:pPr>
+      <w:r>
+        <w:rPr>
+          <w:sz w:val="23"/>
+          <w:szCs w:val="23"/>
+          <w:u w:val="single"/>
+        </w:rPr>
+        <w:t>MPA: 2 courses, 7 offerings</w:t>
+      </w:r>
+      <w:r>
+        <w:rPr>
+          <w:rFonts w:hint="eastAsia"/>
+          <w:sz w:val="23"/>
+          <w:szCs w:val="23"/>
+        </w:rPr>
+        <w:t xml:space="preserve"/>
       </w:r>
       <w:r>
         <w:rPr>
@@ -4020,32 +3069,14 @@
           <w:sz w:val="23"/>
           <w:szCs w:val="23"/>
         </w:rPr>
-        <w:t xml:space="preserve"> courses, </w:t>
-      </w:r>
-      <w:r>
-        <w:rPr>
-          <w:rFonts w:hint="eastAsia"/>
-          <w:i/>
-          <w:iCs/>
-          <w:sz w:val="23"/>
-          <w:szCs w:val="23"/>
-        </w:rPr>
-        <w:t>8</w:t>
-      </w:r>
-      <w:r>
-        <w:rPr>
-          <w:rFonts w:hint="eastAsia"/>
-          <w:i/>
-          <w:iCs/>
-          <w:sz w:val="23"/>
-          <w:szCs w:val="23"/>
-        </w:rPr>
-        <w:t xml:space="preserve"> offerings</w:t>
+        <w:t xml:space="preserve"/>
       </w:r>
     </w:p>
     <w:p>
       <w:pPr>
-        <w:spacing w:after="120"/>
+        <w:keepNext/>
+        <w:keepLines/>
+        <w:spacing w:after="160"/>
         <w:ind w:left="720"/>
         <w:rPr>
           <w:sz w:val="23"/>
@@ -4057,7 +3088,45 @@
           <w:sz w:val="23"/>
           <w:szCs w:val="23"/>
         </w:rPr>
-        <w:t>Development Economics, 2021</w:t>
+        <w:t>Statistics for Social Science Research, 2022, 2023, 2024 (spring), 2024 (fall), 2025, 2026 (fall)</w:t>
+      </w:r>
+      <w:r>
+        <w:rPr>
+          <w:rFonts w:hint="eastAsia"/>
+          <w:sz w:val="23"/>
+          <w:szCs w:val="23"/>
+        </w:rPr>
+        <w:t xml:space="preserve"/>
+      </w:r>
+      <w:r>
+        <w:rPr>
+          <w:sz w:val="23"/>
+          <w:szCs w:val="23"/>
+        </w:rPr>
+        <w:t/>
+      </w:r>
+      <w:r>
+        <w:rPr>
+          <w:rFonts w:hint="eastAsia"/>
+          <w:sz w:val="23"/>
+          <w:szCs w:val="23"/>
+        </w:rPr>
+        <w:t xml:space="preserve"/>
+      </w:r>
+      <w:r>
+        <w:rPr>
+          <w:sz w:val="23"/>
+          <w:szCs w:val="23"/>
+        </w:rPr>
+        <w:t/>
+      </w:r>
+      <w:r>
+        <w:rPr>
+          <w:rFonts w:hint="eastAsia"/>
+          <w:sz w:val="23"/>
+          <w:szCs w:val="23"/>
+        </w:rPr>
+        <w:t xml:space="preserve"/>
       </w:r>
       <w:r>
         <w:rPr>
@@ -4065,324 +3134,37 @@
           <w:szCs w:val="23"/>
         </w:rPr>
         <w:t xml:space="preserve"> </w:t>
-      </w:r>
-      <w:r>
-        <w:rPr>
-          <w:sz w:val="23"/>
-          <w:szCs w:val="23"/>
-        </w:rPr>
         <w:br/>
-      </w:r>
-      <w:r>
-        <w:rPr>
-          <w:sz w:val="23"/>
-          <w:szCs w:val="23"/>
-        </w:rPr>
-        <w:t>Development Economics</w:t>
-      </w:r>
-      <w:r>
-        <w:rPr>
-          <w:rFonts w:hint="eastAsia"/>
-          <w:sz w:val="23"/>
-          <w:szCs w:val="23"/>
-        </w:rPr>
-        <w:t xml:space="preserve"> (joint)</w:t>
-      </w:r>
-      <w:r>
-        <w:rPr>
-          <w:sz w:val="23"/>
-          <w:szCs w:val="23"/>
-        </w:rPr>
-        <w:t xml:space="preserve">, </w:t>
-      </w:r>
-      <w:r>
-        <w:rPr>
-          <w:rFonts w:hint="eastAsia"/>
-          <w:sz w:val="23"/>
-          <w:szCs w:val="23"/>
-        </w:rPr>
-        <w:t xml:space="preserve">2022, 2023, 2024, </w:t>
-      </w:r>
-      <w:r>
-        <w:rPr>
-          <w:sz w:val="23"/>
-          <w:szCs w:val="23"/>
-        </w:rPr>
-        <w:t>2025</w:t>
-      </w:r>
-      <w:r>
-        <w:rPr>
-          <w:rFonts w:hint="eastAsia"/>
-          <w:sz w:val="23"/>
-          <w:szCs w:val="23"/>
-        </w:rPr>
-        <w:t>, 2026</w:t>
-      </w:r>
-      <w:r>
-        <w:rPr>
-          <w:sz w:val="23"/>
-          <w:szCs w:val="23"/>
-        </w:rPr>
-        <w:t xml:space="preserve"> </w:t>
-      </w:r>
-      <w:r>
-        <w:rPr>
-          <w:sz w:val="23"/>
-          <w:szCs w:val="23"/>
-        </w:rPr>
-        <w:br/>
-      </w:r>
-      <w:r>
-        <w:rPr>
-          <w:sz w:val="23"/>
-          <w:szCs w:val="23"/>
-        </w:rPr>
-        <w:t xml:space="preserve">Research Design for a Social Science Thesis, 2022 </w:t>
-      </w:r>
-      <w:r>
-        <w:rPr>
-          <w:sz w:val="23"/>
-          <w:szCs w:val="23"/>
-        </w:rPr>
-        <w:br/>
-      </w:r>
-      <w:r>
-        <w:rPr>
-          <w:rFonts w:hint="eastAsia"/>
-          <w:sz w:val="23"/>
-          <w:szCs w:val="23"/>
-        </w:rPr>
-        <w:t>The</w:t>
-      </w:r>
-      <w:r>
-        <w:rPr>
-          <w:sz w:val="23"/>
-          <w:szCs w:val="23"/>
-        </w:rPr>
-        <w:t xml:space="preserve"> Frontiers of the Economics of Artificial Intelligence</w:t>
-      </w:r>
-      <w:r>
-        <w:rPr>
-          <w:rFonts w:hint="eastAsia"/>
-          <w:sz w:val="23"/>
-          <w:szCs w:val="23"/>
-        </w:rPr>
-        <w:t xml:space="preserve"> (joint)</w:t>
-      </w:r>
-      <w:r>
-        <w:rPr>
-          <w:rFonts w:hint="eastAsia"/>
-          <w:sz w:val="23"/>
-          <w:szCs w:val="23"/>
-        </w:rPr>
-        <w:t>,</w:t>
-      </w:r>
-      <w:r>
-        <w:rPr>
-          <w:sz w:val="23"/>
-          <w:szCs w:val="23"/>
-        </w:rPr>
-        <w:t xml:space="preserve"> 2025 </w:t>
+        <w:t xml:space="preserve">Development Theory and Policy, 2022 </w:t>
       </w:r>
     </w:p>
     <w:p>
       <w:pPr>
-        <w:keepNext/>
-        <w:keepLines/>
-        <w:spacing w:after="120"/>
-        <w:rPr>
-          <w:sz w:val="23"/>
-          <w:szCs w:val="23"/>
-          <w:u w:val="single"/>
-        </w:rPr>
-      </w:pPr>
-      <w:r>
-        <w:rPr>
-          <w:sz w:val="23"/>
-          <w:szCs w:val="23"/>
-          <w:u w:val="single"/>
-        </w:rPr>
-        <w:lastRenderedPageBreak/>
-        <w:t>MPA</w:t>
-      </w:r>
-      <w:r>
-        <w:rPr>
-          <w:rFonts w:hint="eastAsia"/>
-          <w:sz w:val="23"/>
-          <w:szCs w:val="23"/>
-        </w:rPr>
-        <w:t xml:space="preserve">: </w:t>
-      </w:r>
-      <w:r>
-        <w:rPr>
-          <w:rFonts w:hint="eastAsia"/>
-          <w:i/>
-          <w:iCs/>
-          <w:sz w:val="23"/>
-          <w:szCs w:val="23"/>
-        </w:rPr>
-        <w:t xml:space="preserve">2 courses, </w:t>
-      </w:r>
-      <w:r>
-        <w:rPr>
-          <w:rFonts w:hint="eastAsia"/>
-          <w:i/>
-          <w:iCs/>
-          <w:sz w:val="23"/>
-          <w:szCs w:val="23"/>
-        </w:rPr>
-        <w:t>6</w:t>
-      </w:r>
-      <w:r>
-        <w:rPr>
-          <w:rFonts w:hint="eastAsia"/>
-          <w:i/>
-          <w:iCs/>
-          <w:sz w:val="23"/>
-          <w:szCs w:val="23"/>
-        </w:rPr>
-        <w:t xml:space="preserve"> offerings</w:t>
+        <w:spacing w:after="160"/>
+      </w:pPr>
+      <w:r>
+        <w:rPr>
+          <w:b/>
+          <w:bCs/>
+        </w:rPr>
+        <w:t xml:space="preserve">PHD SUPERVISION </w:t>
       </w:r>
     </w:p>
     <w:p>
       <w:pPr>
-        <w:keepNext/>
-        <w:keepLines/>
-        <w:spacing w:after="120"/>
-        <w:ind w:left="720"/>
-        <w:rPr>
-          <w:sz w:val="23"/>
-          <w:szCs w:val="23"/>
-        </w:rPr>
-      </w:pPr>
-      <w:r>
-        <w:rPr>
-          <w:sz w:val="23"/>
-          <w:szCs w:val="23"/>
-        </w:rPr>
-        <w:t>Statistics for Social Science Research, 2022</w:t>
-      </w:r>
-      <w:r>
-        <w:rPr>
-          <w:rFonts w:hint="eastAsia"/>
-          <w:sz w:val="23"/>
-          <w:szCs w:val="23"/>
-        </w:rPr>
-        <w:t xml:space="preserve">, 2023, </w:t>
-      </w:r>
-      <w:r>
-        <w:rPr>
-          <w:sz w:val="23"/>
-          <w:szCs w:val="23"/>
-        </w:rPr>
-        <w:t>2024</w:t>
-      </w:r>
-      <w:r>
-        <w:rPr>
-          <w:rFonts w:hint="eastAsia"/>
-          <w:sz w:val="23"/>
-          <w:szCs w:val="23"/>
-        </w:rPr>
-        <w:t xml:space="preserve"> (spring)</w:t>
-      </w:r>
-      <w:r>
-        <w:rPr>
-          <w:sz w:val="23"/>
-          <w:szCs w:val="23"/>
-        </w:rPr>
-        <w:t>, 2024</w:t>
-      </w:r>
-      <w:r>
-        <w:rPr>
-          <w:rFonts w:hint="eastAsia"/>
-          <w:sz w:val="23"/>
-          <w:szCs w:val="23"/>
-        </w:rPr>
-        <w:t xml:space="preserve"> (fall)</w:t>
-      </w:r>
-      <w:r>
-        <w:rPr>
-          <w:rFonts w:hint="eastAsia"/>
-          <w:sz w:val="23"/>
-          <w:szCs w:val="23"/>
-        </w:rPr>
-        <w:t>,</w:t>
-      </w:r>
-      <w:r>
-        <w:rPr>
-          <w:rFonts w:hint="eastAsia"/>
-          <w:sz w:val="23"/>
-          <w:szCs w:val="23"/>
-        </w:rPr>
-        <w:t xml:space="preserve"> </w:t>
-      </w:r>
-      <w:r>
-        <w:rPr>
-          <w:sz w:val="23"/>
-          <w:szCs w:val="23"/>
-        </w:rPr>
-        <w:t xml:space="preserve">2025 </w:t>
-      </w:r>
-      <w:r>
-        <w:rPr>
-          <w:sz w:val="23"/>
-          <w:szCs w:val="23"/>
-        </w:rPr>
-        <w:br/>
-      </w:r>
-      <w:r>
-        <w:rPr>
-          <w:sz w:val="23"/>
-          <w:szCs w:val="23"/>
-        </w:rPr>
-        <w:t xml:space="preserve">Development </w:t>
-      </w:r>
-      <w:r>
-        <w:rPr>
-          <w:sz w:val="23"/>
-          <w:szCs w:val="23"/>
-        </w:rPr>
-        <w:t>Theory and Policy</w:t>
-      </w:r>
-      <w:r>
-        <w:rPr>
-          <w:sz w:val="23"/>
-          <w:szCs w:val="23"/>
-        </w:rPr>
-        <w:t xml:space="preserve">, 2022 </w:t>
-      </w:r>
-    </w:p>
-    <w:p>
-      <w:pPr>
-        <w:rPr>
+        <w:pStyle w:val="NormalWeb"/>
+        <w:spacing w:before="0" w:beforeAutospacing="0" w:after="160" w:afterAutospacing="0"/>
+        <w:ind w:left="709"/>
+        <w:jc w:val="both"/>
+        <w:rPr>
+          <w:rFonts w:eastAsiaTheme="majorEastAsia"/>
           <w:b/>
           <w:bCs/>
-        </w:rPr>
-      </w:pPr>
-    </w:p>
-    <w:p>
-      <w:pPr>
-        <w:rPr>
-          <w:rStyle w:val="Strong"/>
-        </w:rPr>
-      </w:pPr>
-      <w:r>
-        <w:rPr>
-          <w:b/>
-          <w:bCs/>
-        </w:rPr>
-        <w:t xml:space="preserve">PHD SUPERVISION </w:t>
-      </w:r>
-      <w:r>
-        <w:t>(Primary Supervisor unless otherwise noted)</w:t>
-      </w:r>
-    </w:p>
-    <w:p>
-      <w:pPr>
-        <w:pStyle w:val="NormalWeb"/>
-        <w:spacing w:after="0" w:afterAutospacing="0"/>
-        <w:ind w:left="709" w:hanging="425"/>
-        <w:jc w:val="both"/>
+          <w:sz w:val="23"/>
+          <w:szCs w:val="23"/>
+        </w:rPr>
+      </w:pPr>
+      <w:r>
         <w:rPr>
           <w:rStyle w:val="Strong"/>
           <w:rFonts w:eastAsiaTheme="majorEastAsia"/>
@@ -4391,7 +3173,19 @@
           <w:sz w:val="23"/>
           <w:szCs w:val="23"/>
         </w:rPr>
-      </w:pPr>
+        <w:t xml:space="preserve">Fatou Jobe (Gambia</w:t>
+      </w:r>
+      <w:r>
+        <w:rPr>
+          <w:rStyle w:val="Strong"/>
+          <w:rFonts w:eastAsiaTheme="majorEastAsia" w:hint="eastAsia"/>
+          <w:b w:val="0"/>
+          <w:bCs w:val="0"/>
+          <w:sz w:val="23"/>
+          <w:szCs w:val="23"/>
+        </w:rPr>
+        <w:t xml:space="preserve"> -</w:t>
+      </w:r>
       <w:r>
         <w:rPr>
           <w:rStyle w:val="Strong"/>
@@ -4401,7 +3195,7 @@
           <w:sz w:val="23"/>
           <w:szCs w:val="23"/>
         </w:rPr>
-        <w:t>Fatou Jobe, Gambia</w:t>
+        <w:t xml:space="preserve"> PhD 2024); Assefa Zelalem Lijalem (Ethiopia</w:t>
       </w:r>
       <w:r>
         <w:rPr>
@@ -4423,123 +3217,20 @@
           <w:sz w:val="23"/>
           <w:szCs w:val="23"/>
         </w:rPr>
-        <w:t xml:space="preserve"> </w:t>
+        <w:t xml:space="preserve"> PhD 2025); Khin Mar Aye (Myanmar</w:t>
       </w:r>
       <w:r>
         <w:rPr>
           <w:rStyle w:val="Strong"/>
-          <w:rFonts w:eastAsiaTheme="majorEastAsia"/>
-          <w:sz w:val="23"/>
-          <w:szCs w:val="23"/>
-        </w:rPr>
-        <w:t>PhD 2024</w:t>
-      </w:r>
-    </w:p>
-    <w:p>
-      <w:pPr>
-        <w:pStyle w:val="NormalWeb"/>
-        <w:spacing w:before="0" w:beforeAutospacing="0" w:after="0" w:afterAutospacing="0"/>
-        <w:ind w:left="709" w:firstLine="1"/>
-        <w:jc w:val="both"/>
-        <w:rPr>
-          <w:rFonts w:eastAsiaTheme="majorEastAsia"/>
-          <w:sz w:val="23"/>
-          <w:szCs w:val="23"/>
-        </w:rPr>
-      </w:pPr>
-      <w:r>
-        <w:rPr>
-          <w:rStyle w:val="Emphasis"/>
           <w:rFonts w:eastAsiaTheme="majorEastAsia" w:hint="eastAsia"/>
-          <w:b/>
-          <w:bCs/>
-          <w:i w:val="0"/>
-          <w:iCs w:val="0"/>
-          <w:sz w:val="22"/>
-          <w:szCs w:val="22"/>
-        </w:rPr>
-        <w:t>Dissertation</w:t>
-      </w:r>
-      <w:r>
-        <w:rPr>
-          <w:rStyle w:val="Emphasis"/>
-          <w:rFonts w:eastAsiaTheme="majorEastAsia" w:hint="eastAsia"/>
-          <w:sz w:val="22"/>
-          <w:szCs w:val="22"/>
-        </w:rPr>
-        <w:t xml:space="preserve">: </w:t>
-      </w:r>
-      <w:r>
-        <w:rPr>
-          <w:rStyle w:val="Emphasis"/>
-          <w:rFonts w:eastAsiaTheme="majorEastAsia"/>
-          <w:sz w:val="22"/>
-          <w:szCs w:val="22"/>
-        </w:rPr>
-        <w:t>Food Insecurity and Coping Mechanisms in Urban Unplanned Settlements</w:t>
-      </w:r>
-      <w:r>
-        <w:rPr>
-          <w:rStyle w:val="Emphasis"/>
-          <w:rFonts w:eastAsiaTheme="majorEastAsia" w:hint="eastAsia"/>
-          <w:sz w:val="22"/>
-          <w:szCs w:val="22"/>
-        </w:rPr>
-        <w:t>:</w:t>
-      </w:r>
-      <w:r>
-        <w:rPr>
-          <w:rStyle w:val="Heading1Char"/>
-          <w:sz w:val="22"/>
-          <w:szCs w:val="22"/>
-        </w:rPr>
-        <w:t xml:space="preserve"> </w:t>
-      </w:r>
-      <w:r>
-        <w:rPr>
-          <w:rStyle w:val="Emphasis"/>
-          <w:rFonts w:eastAsiaTheme="majorEastAsia"/>
-          <w:sz w:val="22"/>
-          <w:szCs w:val="22"/>
-        </w:rPr>
-        <w:t xml:space="preserve">A Case Study of Ebo Town and </w:t>
-      </w:r>
-      <w:proofErr w:type="spellStart"/>
-      <w:r>
-        <w:rPr>
-          <w:rStyle w:val="Emphasis"/>
-          <w:rFonts w:eastAsiaTheme="majorEastAsia"/>
-          <w:sz w:val="22"/>
-          <w:szCs w:val="22"/>
-        </w:rPr>
-        <w:t>Bakoteh</w:t>
-      </w:r>
-      <w:proofErr w:type="spellEnd"/>
-      <w:r>
-        <w:rPr>
-          <w:rStyle w:val="Emphasis"/>
-          <w:rFonts w:eastAsiaTheme="majorEastAsia"/>
-          <w:sz w:val="22"/>
-          <w:szCs w:val="22"/>
-        </w:rPr>
-        <w:t xml:space="preserve"> Dumpsite in Gambia</w:t>
-      </w:r>
-      <w:r>
-        <w:rPr>
-          <w:rStyle w:val="Emphasis"/>
-          <w:rFonts w:eastAsiaTheme="majorEastAsia" w:hint="eastAsia"/>
-          <w:sz w:val="22"/>
-          <w:szCs w:val="22"/>
-        </w:rPr>
-        <w:t>.</w:t>
-      </w:r>
-    </w:p>
-    <w:p>
-      <w:pPr>
-        <w:pStyle w:val="NormalWeb"/>
-        <w:spacing w:after="0" w:afterAutospacing="0"/>
-        <w:ind w:left="709" w:hanging="425"/>
-        <w:jc w:val="both"/>
+          <w:b w:val="0"/>
+          <w:bCs w:val="0"/>
+          <w:sz w:val="23"/>
+          <w:szCs w:val="23"/>
+        </w:rPr>
+        <w:t xml:space="preserve"> -</w:t>
+      </w:r>
+      <w:r>
         <w:rPr>
           <w:rStyle w:val="Strong"/>
           <w:rFonts w:eastAsiaTheme="majorEastAsia"/>
@@ -4548,7 +3239,19 @@
           <w:sz w:val="23"/>
           <w:szCs w:val="23"/>
         </w:rPr>
-      </w:pPr>
+        <w:t xml:space="preserve"> PhD 2025); Bure Cain (Zimbabwe </w:t>
+      </w:r>
+      <w:r>
+        <w:rPr>
+          <w:rStyle w:val="Strong"/>
+          <w:rFonts w:eastAsiaTheme="majorEastAsia" w:hint="eastAsia"/>
+          <w:b w:val="0"/>
+          <w:bCs w:val="0"/>
+          <w:sz w:val="23"/>
+          <w:szCs w:val="23"/>
+        </w:rPr>
+        <w:t>-</w:t>
+      </w:r>
       <w:r>
         <w:rPr>
           <w:rStyle w:val="Strong"/>
@@ -4558,7 +3261,7 @@
           <w:sz w:val="23"/>
           <w:szCs w:val="23"/>
         </w:rPr>
-        <w:t>Assefa Zelalem Lijalem, Ethiopia</w:t>
+        <w:t xml:space="preserve"> PhD 2026); </w:t>
       </w:r>
       <w:r>
         <w:rPr>
@@ -4569,7 +3272,7 @@
           <w:sz w:val="23"/>
           <w:szCs w:val="23"/>
         </w:rPr>
-        <w:t xml:space="preserve"> -</w:t>
+        <w:t xml:space="preserve">Xuanxuan Ma (</w:t>
       </w:r>
       <w:r>
         <w:rPr>
@@ -4580,192 +3283,19 @@
           <w:sz w:val="23"/>
           <w:szCs w:val="23"/>
         </w:rPr>
-        <w:t xml:space="preserve"> </w:t>
+        <w:t xml:space="preserve">China - PhD 2026 </w:t>
       </w:r>
       <w:r>
         <w:rPr>
           <w:rStyle w:val="Strong"/>
-          <w:rFonts w:eastAsiaTheme="majorEastAsia"/>
-          <w:sz w:val="23"/>
-          <w:szCs w:val="23"/>
-        </w:rPr>
-        <w:t>PhD 2025</w:t>
-      </w:r>
-    </w:p>
-    <w:p>
-      <w:pPr>
-        <w:pStyle w:val="NormalWeb"/>
-        <w:spacing w:before="0" w:beforeAutospacing="0" w:after="0" w:afterAutospacing="0"/>
-        <w:ind w:left="709" w:firstLine="1"/>
-        <w:jc w:val="both"/>
-        <w:rPr>
-          <w:rStyle w:val="Emphasis"/>
-          <w:rFonts w:eastAsiaTheme="majorEastAsia"/>
-          <w:i w:val="0"/>
-          <w:iCs w:val="0"/>
-          <w:sz w:val="22"/>
-          <w:szCs w:val="22"/>
-        </w:rPr>
-      </w:pPr>
-      <w:r>
-        <w:rPr>
-          <w:rStyle w:val="Emphasis"/>
           <w:rFonts w:eastAsiaTheme="majorEastAsia" w:hint="eastAsia"/>
-          <w:b/>
-          <w:bCs/>
-          <w:i w:val="0"/>
-          <w:iCs w:val="0"/>
-          <w:sz w:val="22"/>
-          <w:szCs w:val="22"/>
-        </w:rPr>
-        <w:t>Dissertation</w:t>
-      </w:r>
-      <w:r>
-        <w:rPr>
-          <w:rStyle w:val="Emphasis"/>
-          <w:rFonts w:eastAsiaTheme="majorEastAsia" w:hint="eastAsia"/>
-          <w:sz w:val="22"/>
-          <w:szCs w:val="22"/>
-        </w:rPr>
-        <w:t xml:space="preserve">: </w:t>
-      </w:r>
-      <w:r>
-        <w:rPr>
-          <w:rStyle w:val="Emphasis"/>
-          <w:rFonts w:eastAsiaTheme="majorEastAsia"/>
-          <w:sz w:val="22"/>
-          <w:szCs w:val="22"/>
-        </w:rPr>
-        <w:t>The Impact of the Productive Safety Net Program on Household Food Security and Asset Accumulation in the Southern Region of Ethiopia.</w:t>
-      </w:r>
-      <w:r>
-        <w:rPr>
-          <w:rStyle w:val="Emphasis"/>
-          <w:rFonts w:eastAsiaTheme="majorEastAsia" w:hint="eastAsia"/>
-          <w:sz w:val="22"/>
-          <w:szCs w:val="22"/>
-        </w:rPr>
-        <w:t xml:space="preserve"> </w:t>
-      </w:r>
-    </w:p>
-    <w:p>
-      <w:pPr>
-        <w:pStyle w:val="NormalWeb"/>
-        <w:spacing w:before="0" w:beforeAutospacing="0" w:after="0" w:afterAutospacing="0"/>
-        <w:ind w:left="709" w:firstLine="1"/>
-        <w:jc w:val="both"/>
-        <w:rPr>
-          <w:rStyle w:val="Emphasis"/>
-          <w:rFonts w:eastAsiaTheme="majorEastAsia"/>
-          <w:i w:val="0"/>
-          <w:iCs w:val="0"/>
-          <w:sz w:val="23"/>
-          <w:szCs w:val="23"/>
-        </w:rPr>
-      </w:pPr>
-      <w:r>
-        <w:rPr>
-          <w:rStyle w:val="Emphasis"/>
-          <w:rFonts w:eastAsiaTheme="majorEastAsia" w:hint="eastAsia"/>
-          <w:b/>
-          <w:bCs/>
-          <w:i w:val="0"/>
-          <w:iCs w:val="0"/>
-          <w:sz w:val="22"/>
-          <w:szCs w:val="22"/>
-        </w:rPr>
-        <w:t>Honors</w:t>
-      </w:r>
-      <w:r>
-        <w:rPr>
-          <w:rStyle w:val="Emphasis"/>
-          <w:rFonts w:eastAsiaTheme="majorEastAsia" w:hint="eastAsia"/>
-          <w:i w:val="0"/>
-          <w:iCs w:val="0"/>
-          <w:sz w:val="22"/>
-          <w:szCs w:val="22"/>
-        </w:rPr>
-        <w:t>:</w:t>
-      </w:r>
-      <w:r>
-        <w:rPr>
-          <w:rStyle w:val="Emphasis"/>
-          <w:rFonts w:eastAsiaTheme="majorEastAsia" w:hint="eastAsia"/>
-          <w:i w:val="0"/>
-          <w:iCs w:val="0"/>
-          <w:sz w:val="22"/>
-          <w:szCs w:val="22"/>
-        </w:rPr>
-        <w:t xml:space="preserve"> </w:t>
-      </w:r>
-      <w:r>
-        <w:rPr>
-          <w:rStyle w:val="Emphasis"/>
-          <w:rFonts w:eastAsiaTheme="majorEastAsia"/>
-          <w:sz w:val="22"/>
-          <w:szCs w:val="22"/>
-        </w:rPr>
-        <w:t xml:space="preserve">Shortlisted for Peking University Outstanding Doctoral Dissertation, 2025; Peking University </w:t>
-      </w:r>
-      <w:proofErr w:type="spellStart"/>
-      <w:r>
-        <w:rPr>
-          <w:rStyle w:val="Emphasis"/>
-          <w:rFonts w:eastAsiaTheme="majorEastAsia"/>
-          <w:sz w:val="22"/>
-          <w:szCs w:val="22"/>
-        </w:rPr>
-        <w:t>Baoping</w:t>
-      </w:r>
-      <w:proofErr w:type="spellEnd"/>
-      <w:r>
-        <w:rPr>
-          <w:rStyle w:val="Emphasis"/>
-          <w:rFonts w:eastAsiaTheme="majorEastAsia"/>
-          <w:sz w:val="22"/>
-          <w:szCs w:val="22"/>
-        </w:rPr>
-        <w:t xml:space="preserve"> Africa Research Outstanding Thesis Award</w:t>
-      </w:r>
-      <w:r>
-        <w:rPr>
-          <w:rStyle w:val="Emphasis"/>
-          <w:rFonts w:eastAsiaTheme="majorEastAsia" w:hint="eastAsia"/>
-          <w:sz w:val="22"/>
-          <w:szCs w:val="22"/>
-        </w:rPr>
-        <w:t>,</w:t>
-      </w:r>
-      <w:r>
-        <w:rPr>
-          <w:rStyle w:val="Emphasis"/>
-          <w:rFonts w:eastAsiaTheme="majorEastAsia"/>
-          <w:sz w:val="22"/>
-          <w:szCs w:val="22"/>
-        </w:rPr>
-        <w:t xml:space="preserve"> 2025</w:t>
-      </w:r>
-      <w:r>
-        <w:rPr>
-          <w:rStyle w:val="Emphasis"/>
-          <w:rFonts w:eastAsiaTheme="majorEastAsia" w:hint="eastAsia"/>
-          <w:sz w:val="22"/>
-          <w:szCs w:val="22"/>
-        </w:rPr>
-        <w:t>.</w:t>
-      </w:r>
-    </w:p>
-    <w:p>
-      <w:pPr>
-        <w:pStyle w:val="NormalWeb"/>
-        <w:spacing w:after="0" w:afterAutospacing="0"/>
-        <w:ind w:left="709" w:hanging="425"/>
-        <w:jc w:val="both"/>
-        <w:rPr>
-          <w:rStyle w:val="Strong"/>
-          <w:rFonts w:eastAsiaTheme="majorEastAsia"/>
-        </w:rPr>
-      </w:pPr>
+          <w:b w:val="0"/>
+          <w:bCs w:val="0"/>
+          <w:sz w:val="23"/>
+          <w:szCs w:val="23"/>
+        </w:rPr>
+        <w:t>as co-supervisor</w:t>
+      </w:r>
       <w:r>
         <w:rPr>
           <w:rStyle w:val="Strong"/>
@@ -4775,642 +3305,30 @@
           <w:sz w:val="23"/>
           <w:szCs w:val="23"/>
         </w:rPr>
-        <w:t>Khin Mar Aye, Myanmar</w:t>
-      </w:r>
-      <w:r>
-        <w:rPr>
-          <w:rStyle w:val="Strong"/>
-          <w:rFonts w:eastAsiaTheme="majorEastAsia" w:hint="eastAsia"/>
-          <w:b w:val="0"/>
-          <w:bCs w:val="0"/>
-          <w:sz w:val="23"/>
-          <w:szCs w:val="23"/>
-        </w:rPr>
-        <w:t xml:space="preserve"> -</w:t>
-      </w:r>
-      <w:r>
-        <w:rPr>
-          <w:rStyle w:val="Strong"/>
-          <w:rFonts w:eastAsiaTheme="majorEastAsia"/>
-          <w:b w:val="0"/>
-          <w:bCs w:val="0"/>
-          <w:sz w:val="23"/>
-          <w:szCs w:val="23"/>
-        </w:rPr>
-        <w:t xml:space="preserve"> </w:t>
-      </w:r>
-      <w:r>
-        <w:rPr>
-          <w:rStyle w:val="Strong"/>
-          <w:rFonts w:eastAsiaTheme="majorEastAsia"/>
-          <w:sz w:val="23"/>
-          <w:szCs w:val="23"/>
-        </w:rPr>
-        <w:t>PhD 2025</w:t>
+        <w:t>)</w:t>
       </w:r>
     </w:p>
     <w:p>
       <w:pPr>
-        <w:pStyle w:val="NormalWeb"/>
-        <w:spacing w:before="0" w:beforeAutospacing="0" w:after="0" w:afterAutospacing="0"/>
-        <w:ind w:left="709" w:firstLine="1"/>
-        <w:jc w:val="both"/>
-        <w:rPr>
-          <w:rStyle w:val="Emphasis"/>
-          <w:rFonts w:eastAsiaTheme="majorEastAsia"/>
-          <w:sz w:val="22"/>
-          <w:szCs w:val="22"/>
-        </w:rPr>
-      </w:pPr>
-      <w:r>
-        <w:rPr>
-          <w:rStyle w:val="Emphasis"/>
-          <w:rFonts w:eastAsiaTheme="majorEastAsia" w:hint="eastAsia"/>
+        <w:spacing w:after="160"/>
+        <w:rPr>
           <w:b/>
           <w:bCs/>
-          <w:i w:val="0"/>
-          <w:iCs w:val="0"/>
-          <w:sz w:val="22"/>
-          <w:szCs w:val="22"/>
-        </w:rPr>
-        <w:t>Dissertation</w:t>
-      </w:r>
-      <w:r>
-        <w:rPr>
-          <w:rStyle w:val="Emphasis"/>
-          <w:rFonts w:eastAsiaTheme="majorEastAsia" w:hint="eastAsia"/>
-          <w:sz w:val="22"/>
-          <w:szCs w:val="22"/>
-        </w:rPr>
-        <w:t xml:space="preserve">: </w:t>
-      </w:r>
-      <w:r>
-        <w:rPr>
-          <w:rStyle w:val="Emphasis"/>
-          <w:rFonts w:eastAsiaTheme="majorEastAsia"/>
-          <w:sz w:val="22"/>
-          <w:szCs w:val="22"/>
-        </w:rPr>
-        <w:t>Determinants of Public–Private Partnership (PPP) Transport Infrastructure Delivery in Myanma</w:t>
-      </w:r>
-      <w:r>
-        <w:rPr>
-          <w:rStyle w:val="Emphasis"/>
-          <w:rFonts w:eastAsiaTheme="majorEastAsia" w:hint="eastAsia"/>
-          <w:sz w:val="22"/>
-          <w:szCs w:val="22"/>
-        </w:rPr>
-        <w:t>r</w:t>
-      </w:r>
-      <w:r>
-        <w:rPr>
-          <w:rStyle w:val="Emphasis"/>
-          <w:rFonts w:eastAsiaTheme="majorEastAsia"/>
-          <w:sz w:val="22"/>
-          <w:szCs w:val="22"/>
-        </w:rPr>
-        <w:t>.</w:t>
+        </w:rPr>
+      </w:pPr>
+      <w:r>
+        <w:rPr>
+          <w:b/>
+          <w:bCs/>
+        </w:rPr>
+        <w:t>PROFESSIONAL AND PUBLIC SERVICE</w:t>
       </w:r>
     </w:p>
     <w:p>
       <w:pPr>
-        <w:pStyle w:val="NormalWeb"/>
-        <w:spacing w:after="0" w:afterAutospacing="0"/>
-        <w:ind w:left="709" w:hanging="425"/>
-        <w:jc w:val="both"/>
-        <w:rPr>
-          <w:rStyle w:val="Strong"/>
-          <w:rFonts w:eastAsiaTheme="majorEastAsia"/>
-        </w:rPr>
-      </w:pPr>
-      <w:r>
-        <w:rPr>
-          <w:rStyle w:val="Strong"/>
-          <w:rFonts w:eastAsiaTheme="majorEastAsia"/>
-          <w:b w:val="0"/>
-          <w:bCs w:val="0"/>
-          <w:sz w:val="23"/>
-          <w:szCs w:val="23"/>
-        </w:rPr>
-        <w:t>Bure Cain, Zimbabwe, in progress</w:t>
-      </w:r>
-    </w:p>
-    <w:p>
-      <w:pPr>
-        <w:pStyle w:val="NormalWeb"/>
-        <w:spacing w:before="0" w:beforeAutospacing="0" w:after="0" w:afterAutospacing="0"/>
-        <w:ind w:left="709" w:firstLine="1"/>
-        <w:jc w:val="both"/>
-        <w:rPr>
-          <w:rStyle w:val="Emphasis"/>
-          <w:rFonts w:eastAsiaTheme="majorEastAsia"/>
-          <w:i w:val="0"/>
-          <w:iCs w:val="0"/>
-          <w:sz w:val="22"/>
-          <w:szCs w:val="22"/>
-        </w:rPr>
-      </w:pPr>
-      <w:r>
-        <w:rPr>
-          <w:rStyle w:val="Emphasis"/>
-          <w:rFonts w:eastAsiaTheme="majorEastAsia" w:hint="eastAsia"/>
-          <w:b/>
-          <w:bCs/>
-          <w:i w:val="0"/>
-          <w:iCs w:val="0"/>
-          <w:sz w:val="22"/>
-          <w:szCs w:val="22"/>
-        </w:rPr>
-        <w:t>Dissertation</w:t>
-      </w:r>
-      <w:r>
-        <w:rPr>
-          <w:rStyle w:val="Emphasis"/>
-          <w:rFonts w:eastAsiaTheme="majorEastAsia" w:hint="eastAsia"/>
-          <w:i w:val="0"/>
-          <w:iCs w:val="0"/>
-          <w:sz w:val="22"/>
-          <w:szCs w:val="22"/>
-        </w:rPr>
-        <w:t>:</w:t>
-      </w:r>
-      <w:r>
-        <w:rPr>
-          <w:rStyle w:val="Emphasis"/>
-          <w:rFonts w:eastAsiaTheme="majorEastAsia" w:hint="eastAsia"/>
-          <w:sz w:val="22"/>
-          <w:szCs w:val="22"/>
-        </w:rPr>
-        <w:t xml:space="preserve"> </w:t>
-      </w:r>
-      <w:r>
-        <w:rPr>
-          <w:rStyle w:val="Emphasis"/>
-          <w:rFonts w:eastAsiaTheme="majorEastAsia"/>
-          <w:sz w:val="22"/>
-          <w:szCs w:val="22"/>
-        </w:rPr>
-        <w:t>Assessing the Relationship Between Economic Security, Cash Management Practices, and the State of Financial Inclusion in the Informal Sector of Harare</w:t>
-      </w:r>
-      <w:r>
-        <w:rPr>
-          <w:rStyle w:val="Emphasis"/>
-          <w:rFonts w:eastAsiaTheme="majorEastAsia" w:hint="eastAsia"/>
-          <w:i w:val="0"/>
-          <w:iCs w:val="0"/>
-          <w:sz w:val="22"/>
-          <w:szCs w:val="22"/>
-        </w:rPr>
-        <w:t xml:space="preserve">. </w:t>
-      </w:r>
-    </w:p>
-    <w:p>
-      <w:pPr>
-        <w:pStyle w:val="NormalWeb"/>
-        <w:spacing w:before="0" w:beforeAutospacing="0" w:after="0" w:afterAutospacing="0"/>
-        <w:ind w:left="709" w:firstLine="1"/>
-        <w:jc w:val="both"/>
-        <w:rPr>
-          <w:rStyle w:val="Emphasis"/>
-          <w:rFonts w:eastAsiaTheme="majorEastAsia"/>
-          <w:b/>
-          <w:bCs/>
-        </w:rPr>
-      </w:pPr>
-      <w:r>
-        <w:rPr>
-          <w:rStyle w:val="Emphasis"/>
-          <w:rFonts w:eastAsiaTheme="majorEastAsia" w:hint="eastAsia"/>
-          <w:b/>
-          <w:bCs/>
-          <w:i w:val="0"/>
-          <w:iCs w:val="0"/>
-          <w:sz w:val="22"/>
-          <w:szCs w:val="22"/>
-        </w:rPr>
-        <w:t xml:space="preserve">Honors: </w:t>
-      </w:r>
-      <w:r>
-        <w:rPr>
-          <w:rStyle w:val="Emphasis"/>
-          <w:rFonts w:eastAsiaTheme="majorEastAsia"/>
-          <w:sz w:val="22"/>
-          <w:szCs w:val="22"/>
-        </w:rPr>
-        <w:t>ISSCAD Doctoral Competitive Research Grant, 2024</w:t>
-      </w:r>
-      <w:r>
-        <w:rPr>
-          <w:rStyle w:val="Emphasis"/>
-          <w:rFonts w:eastAsiaTheme="majorEastAsia" w:hint="eastAsia"/>
-          <w:sz w:val="22"/>
-          <w:szCs w:val="22"/>
-        </w:rPr>
-        <w:t>.</w:t>
-      </w:r>
-    </w:p>
-    <w:p>
-      <w:pPr>
-        <w:pStyle w:val="NormalWeb"/>
-        <w:spacing w:after="0" w:afterAutospacing="0"/>
-        <w:ind w:left="709" w:hanging="425"/>
-        <w:jc w:val="both"/>
-        <w:rPr>
-          <w:rStyle w:val="Strong"/>
-          <w:rFonts w:eastAsiaTheme="majorEastAsia"/>
-        </w:rPr>
-      </w:pPr>
-      <w:r>
-        <w:rPr>
-          <w:rStyle w:val="Strong"/>
-          <w:rFonts w:eastAsiaTheme="majorEastAsia"/>
-          <w:b w:val="0"/>
-          <w:bCs w:val="0"/>
-          <w:sz w:val="23"/>
-          <w:szCs w:val="23"/>
-        </w:rPr>
-        <w:t xml:space="preserve">Martin Mubanga Bwalya, </w:t>
-      </w:r>
-      <w:bookmarkStart w:id="0" w:name="OLE_LINK1"/>
-      <w:r>
-        <w:rPr>
-          <w:rStyle w:val="Strong"/>
-          <w:rFonts w:eastAsiaTheme="majorEastAsia"/>
-          <w:b w:val="0"/>
-          <w:bCs w:val="0"/>
-          <w:sz w:val="23"/>
-          <w:szCs w:val="23"/>
-        </w:rPr>
-        <w:t>Zambia</w:t>
-      </w:r>
-      <w:bookmarkEnd w:id="0"/>
-      <w:r>
-        <w:rPr>
-          <w:rStyle w:val="Strong"/>
-          <w:rFonts w:eastAsiaTheme="majorEastAsia"/>
-          <w:b w:val="0"/>
-          <w:bCs w:val="0"/>
-          <w:sz w:val="23"/>
-          <w:szCs w:val="23"/>
-        </w:rPr>
-        <w:t>, in progress</w:t>
-      </w:r>
-    </w:p>
-    <w:p>
-      <w:pPr>
-        <w:pStyle w:val="NormalWeb"/>
-        <w:spacing w:before="0" w:beforeAutospacing="0" w:after="0" w:afterAutospacing="0"/>
-        <w:ind w:left="709" w:firstLine="1"/>
-        <w:jc w:val="both"/>
-        <w:rPr>
-          <w:rStyle w:val="Emphasis"/>
-          <w:rFonts w:eastAsiaTheme="majorEastAsia"/>
-          <w:b/>
-          <w:bCs/>
-          <w:i w:val="0"/>
-          <w:iCs w:val="0"/>
-        </w:rPr>
-      </w:pPr>
-      <w:r>
-        <w:rPr>
-          <w:rStyle w:val="Emphasis"/>
-          <w:rFonts w:eastAsiaTheme="majorEastAsia" w:hint="eastAsia"/>
-          <w:b/>
-          <w:bCs/>
-          <w:i w:val="0"/>
-          <w:iCs w:val="0"/>
-          <w:sz w:val="22"/>
-          <w:szCs w:val="22"/>
-        </w:rPr>
-        <w:t>Dissertation:</w:t>
-      </w:r>
-      <w:r>
-        <w:rPr>
-          <w:rStyle w:val="Emphasis"/>
-          <w:rFonts w:eastAsiaTheme="majorEastAsia" w:hint="eastAsia"/>
-          <w:sz w:val="22"/>
-          <w:szCs w:val="22"/>
-        </w:rPr>
-        <w:t xml:space="preserve"> </w:t>
-      </w:r>
-      <w:r>
-        <w:rPr>
-          <w:rStyle w:val="Emphasis"/>
-          <w:rFonts w:eastAsiaTheme="majorEastAsia"/>
-          <w:sz w:val="22"/>
-          <w:szCs w:val="22"/>
-        </w:rPr>
-        <w:t>Bridging Gaps in Rural Maternal Care: A Study on Midwife Availability, Attrition, and Maternity Service Delivery in Zambia’s Northern Province.</w:t>
-      </w:r>
-    </w:p>
-    <w:p>
-      <w:pPr>
-        <w:pStyle w:val="NormalWeb"/>
-        <w:spacing w:after="0" w:afterAutospacing="0"/>
-        <w:ind w:left="709" w:hanging="425"/>
-        <w:jc w:val="both"/>
-        <w:rPr>
-          <w:rStyle w:val="Strong"/>
-          <w:rFonts w:eastAsiaTheme="majorEastAsia"/>
-        </w:rPr>
-      </w:pPr>
-      <w:r>
-        <w:rPr>
-          <w:rStyle w:val="Strong"/>
-          <w:rFonts w:eastAsiaTheme="majorEastAsia"/>
-          <w:b w:val="0"/>
-          <w:bCs w:val="0"/>
-          <w:sz w:val="23"/>
-          <w:szCs w:val="23"/>
-        </w:rPr>
-        <w:t xml:space="preserve">Gabriel Isaac Kibombwe, </w:t>
-      </w:r>
-      <w:r>
-        <w:rPr>
-          <w:rStyle w:val="Strong"/>
-          <w:rFonts w:eastAsiaTheme="majorEastAsia"/>
-          <w:b w:val="0"/>
-          <w:bCs w:val="0"/>
-          <w:sz w:val="23"/>
-          <w:szCs w:val="23"/>
-        </w:rPr>
-        <w:t>Zambia</w:t>
-      </w:r>
-      <w:r>
-        <w:rPr>
-          <w:rStyle w:val="Strong"/>
-          <w:rFonts w:eastAsiaTheme="majorEastAsia"/>
-          <w:b w:val="0"/>
-          <w:bCs w:val="0"/>
-          <w:sz w:val="23"/>
-          <w:szCs w:val="23"/>
-        </w:rPr>
-        <w:t>, in progress</w:t>
-      </w:r>
-    </w:p>
-    <w:p>
-      <w:pPr>
-        <w:pStyle w:val="NormalWeb"/>
-        <w:spacing w:before="0" w:beforeAutospacing="0" w:after="0" w:afterAutospacing="0"/>
-        <w:ind w:left="709" w:firstLine="1"/>
-        <w:jc w:val="both"/>
-        <w:rPr>
-          <w:rStyle w:val="Emphasis"/>
-          <w:rFonts w:eastAsiaTheme="majorEastAsia"/>
-        </w:rPr>
-      </w:pPr>
-      <w:r>
-        <w:rPr>
-          <w:rStyle w:val="Strong"/>
-          <w:rFonts w:eastAsiaTheme="majorEastAsia" w:hint="eastAsia"/>
-        </w:rPr>
-        <w:t xml:space="preserve">Dissertation: </w:t>
-      </w:r>
-      <w:r>
-        <w:rPr>
-          <w:rStyle w:val="Emphasis"/>
-          <w:rFonts w:eastAsiaTheme="majorEastAsia"/>
-          <w:sz w:val="22"/>
-          <w:szCs w:val="22"/>
-        </w:rPr>
-        <w:t>Policy Pathways for Sustaining Zambia’s HIV Response Amid Declining PEPFAR Support.</w:t>
-      </w:r>
-      <w:r>
-        <w:rPr>
-          <w:rStyle w:val="Emphasis"/>
-          <w:rFonts w:eastAsiaTheme="majorEastAsia" w:hint="eastAsia"/>
-        </w:rPr>
-        <w:t xml:space="preserve"> </w:t>
-      </w:r>
-    </w:p>
-    <w:p>
-      <w:pPr>
-        <w:pStyle w:val="NormalWeb"/>
-        <w:spacing w:before="0" w:beforeAutospacing="0" w:after="0" w:afterAutospacing="0"/>
-        <w:ind w:left="709" w:firstLine="1"/>
-        <w:jc w:val="both"/>
-        <w:rPr>
-          <w:rStyle w:val="Emphasis"/>
-          <w:rFonts w:eastAsiaTheme="majorEastAsia"/>
-          <w:sz w:val="22"/>
-          <w:szCs w:val="22"/>
-        </w:rPr>
-      </w:pPr>
-      <w:r>
-        <w:rPr>
-          <w:rStyle w:val="Strong"/>
-          <w:rFonts w:eastAsiaTheme="majorEastAsia" w:hint="eastAsia"/>
-        </w:rPr>
-        <w:t>Honors</w:t>
-      </w:r>
-      <w:r>
-        <w:rPr>
-          <w:rStyle w:val="Strong"/>
-          <w:rFonts w:eastAsiaTheme="majorEastAsia" w:hint="eastAsia"/>
-        </w:rPr>
-        <w:t>:</w:t>
-      </w:r>
-      <w:r>
-        <w:rPr>
-          <w:rStyle w:val="Emphasis"/>
-          <w:rFonts w:eastAsiaTheme="majorEastAsia" w:hint="eastAsia"/>
-          <w:i w:val="0"/>
-          <w:iCs w:val="0"/>
-          <w:sz w:val="22"/>
-          <w:szCs w:val="22"/>
-        </w:rPr>
-        <w:t xml:space="preserve"> </w:t>
-      </w:r>
-      <w:r>
-        <w:rPr>
-          <w:rStyle w:val="Emphasis"/>
-          <w:rFonts w:eastAsiaTheme="majorEastAsia"/>
-          <w:sz w:val="22"/>
-          <w:szCs w:val="22"/>
-        </w:rPr>
-        <w:t>ISSCAD Doctoral Competitive Research Grant, 2025</w:t>
-      </w:r>
-      <w:r>
-        <w:rPr>
-          <w:rStyle w:val="Emphasis"/>
-          <w:rFonts w:eastAsiaTheme="majorEastAsia" w:hint="eastAsia"/>
-          <w:sz w:val="22"/>
-          <w:szCs w:val="22"/>
-        </w:rPr>
-        <w:t>.</w:t>
-      </w:r>
-    </w:p>
-    <w:p>
-      <w:pPr>
-        <w:pStyle w:val="NormalWeb"/>
-        <w:spacing w:after="0" w:afterAutospacing="0"/>
-        <w:ind w:left="709" w:hanging="425"/>
-        <w:jc w:val="both"/>
-        <w:rPr>
-          <w:rStyle w:val="Strong"/>
-          <w:rFonts w:eastAsiaTheme="majorEastAsia"/>
-        </w:rPr>
-      </w:pPr>
-      <w:proofErr w:type="spellStart"/>
-      <w:r>
-        <w:rPr>
-          <w:rStyle w:val="Strong"/>
-          <w:rFonts w:eastAsiaTheme="majorEastAsia" w:hint="eastAsia"/>
-          <w:b w:val="0"/>
-          <w:bCs w:val="0"/>
-          <w:sz w:val="23"/>
-          <w:szCs w:val="23"/>
-        </w:rPr>
-        <w:t>Xuanxuan</w:t>
-      </w:r>
-      <w:proofErr w:type="spellEnd"/>
-      <w:r>
-        <w:rPr>
-          <w:rStyle w:val="Strong"/>
-          <w:rFonts w:eastAsiaTheme="majorEastAsia" w:hint="eastAsia"/>
-          <w:b w:val="0"/>
-          <w:bCs w:val="0"/>
-          <w:sz w:val="23"/>
-          <w:szCs w:val="23"/>
-        </w:rPr>
-        <w:t xml:space="preserve"> Ma (School of Public Health, Peking </w:t>
-      </w:r>
-      <w:r>
-        <w:rPr>
-          <w:rStyle w:val="Strong"/>
-          <w:rFonts w:eastAsiaTheme="majorEastAsia"/>
-          <w:b w:val="0"/>
-          <w:bCs w:val="0"/>
-          <w:sz w:val="23"/>
-          <w:szCs w:val="23"/>
-        </w:rPr>
-        <w:t>University</w:t>
-      </w:r>
-      <w:r>
-        <w:rPr>
-          <w:rStyle w:val="Strong"/>
-          <w:rFonts w:eastAsiaTheme="majorEastAsia" w:hint="eastAsia"/>
-          <w:b w:val="0"/>
-          <w:bCs w:val="0"/>
-          <w:sz w:val="23"/>
-          <w:szCs w:val="23"/>
-        </w:rPr>
-        <w:t>)</w:t>
-      </w:r>
-      <w:r>
-        <w:rPr>
-          <w:rStyle w:val="Strong"/>
-          <w:rFonts w:eastAsiaTheme="majorEastAsia"/>
-          <w:b w:val="0"/>
-          <w:bCs w:val="0"/>
-          <w:sz w:val="23"/>
-          <w:szCs w:val="23"/>
-        </w:rPr>
-        <w:t>, in progress</w:t>
-      </w:r>
-      <w:r>
-        <w:rPr>
-          <w:rStyle w:val="Strong"/>
-          <w:rFonts w:eastAsiaTheme="majorEastAsia" w:hint="eastAsia"/>
-          <w:b w:val="0"/>
-          <w:bCs w:val="0"/>
-          <w:sz w:val="23"/>
-          <w:szCs w:val="23"/>
-        </w:rPr>
-        <w:t xml:space="preserve"> as co-supervisor</w:t>
-      </w:r>
-    </w:p>
-    <w:p>
-      <w:pPr>
-        <w:pStyle w:val="NormalWeb"/>
-        <w:spacing w:before="0" w:beforeAutospacing="0" w:after="0" w:afterAutospacing="0"/>
-        <w:ind w:left="709" w:firstLine="1"/>
-        <w:jc w:val="both"/>
-        <w:rPr>
-          <w:rFonts w:eastAsiaTheme="majorEastAsia"/>
-          <w:i/>
-          <w:iCs/>
-        </w:rPr>
-      </w:pPr>
-      <w:r>
-        <w:rPr>
-          <w:rStyle w:val="Strong"/>
-          <w:rFonts w:eastAsiaTheme="majorEastAsia" w:hint="eastAsia"/>
-        </w:rPr>
-        <w:t xml:space="preserve">Dissertation: </w:t>
-      </w:r>
-      <w:r>
-        <w:rPr>
-          <w:rStyle w:val="Emphasis"/>
-          <w:rFonts w:eastAsiaTheme="majorEastAsia"/>
-          <w:sz w:val="22"/>
-          <w:szCs w:val="22"/>
-        </w:rPr>
-        <w:t>A Randomized</w:t>
-      </w:r>
-      <w:r>
-        <w:rPr>
-          <w:rStyle w:val="Emphasis"/>
-          <w:rFonts w:eastAsiaTheme="majorEastAsia" w:hint="eastAsia"/>
-          <w:sz w:val="22"/>
-          <w:szCs w:val="22"/>
-        </w:rPr>
-        <w:t xml:space="preserve"> Controlled</w:t>
-      </w:r>
-      <w:r>
-        <w:rPr>
-          <w:rStyle w:val="Emphasis"/>
-          <w:rFonts w:eastAsiaTheme="majorEastAsia"/>
-          <w:sz w:val="22"/>
-          <w:szCs w:val="22"/>
-        </w:rPr>
-        <w:t xml:space="preserve"> Trial of Developmental Interventions for Clinical Medical Students</w:t>
-      </w:r>
-      <w:r>
-        <w:rPr>
-          <w:rStyle w:val="Emphasis"/>
-          <w:rFonts w:eastAsiaTheme="majorEastAsia" w:hint="eastAsia"/>
-          <w:sz w:val="22"/>
-          <w:szCs w:val="22"/>
-        </w:rPr>
-        <w:t xml:space="preserve"> in China.</w:t>
-      </w:r>
-      <w:r>
-        <w:rPr>
-          <w:rStyle w:val="Emphasis"/>
-          <w:rFonts w:eastAsiaTheme="majorEastAsia" w:hint="eastAsia"/>
-        </w:rPr>
-        <w:t xml:space="preserve"> </w:t>
-      </w:r>
-    </w:p>
-    <w:p>
-      <w:pPr>
-        <w:rPr>
-          <w:b/>
-          <w:bCs/>
-        </w:rPr>
-      </w:pPr>
-    </w:p>
-    <w:p>
-      <w:pPr>
-        <w:rPr>
-          <w:b/>
-          <w:bCs/>
-        </w:rPr>
-      </w:pPr>
-      <w:r>
-        <w:rPr>
-          <w:b/>
-          <w:bCs/>
-        </w:rPr>
-        <w:t>PROFESSIONAL AND PUBLIC SERVICE</w:t>
-      </w:r>
-    </w:p>
-    <w:p>
-      <w:pPr>
         <w:keepNext/>
         <w:keepLines/>
-        <w:spacing w:before="240" w:after="240"/>
+        <w:spacing w:after="160"/>
         <w:jc w:val="both"/>
         <w:rPr>
           <w:sz w:val="23"/>
@@ -5435,93 +3353,71 @@
         <w:ind w:left="1559" w:hanging="992"/>
         <w:rPr>
           <w:rFonts w:eastAsia="FangSong"/>
-          <w:sz w:val="23"/>
-          <w:szCs w:val="23"/>
+          <w:sz w:val="22"/>
+          <w:szCs w:val="22"/>
         </w:rPr>
       </w:pPr>
       <w:r>
         <w:rPr>
           <w:rFonts w:eastAsia="FangSong" w:hint="eastAsia"/>
-          <w:sz w:val="23"/>
-          <w:szCs w:val="23"/>
-        </w:rPr>
-        <w:t>2023</w:t>
+          <w:sz w:val="22"/>
+          <w:szCs w:val="22"/>
+        </w:rPr>
+        <w:t xml:space="preserve">2023 </w:t>
+      </w:r>
+      <w:r>
+        <w:rPr>
+          <w:sz w:val="22"/>
+          <w:szCs w:val="22"/>
+        </w:rPr>
+        <w:t xml:space="preserve">– </w:t>
+      </w:r>
+      <w:r>
+        <w:rPr>
+          <w:rFonts w:hint="eastAsia"/>
+          <w:sz w:val="22"/>
+          <w:szCs w:val="22"/>
+        </w:rPr>
+        <w:t>present</w:t>
       </w:r>
       <w:r>
         <w:rPr>
           <w:rFonts w:eastAsia="FangSong" w:hint="eastAsia"/>
-          <w:sz w:val="23"/>
-          <w:szCs w:val="23"/>
+          <w:sz w:val="22"/>
+          <w:szCs w:val="22"/>
         </w:rPr>
         <w:t xml:space="preserve"> </w:t>
       </w:r>
       <w:r>
         <w:rPr>
-          <w:sz w:val="23"/>
-          <w:szCs w:val="23"/>
-        </w:rPr>
-        <w:t>–</w:t>
-      </w:r>
-      <w:r>
-        <w:rPr>
-          <w:sz w:val="23"/>
-          <w:szCs w:val="23"/>
-        </w:rPr>
-        <w:t xml:space="preserve"> </w:t>
-      </w:r>
-      <w:r>
-        <w:rPr>
-          <w:rFonts w:hint="eastAsia"/>
-          <w:sz w:val="23"/>
-          <w:szCs w:val="23"/>
-        </w:rPr>
-        <w:t>present</w:t>
+          <w:rFonts w:eastAsia="FangSong"/>
+          <w:sz w:val="22"/>
+          <w:szCs w:val="22"/>
+        </w:rPr>
+        <w:tab/>
+        <w:t>Center for Global Health Equity</w:t>
       </w:r>
       <w:r>
         <w:rPr>
           <w:rFonts w:eastAsia="FangSong" w:hint="eastAsia"/>
-          <w:sz w:val="23"/>
-          <w:szCs w:val="23"/>
-        </w:rPr>
-        <w:t xml:space="preserve"> </w:t>
+          <w:sz w:val="22"/>
+          <w:szCs w:val="22"/>
+        </w:rPr>
+        <w:t xml:space="preserve">, </w:t>
       </w:r>
       <w:r>
         <w:rPr>
           <w:rFonts w:eastAsia="FangSong"/>
-          <w:sz w:val="23"/>
-          <w:szCs w:val="23"/>
-        </w:rPr>
-        <w:tab/>
-      </w:r>
-      <w:r>
-        <w:rPr>
-          <w:rFonts w:eastAsia="FangSong"/>
-          <w:sz w:val="23"/>
-          <w:szCs w:val="23"/>
-        </w:rPr>
-        <w:t>Center for Global Health Equity</w:t>
+          <w:sz w:val="22"/>
+          <w:szCs w:val="22"/>
+        </w:rPr>
+        <w:t>University of Michigan</w:t>
       </w:r>
       <w:r>
         <w:rPr>
           <w:rFonts w:eastAsia="FangSong" w:hint="eastAsia"/>
-          <w:sz w:val="23"/>
-          <w:szCs w:val="23"/>
-        </w:rPr>
-        <w:t xml:space="preserve">, </w:t>
-      </w:r>
-      <w:r>
-        <w:rPr>
-          <w:rFonts w:eastAsia="FangSong"/>
-          <w:sz w:val="23"/>
-          <w:szCs w:val="23"/>
-        </w:rPr>
-        <w:t>University of Michigan</w:t>
-      </w:r>
-      <w:r>
-        <w:rPr>
-          <w:rFonts w:eastAsia="FangSong" w:hint="eastAsia"/>
-          <w:sz w:val="23"/>
-          <w:szCs w:val="23"/>
+          <w:sz w:val="22"/>
+          <w:szCs w:val="22"/>
         </w:rPr>
         <w:t>, Associate</w:t>
       </w:r>
@@ -5533,111 +3429,81 @@
         <w:ind w:left="2170" w:hanging="1603"/>
         <w:rPr>
           <w:rFonts w:eastAsia="FangSong"/>
-          <w:sz w:val="23"/>
-          <w:szCs w:val="23"/>
+          <w:sz w:val="22"/>
+          <w:szCs w:val="22"/>
         </w:rPr>
       </w:pPr>
       <w:r>
         <w:rPr>
           <w:rFonts w:eastAsia="FangSong" w:hint="eastAsia"/>
-          <w:sz w:val="23"/>
-          <w:szCs w:val="23"/>
+          <w:sz w:val="22"/>
+          <w:szCs w:val="22"/>
         </w:rPr>
         <w:t xml:space="preserve">2024 </w:t>
       </w:r>
       <w:r>
         <w:rPr>
-          <w:sz w:val="23"/>
-          <w:szCs w:val="23"/>
-        </w:rPr>
-        <w:t>–</w:t>
-      </w:r>
-      <w:r>
-        <w:rPr>
-          <w:sz w:val="23"/>
-          <w:szCs w:val="23"/>
-        </w:rPr>
-        <w:t xml:space="preserve"> </w:t>
+          <w:sz w:val="22"/>
+          <w:szCs w:val="22"/>
+        </w:rPr>
+        <w:t xml:space="preserve">– </w:t>
       </w:r>
       <w:r>
         <w:rPr>
           <w:rFonts w:hint="eastAsia"/>
-          <w:sz w:val="23"/>
-          <w:szCs w:val="23"/>
+          <w:sz w:val="22"/>
+          <w:szCs w:val="22"/>
         </w:rPr>
         <w:t>present</w:t>
       </w:r>
       <w:r>
         <w:rPr>
           <w:rFonts w:eastAsia="FangSong"/>
-          <w:sz w:val="23"/>
-          <w:szCs w:val="23"/>
+          <w:sz w:val="22"/>
+          <w:szCs w:val="22"/>
         </w:rPr>
         <w:tab/>
+        <w:t xml:space="preserve">Committee on Artificial Intelligence and </w:t>
+      </w:r>
+      <w:r>
+        <w:rPr>
+          <w:rFonts w:eastAsia="FangSong" w:hint="eastAsia"/>
+          <w:sz w:val="22"/>
+          <w:szCs w:val="22"/>
+        </w:rPr>
+        <w:t xml:space="preserve">Gig Economy, </w:t>
       </w:r>
       <w:r>
         <w:rPr>
           <w:rFonts w:eastAsia="FangSong"/>
-          <w:sz w:val="23"/>
-          <w:szCs w:val="23"/>
-        </w:rPr>
-        <w:t xml:space="preserve">Committee on Artificial Intelligence and </w:t>
+          <w:sz w:val="22"/>
+          <w:szCs w:val="22"/>
+        </w:rPr>
+        <w:t>China Association of Labor Economics</w:t>
       </w:r>
       <w:r>
         <w:rPr>
           <w:rFonts w:eastAsia="FangSong" w:hint="eastAsia"/>
-          <w:sz w:val="23"/>
-          <w:szCs w:val="23"/>
-        </w:rPr>
-        <w:t xml:space="preserve">Gig Economy, </w:t>
+          <w:sz w:val="22"/>
+          <w:szCs w:val="22"/>
+        </w:rPr>
+        <w:t xml:space="preserve"> (</w:t>
       </w:r>
       <w:r>
         <w:rPr>
           <w:rFonts w:eastAsia="FangSong"/>
-          <w:sz w:val="23"/>
-          <w:szCs w:val="23"/>
-        </w:rPr>
-        <w:t>China Association of Labor Economics</w:t>
+          <w:sz w:val="22"/>
+          <w:szCs w:val="22"/>
+        </w:rPr>
+        <w:t>CALE</w:t>
       </w:r>
       <w:r>
         <w:rPr>
           <w:rFonts w:eastAsia="FangSong" w:hint="eastAsia"/>
-          <w:sz w:val="23"/>
-          <w:szCs w:val="23"/>
-        </w:rPr>
-        <w:t xml:space="preserve"> (</w:t>
-      </w:r>
-      <w:r>
-        <w:rPr>
-          <w:rFonts w:eastAsia="FangSong"/>
-          <w:sz w:val="23"/>
-          <w:szCs w:val="23"/>
-        </w:rPr>
-        <w:t>CALE</w:t>
-      </w:r>
-      <w:r>
-        <w:rPr>
-          <w:rFonts w:eastAsia="FangSong" w:hint="eastAsia"/>
-          <w:sz w:val="23"/>
-          <w:szCs w:val="23"/>
-        </w:rPr>
-        <w:t xml:space="preserve">), Vice </w:t>
-      </w:r>
-      <w:r>
-        <w:rPr>
-          <w:rFonts w:eastAsia="FangSong" w:hint="eastAsia"/>
-          <w:sz w:val="23"/>
-          <w:szCs w:val="23"/>
-        </w:rPr>
-        <w:t>c</w:t>
-      </w:r>
-      <w:r>
-        <w:rPr>
-          <w:rFonts w:eastAsia="FangSong" w:hint="eastAsia"/>
-          <w:sz w:val="23"/>
-          <w:szCs w:val="23"/>
-        </w:rPr>
-        <w:t>hair</w:t>
+          <w:sz w:val="22"/>
+          <w:szCs w:val="22"/>
+        </w:rPr>
+        <w:t xml:space="preserve">), Vice chair</w:t>
       </w:r>
     </w:p>
     <w:p>
@@ -5647,200 +3513,149 @@
         <w:ind w:left="1559" w:hanging="992"/>
         <w:rPr>
           <w:rFonts w:eastAsia="FangSong"/>
-          <w:sz w:val="23"/>
-          <w:szCs w:val="23"/>
+          <w:sz w:val="22"/>
+          <w:szCs w:val="22"/>
         </w:rPr>
       </w:pPr>
       <w:r>
         <w:rPr>
           <w:rFonts w:eastAsia="FangSong" w:hint="eastAsia"/>
-          <w:sz w:val="23"/>
-          <w:szCs w:val="23"/>
+          <w:sz w:val="22"/>
+          <w:szCs w:val="22"/>
         </w:rPr>
         <w:t xml:space="preserve">2025 </w:t>
       </w:r>
       <w:r>
         <w:rPr>
-          <w:sz w:val="23"/>
-          <w:szCs w:val="23"/>
-        </w:rPr>
-        <w:t>–</w:t>
-      </w:r>
-      <w:r>
-        <w:rPr>
-          <w:sz w:val="23"/>
-          <w:szCs w:val="23"/>
-        </w:rPr>
-        <w:t xml:space="preserve"> </w:t>
+          <w:sz w:val="22"/>
+          <w:szCs w:val="22"/>
+        </w:rPr>
+        <w:t xml:space="preserve">– </w:t>
       </w:r>
       <w:r>
         <w:rPr>
           <w:rFonts w:hint="eastAsia"/>
-          <w:sz w:val="23"/>
-          <w:szCs w:val="23"/>
+          <w:sz w:val="22"/>
+          <w:szCs w:val="22"/>
         </w:rPr>
         <w:t>present</w:t>
       </w:r>
       <w:r>
         <w:rPr>
           <w:rFonts w:eastAsia="FangSong"/>
-          <w:sz w:val="23"/>
-          <w:szCs w:val="23"/>
+          <w:sz w:val="22"/>
+          <w:szCs w:val="22"/>
         </w:rPr>
         <w:tab/>
       </w:r>
       <w:r>
         <w:rPr>
           <w:rFonts w:eastAsia="FangSong" w:hint="eastAsia"/>
-          <w:sz w:val="23"/>
-          <w:szCs w:val="23"/>
-        </w:rPr>
-        <w:t xml:space="preserve">AI Lab </w:t>
-      </w:r>
-      <w:r>
-        <w:rPr>
-          <w:rFonts w:eastAsia="FangSong" w:hint="eastAsia"/>
-          <w:sz w:val="23"/>
-          <w:szCs w:val="23"/>
-        </w:rPr>
-        <w:t>for Social Science</w:t>
-      </w:r>
-      <w:r>
-        <w:rPr>
-          <w:rFonts w:eastAsia="FangSong" w:hint="eastAsia"/>
-          <w:sz w:val="23"/>
-          <w:szCs w:val="23"/>
-        </w:rPr>
-        <w:t xml:space="preserve">, Peking University, Founding </w:t>
-      </w:r>
-      <w:r>
-        <w:rPr>
-          <w:rFonts w:eastAsia="FangSong" w:hint="eastAsia"/>
-          <w:sz w:val="23"/>
-          <w:szCs w:val="23"/>
-        </w:rPr>
-        <w:t>member</w:t>
+          <w:sz w:val="22"/>
+          <w:szCs w:val="22"/>
+        </w:rPr>
+        <w:t xml:space="preserve">AI Lab for Social Science, Peking University, </w:t>
+      </w:r>
+      <w:r>
+        <w:rPr>
+          <w:rFonts w:eastAsia="FangSong"/>
+          <w:sz w:val="22"/>
+          <w:szCs w:val="22"/>
+        </w:rPr>
+        <w:t>Vice chair</w:t>
       </w:r>
     </w:p>
     <w:p>
       <w:pPr>
         <w:keepNext/>
         <w:keepLines/>
+        <w:spacing w:after="160"/>
         <w:ind w:left="1559" w:hanging="992"/>
         <w:jc w:val="both"/>
         <w:rPr>
           <w:b/>
           <w:bCs/>
-          <w:sz w:val="23"/>
-          <w:szCs w:val="23"/>
+          <w:sz w:val="22"/>
+          <w:szCs w:val="22"/>
         </w:rPr>
       </w:pPr>
       <w:r>
         <w:rPr>
           <w:rFonts w:eastAsia="FangSong" w:hint="eastAsia"/>
-          <w:sz w:val="23"/>
-          <w:szCs w:val="23"/>
+          <w:sz w:val="22"/>
+          <w:szCs w:val="22"/>
         </w:rPr>
         <w:t xml:space="preserve">2025 </w:t>
       </w:r>
       <w:r>
         <w:rPr>
-          <w:sz w:val="23"/>
-          <w:szCs w:val="23"/>
-        </w:rPr>
-        <w:t>–</w:t>
-      </w:r>
-      <w:r>
-        <w:rPr>
-          <w:sz w:val="23"/>
-          <w:szCs w:val="23"/>
-        </w:rPr>
-        <w:t xml:space="preserve"> </w:t>
+          <w:sz w:val="22"/>
+          <w:szCs w:val="22"/>
+        </w:rPr>
+        <w:t xml:space="preserve">– </w:t>
       </w:r>
       <w:r>
         <w:rPr>
           <w:rFonts w:hint="eastAsia"/>
-          <w:sz w:val="23"/>
-          <w:szCs w:val="23"/>
+          <w:sz w:val="22"/>
+          <w:szCs w:val="22"/>
         </w:rPr>
         <w:t>present</w:t>
       </w:r>
       <w:r>
         <w:rPr>
           <w:rFonts w:eastAsia="FangSong"/>
-          <w:sz w:val="23"/>
-          <w:szCs w:val="23"/>
+          <w:sz w:val="22"/>
+          <w:szCs w:val="22"/>
         </w:rPr>
         <w:tab/>
       </w:r>
       <w:r>
         <w:rPr>
           <w:rFonts w:eastAsia="FangSong" w:hint="eastAsia"/>
-          <w:sz w:val="23"/>
-          <w:szCs w:val="23"/>
+          <w:sz w:val="22"/>
+          <w:szCs w:val="22"/>
         </w:rPr>
         <w:t>International Development Economics Association (IDEA</w:t>
       </w:r>
       <w:r>
         <w:rPr>
           <w:rFonts w:eastAsia="FangSong"/>
-          <w:sz w:val="23"/>
-          <w:szCs w:val="23"/>
+          <w:sz w:val="22"/>
+          <w:szCs w:val="22"/>
         </w:rPr>
         <w:t>),</w:t>
       </w:r>
       <w:r>
         <w:rPr>
           <w:rFonts w:eastAsia="FangSong" w:hint="eastAsia"/>
-          <w:sz w:val="23"/>
-          <w:szCs w:val="23"/>
-        </w:rPr>
-        <w:t xml:space="preserve"> </w:t>
+          <w:sz w:val="22"/>
+          <w:szCs w:val="22"/>
+        </w:rPr>
+        <w:t xml:space="preserve"> F</w:t>
+      </w:r>
+      <w:r>
+        <w:rPr>
+          <w:rFonts w:eastAsia="FangSong"/>
+          <w:sz w:val="22"/>
+          <w:szCs w:val="22"/>
+        </w:rPr>
+        <w:t>ounding</w:t>
       </w:r>
       <w:r>
         <w:rPr>
           <w:rFonts w:eastAsia="FangSong" w:hint="eastAsia"/>
-          <w:sz w:val="23"/>
-          <w:szCs w:val="23"/>
-        </w:rPr>
-        <w:t>F</w:t>
-      </w:r>
-      <w:r>
-        <w:rPr>
-          <w:rFonts w:eastAsia="FangSong"/>
-          <w:sz w:val="23"/>
-          <w:szCs w:val="23"/>
-        </w:rPr>
-        <w:t>ounding</w:t>
-      </w:r>
-      <w:r>
-        <w:rPr>
-          <w:rFonts w:eastAsia="FangSong" w:hint="eastAsia"/>
-          <w:sz w:val="23"/>
-          <w:szCs w:val="23"/>
-        </w:rPr>
-        <w:t xml:space="preserve"> </w:t>
-      </w:r>
-      <w:r>
-        <w:rPr>
-          <w:rFonts w:eastAsia="FangSong" w:hint="eastAsia"/>
-          <w:sz w:val="23"/>
-          <w:szCs w:val="23"/>
-        </w:rPr>
-        <w:t>m</w:t>
-      </w:r>
-      <w:r>
-        <w:rPr>
-          <w:rFonts w:eastAsia="FangSong" w:hint="eastAsia"/>
-          <w:sz w:val="23"/>
-          <w:szCs w:val="23"/>
-        </w:rPr>
-        <w:t>ember</w:t>
+          <w:sz w:val="22"/>
+          <w:szCs w:val="22"/>
+        </w:rPr>
+        <w:t xml:space="preserve"> member</w:t>
       </w:r>
     </w:p>
     <w:p>
       <w:pPr>
-        <w:spacing w:after="240"/>
+        <w:keepNext/>
+        <w:keepLines/>
+        <w:spacing w:after="160"/>
         <w:jc w:val="both"/>
         <w:rPr>
           <w:sz w:val="23"/>
@@ -5848,24 +3663,12 @@
           <w:u w:val="single"/>
         </w:rPr>
       </w:pPr>
-    </w:p>
-    <w:p>
-      <w:pPr>
-        <w:spacing w:after="240"/>
-        <w:jc w:val="both"/>
+      <w:r>
         <w:rPr>
           <w:sz w:val="23"/>
           <w:szCs w:val="23"/>
           <w:u w:val="single"/>
         </w:rPr>
-      </w:pPr>
-      <w:r>
-        <w:rPr>
-          <w:sz w:val="23"/>
-          <w:szCs w:val="23"/>
-          <w:u w:val="single"/>
-        </w:rPr>
-        <w:lastRenderedPageBreak/>
         <w:t>Refereeing</w:t>
       </w:r>
     </w:p>
@@ -5878,16 +3681,16 @@
         <w:rPr>
           <w:b/>
           <w:bCs/>
-          <w:sz w:val="23"/>
-          <w:szCs w:val="23"/>
+          <w:sz w:val="22"/>
+          <w:szCs w:val="22"/>
         </w:rPr>
       </w:pPr>
       <w:r>
         <w:rPr>
           <w:rStyle w:val="Emphasis"/>
           <w:rFonts w:eastAsiaTheme="majorEastAsia"/>
-          <w:sz w:val="23"/>
-          <w:szCs w:val="23"/>
+          <w:sz w:val="22"/>
+          <w:szCs w:val="22"/>
         </w:rPr>
         <w:t>Journal of Development Economics, Journal of Labor Economics,</w:t>
       </w:r>
@@ -5895,8 +3698,8 @@
         <w:rPr>
           <w:rStyle w:val="Emphasis"/>
           <w:rFonts w:eastAsiaTheme="majorEastAsia" w:hint="eastAsia"/>
-          <w:sz w:val="23"/>
-          <w:szCs w:val="23"/>
+          <w:sz w:val="22"/>
+          <w:szCs w:val="22"/>
         </w:rPr>
         <w:t xml:space="preserve"> </w:t>
       </w:r>
@@ -5904,8 +3707,8 @@
         <w:rPr>
           <w:rStyle w:val="Emphasis"/>
           <w:rFonts w:eastAsiaTheme="majorEastAsia"/>
-          <w:sz w:val="23"/>
-          <w:szCs w:val="23"/>
+          <w:sz w:val="22"/>
+          <w:szCs w:val="22"/>
         </w:rPr>
         <w:t xml:space="preserve">Economic Development and Cultural Change, World Development, Journal of Economic Behavior and Organization, </w:t>
       </w:r>
@@ -5913,8 +3716,8 @@
         <w:rPr>
           <w:rStyle w:val="Emphasis"/>
           <w:rFonts w:eastAsiaTheme="majorEastAsia" w:hint="eastAsia"/>
-          <w:sz w:val="23"/>
-          <w:szCs w:val="23"/>
+          <w:sz w:val="22"/>
+          <w:szCs w:val="22"/>
         </w:rPr>
         <w:t xml:space="preserve">BMC Public Health, </w:t>
       </w:r>
@@ -5922,8 +3725,8 @@
         <w:rPr>
           <w:rStyle w:val="Emphasis"/>
           <w:rFonts w:eastAsiaTheme="majorEastAsia"/>
-          <w:sz w:val="23"/>
-          <w:szCs w:val="23"/>
+          <w:sz w:val="22"/>
+          <w:szCs w:val="22"/>
         </w:rPr>
         <w:t>Social Science &amp; Medicine, Journal of Government and Economics,</w:t>
       </w:r>
@@ -5931,8 +3734,8 @@
         <w:rPr>
           <w:rStyle w:val="Emphasis"/>
           <w:rFonts w:eastAsiaTheme="majorEastAsia" w:hint="eastAsia"/>
-          <w:sz w:val="23"/>
-          <w:szCs w:val="23"/>
+          <w:sz w:val="22"/>
+          <w:szCs w:val="22"/>
         </w:rPr>
         <w:t xml:space="preserve"> </w:t>
       </w:r>
@@ -5940,31 +3743,22 @@
         <w:rPr>
           <w:rStyle w:val="Emphasis"/>
           <w:rFonts w:eastAsiaTheme="majorEastAsia"/>
-          <w:sz w:val="23"/>
-          <w:szCs w:val="23"/>
-        </w:rPr>
-        <w:t>China Economic Quarterly</w:t>
-      </w:r>
-      <w:r>
-        <w:rPr>
-          <w:rStyle w:val="Emphasis"/>
-          <w:rFonts w:eastAsiaTheme="majorEastAsia"/>
-          <w:sz w:val="23"/>
-          <w:szCs w:val="23"/>
-        </w:rPr>
-        <w:t>, China Economic Journal</w:t>
-      </w:r>
-      <w:r>
-        <w:rPr>
-          <w:sz w:val="23"/>
-          <w:szCs w:val="23"/>
+          <w:sz w:val="22"/>
+          <w:szCs w:val="22"/>
+        </w:rPr>
+        <w:t>China Economic Quarterly, China Economic Journal</w:t>
+      </w:r>
+      <w:r>
+        <w:rPr>
+          <w:sz w:val="22"/>
+          <w:szCs w:val="22"/>
         </w:rPr>
         <w:t xml:space="preserve"> </w:t>
       </w:r>
     </w:p>
     <w:p>
       <w:pPr>
-        <w:spacing w:after="240"/>
+        <w:spacing w:after="160"/>
         <w:ind w:left="2160" w:hanging="2160"/>
         <w:jc w:val="both"/>
         <w:rPr>
@@ -5972,6 +3766,7 @@
           <w:szCs w:val="23"/>
           <w:u w:val="single"/>
         </w:rPr>
+        <w:keepNext/>
       </w:pPr>
       <w:r>
         <w:rPr>
@@ -5991,16 +3786,16 @@
         <w:rPr>
           <w:rStyle w:val="Emphasis"/>
           <w:rFonts w:eastAsiaTheme="majorEastAsia"/>
-          <w:sz w:val="23"/>
-          <w:szCs w:val="23"/>
+          <w:sz w:val="22"/>
+          <w:szCs w:val="22"/>
         </w:rPr>
       </w:pPr>
       <w:r>
         <w:rPr>
           <w:rStyle w:val="Emphasis"/>
           <w:rFonts w:eastAsiaTheme="majorEastAsia"/>
-          <w:sz w:val="23"/>
-          <w:szCs w:val="23"/>
+          <w:sz w:val="22"/>
+          <w:szCs w:val="22"/>
         </w:rPr>
         <w:t>South-South Sub-Forum of the National Development Forum (Beijing, 2022);</w:t>
       </w:r>
@@ -6008,8 +3803,8 @@
         <w:rPr>
           <w:rStyle w:val="Emphasis"/>
           <w:rFonts w:eastAsiaTheme="majorEastAsia" w:hint="eastAsia"/>
-          <w:sz w:val="23"/>
-          <w:szCs w:val="23"/>
+          <w:sz w:val="22"/>
+          <w:szCs w:val="22"/>
         </w:rPr>
         <w:t xml:space="preserve"> </w:t>
       </w:r>
@@ -6017,8 +3812,8 @@
         <w:rPr>
           <w:rStyle w:val="Emphasis"/>
           <w:rFonts w:eastAsiaTheme="majorEastAsia"/>
-          <w:sz w:val="23"/>
-          <w:szCs w:val="23"/>
+          <w:sz w:val="22"/>
+          <w:szCs w:val="22"/>
         </w:rPr>
         <w:t>CCER Summer Institute (Beijing, 2023, 2024, 2025</w:t>
       </w:r>
@@ -6026,8 +3821,8 @@
         <w:rPr>
           <w:rStyle w:val="Emphasis"/>
           <w:rFonts w:eastAsiaTheme="majorEastAsia" w:hint="eastAsia"/>
-          <w:sz w:val="23"/>
-          <w:szCs w:val="23"/>
+          <w:sz w:val="22"/>
+          <w:szCs w:val="22"/>
         </w:rPr>
         <w:t>, 2026</w:t>
       </w:r>
@@ -6035,8 +3830,8 @@
         <w:rPr>
           <w:rStyle w:val="Emphasis"/>
           <w:rFonts w:eastAsiaTheme="majorEastAsia"/>
-          <w:sz w:val="23"/>
-          <w:szCs w:val="23"/>
+          <w:sz w:val="22"/>
+          <w:szCs w:val="22"/>
         </w:rPr>
         <w:t>);</w:t>
       </w:r>
@@ -6044,8 +3839,8 @@
         <w:rPr>
           <w:rStyle w:val="Emphasis"/>
           <w:rFonts w:eastAsiaTheme="majorEastAsia" w:hint="eastAsia"/>
-          <w:sz w:val="23"/>
-          <w:szCs w:val="23"/>
+          <w:sz w:val="22"/>
+          <w:szCs w:val="22"/>
         </w:rPr>
         <w:t xml:space="preserve"> </w:t>
       </w:r>
@@ -6053,8 +3848,8 @@
         <w:rPr>
           <w:rStyle w:val="Emphasis"/>
           <w:rFonts w:eastAsiaTheme="majorEastAsia"/>
-          <w:sz w:val="23"/>
-          <w:szCs w:val="23"/>
+          <w:sz w:val="22"/>
+          <w:szCs w:val="22"/>
         </w:rPr>
         <w:t>M-DEV Conference (Ann Arbor, USA, 2024, 2026);</w:t>
       </w:r>
@@ -6062,906 +3857,19 @@
         <w:rPr>
           <w:rStyle w:val="Emphasis"/>
           <w:rFonts w:eastAsiaTheme="majorEastAsia" w:hint="eastAsia"/>
-          <w:sz w:val="23"/>
-          <w:szCs w:val="23"/>
-        </w:rPr>
-        <w:t xml:space="preserve"> </w:t>
-      </w:r>
-      <w:r>
-        <w:rPr>
-          <w:rStyle w:val="Emphasis"/>
-          <w:rFonts w:eastAsiaTheme="majorEastAsia" w:hint="eastAsia"/>
-          <w:sz w:val="23"/>
-          <w:szCs w:val="23"/>
-        </w:rPr>
-        <w:t>Global South Development</w:t>
+          <w:sz w:val="22"/>
+          <w:szCs w:val="22"/>
+        </w:rPr>
+        <w:t xml:space="preserve"> Global South Development</w:t>
       </w:r>
       <w:r>
         <w:rPr>
           <w:rStyle w:val="Emphasis"/>
           <w:rFonts w:eastAsiaTheme="majorEastAsia"/>
-          <w:sz w:val="23"/>
-          <w:szCs w:val="23"/>
+          <w:sz w:val="22"/>
+          <w:szCs w:val="22"/>
         </w:rPr>
         <w:t xml:space="preserve"> Conference (Beijing, 2026)</w:t>
-      </w:r>
-    </w:p>
-    <w:p>
-      <w:pPr>
-        <w:spacing w:after="240"/>
-        <w:ind w:left="2160" w:hanging="2160"/>
-        <w:jc w:val="both"/>
-        <w:rPr>
-          <w:sz w:val="23"/>
-          <w:szCs w:val="23"/>
-          <w:u w:val="single"/>
-        </w:rPr>
-      </w:pPr>
-      <w:r>
-        <w:rPr>
-          <w:sz w:val="23"/>
-          <w:szCs w:val="23"/>
-          <w:u w:val="single"/>
-        </w:rPr>
-        <w:t>Public Lectures and Policy Engagement</w:t>
-      </w:r>
-    </w:p>
-    <w:p>
-      <w:pPr>
-        <w:pStyle w:val="NormalWeb"/>
-        <w:spacing w:after="120" w:afterAutospacing="0" w:line="276" w:lineRule="auto"/>
-        <w:ind w:left="709"/>
-        <w:jc w:val="both"/>
-        <w:rPr>
-          <w:rFonts w:ascii="SimSun" w:eastAsia="SimSun" w:hAnsi="SimSun" w:cs="SimSun"/>
-          <w:i/>
-          <w:iCs/>
-          <w:sz w:val="23"/>
-          <w:szCs w:val="23"/>
-        </w:rPr>
-      </w:pPr>
-      <w:r>
-        <w:rPr>
-          <w:rFonts w:hint="eastAsia"/>
-          <w:b/>
-          <w:bCs/>
-          <w:sz w:val="23"/>
-          <w:szCs w:val="23"/>
-        </w:rPr>
-        <w:t>Universities</w:t>
-      </w:r>
-      <w:r>
-        <w:rPr>
-          <w:rFonts w:ascii="SimSun" w:eastAsia="SimSun" w:hAnsi="SimSun" w:cs="SimSun" w:hint="eastAsia"/>
-          <w:sz w:val="23"/>
-          <w:szCs w:val="23"/>
-        </w:rPr>
-        <w:t>:</w:t>
-      </w:r>
-      <w:r>
-        <w:rPr>
-          <w:i/>
-          <w:iCs/>
-          <w:sz w:val="23"/>
-          <w:szCs w:val="23"/>
-        </w:rPr>
-        <w:t xml:space="preserve"> </w:t>
-      </w:r>
-      <w:r>
-        <w:rPr>
-          <w:i/>
-          <w:iCs/>
-          <w:sz w:val="23"/>
-          <w:szCs w:val="23"/>
-        </w:rPr>
-        <w:t>Peking University Public Policy Forum (2020</w:t>
-      </w:r>
-      <w:r>
-        <w:rPr>
-          <w:rFonts w:ascii="SimSun" w:eastAsia="SimSun" w:hAnsi="SimSun" w:cs="SimSun" w:hint="eastAsia"/>
-          <w:i/>
-          <w:iCs/>
-          <w:sz w:val="23"/>
-          <w:szCs w:val="23"/>
-        </w:rPr>
-        <w:t>.11</w:t>
-      </w:r>
-      <w:r>
-        <w:rPr>
-          <w:i/>
-          <w:iCs/>
-          <w:sz w:val="23"/>
-          <w:szCs w:val="23"/>
-        </w:rPr>
-        <w:t>);</w:t>
-      </w:r>
-      <w:r>
-        <w:rPr>
-          <w:rFonts w:hint="eastAsia"/>
-          <w:i/>
-          <w:iCs/>
-          <w:sz w:val="23"/>
-          <w:szCs w:val="23"/>
-        </w:rPr>
-        <w:t xml:space="preserve"> </w:t>
-      </w:r>
-      <w:r>
-        <w:rPr>
-          <w:i/>
-          <w:iCs/>
-          <w:sz w:val="23"/>
-          <w:szCs w:val="23"/>
-        </w:rPr>
-        <w:t>Peking University “Situations and Policies” Lectures (2021</w:t>
-      </w:r>
-      <w:r>
-        <w:rPr>
-          <w:rFonts w:hint="eastAsia"/>
-          <w:i/>
-          <w:iCs/>
-          <w:sz w:val="23"/>
-          <w:szCs w:val="23"/>
-        </w:rPr>
-        <w:t>.9</w:t>
-      </w:r>
-      <w:r>
-        <w:rPr>
-          <w:i/>
-          <w:iCs/>
-          <w:sz w:val="23"/>
-          <w:szCs w:val="23"/>
-        </w:rPr>
-        <w:t>; 2022</w:t>
-      </w:r>
-      <w:r>
-        <w:rPr>
-          <w:rFonts w:hint="eastAsia"/>
-          <w:i/>
-          <w:iCs/>
-          <w:sz w:val="23"/>
-          <w:szCs w:val="23"/>
-        </w:rPr>
-        <w:t>.3</w:t>
-      </w:r>
-      <w:r>
-        <w:rPr>
-          <w:i/>
-          <w:iCs/>
-          <w:sz w:val="23"/>
-          <w:szCs w:val="23"/>
-        </w:rPr>
-        <w:t>; 2022</w:t>
-      </w:r>
-      <w:r>
-        <w:rPr>
-          <w:rFonts w:hint="eastAsia"/>
-          <w:i/>
-          <w:iCs/>
-          <w:sz w:val="23"/>
-          <w:szCs w:val="23"/>
-        </w:rPr>
-        <w:t>.12</w:t>
-      </w:r>
-      <w:r>
-        <w:rPr>
-          <w:i/>
-          <w:iCs/>
-          <w:sz w:val="23"/>
-          <w:szCs w:val="23"/>
-        </w:rPr>
-        <w:t>;</w:t>
-      </w:r>
-      <w:r>
-        <w:rPr>
-          <w:rFonts w:hint="eastAsia"/>
-          <w:i/>
-          <w:iCs/>
-          <w:sz w:val="23"/>
-          <w:szCs w:val="23"/>
-        </w:rPr>
-        <w:t xml:space="preserve"> </w:t>
-      </w:r>
-      <w:r>
-        <w:rPr>
-          <w:i/>
-          <w:iCs/>
-          <w:sz w:val="23"/>
-          <w:szCs w:val="23"/>
-        </w:rPr>
-        <w:t>2023</w:t>
-      </w:r>
-      <w:r>
-        <w:rPr>
-          <w:rFonts w:hint="eastAsia"/>
-          <w:i/>
-          <w:iCs/>
-          <w:sz w:val="23"/>
-          <w:szCs w:val="23"/>
-        </w:rPr>
-        <w:t>.4</w:t>
-      </w:r>
-      <w:r>
-        <w:rPr>
-          <w:i/>
-          <w:iCs/>
-          <w:sz w:val="23"/>
-          <w:szCs w:val="23"/>
-        </w:rPr>
-        <w:t>);</w:t>
-      </w:r>
-      <w:r>
-        <w:rPr>
-          <w:rFonts w:hint="eastAsia"/>
-          <w:i/>
-          <w:iCs/>
-          <w:sz w:val="23"/>
-          <w:szCs w:val="23"/>
-        </w:rPr>
-        <w:t xml:space="preserve"> </w:t>
-      </w:r>
-      <w:r>
-        <w:rPr>
-          <w:i/>
-          <w:iCs/>
-          <w:sz w:val="23"/>
-          <w:szCs w:val="23"/>
-        </w:rPr>
-        <w:t>ISSCAD Global Development Workshop (2022</w:t>
-      </w:r>
-      <w:r>
-        <w:rPr>
-          <w:rFonts w:hint="eastAsia"/>
-          <w:i/>
-          <w:iCs/>
-          <w:sz w:val="23"/>
-          <w:szCs w:val="23"/>
-        </w:rPr>
-        <w:t>.10</w:t>
-      </w:r>
-      <w:r>
-        <w:rPr>
-          <w:i/>
-          <w:iCs/>
-          <w:sz w:val="23"/>
-          <w:szCs w:val="23"/>
-        </w:rPr>
-        <w:t>; 2024</w:t>
-      </w:r>
-      <w:r>
-        <w:rPr>
-          <w:rFonts w:hint="eastAsia"/>
-          <w:i/>
-          <w:iCs/>
-          <w:sz w:val="23"/>
-          <w:szCs w:val="23"/>
-        </w:rPr>
-        <w:t>.12</w:t>
-      </w:r>
-      <w:r>
-        <w:rPr>
-          <w:i/>
-          <w:iCs/>
-          <w:sz w:val="23"/>
-          <w:szCs w:val="23"/>
-        </w:rPr>
-        <w:t>; 2025</w:t>
-      </w:r>
-      <w:r>
-        <w:rPr>
-          <w:rFonts w:hint="eastAsia"/>
-          <w:i/>
-          <w:iCs/>
-          <w:sz w:val="23"/>
-          <w:szCs w:val="23"/>
-        </w:rPr>
-        <w:t>.11; 2025.12</w:t>
-      </w:r>
-      <w:r>
-        <w:rPr>
-          <w:i/>
-          <w:iCs/>
-          <w:sz w:val="23"/>
-          <w:szCs w:val="23"/>
-        </w:rPr>
-        <w:t>);</w:t>
-      </w:r>
-      <w:r>
-        <w:rPr>
-          <w:i/>
-          <w:iCs/>
-          <w:sz w:val="23"/>
-          <w:szCs w:val="23"/>
-        </w:rPr>
-        <w:t xml:space="preserve"> </w:t>
-      </w:r>
-      <w:r>
-        <w:rPr>
-          <w:i/>
-          <w:iCs/>
-          <w:sz w:val="23"/>
-          <w:szCs w:val="23"/>
-        </w:rPr>
-        <w:t>East China Normal University Lecture Series on “RCTs in Health and Human Capital” (2023</w:t>
-      </w:r>
-      <w:r>
-        <w:rPr>
-          <w:rFonts w:hint="eastAsia"/>
-          <w:i/>
-          <w:iCs/>
-          <w:sz w:val="23"/>
-          <w:szCs w:val="23"/>
-        </w:rPr>
-        <w:t>.3</w:t>
-      </w:r>
-      <w:r>
-        <w:rPr>
-          <w:i/>
-          <w:iCs/>
-          <w:sz w:val="23"/>
-          <w:szCs w:val="23"/>
-        </w:rPr>
-        <w:t>);</w:t>
-      </w:r>
-      <w:r>
-        <w:rPr>
-          <w:i/>
-          <w:iCs/>
-          <w:sz w:val="23"/>
-          <w:szCs w:val="23"/>
-        </w:rPr>
-        <w:t xml:space="preserve"> </w:t>
-      </w:r>
-      <w:r>
-        <w:rPr>
-          <w:i/>
-          <w:iCs/>
-          <w:sz w:val="23"/>
-          <w:szCs w:val="23"/>
-        </w:rPr>
-        <w:t xml:space="preserve">Peking University NSD </w:t>
-      </w:r>
-      <w:proofErr w:type="spellStart"/>
-      <w:r>
-        <w:rPr>
-          <w:i/>
-          <w:iCs/>
-          <w:sz w:val="23"/>
-          <w:szCs w:val="23"/>
-        </w:rPr>
-        <w:t>Langrun</w:t>
-      </w:r>
-      <w:proofErr w:type="spellEnd"/>
-      <w:r>
-        <w:rPr>
-          <w:i/>
-          <w:iCs/>
-          <w:sz w:val="23"/>
-          <w:szCs w:val="23"/>
-        </w:rPr>
-        <w:t xml:space="preserve"> </w:t>
-      </w:r>
-      <w:proofErr w:type="spellStart"/>
-      <w:r>
-        <w:rPr>
-          <w:i/>
-          <w:iCs/>
-          <w:sz w:val="23"/>
-          <w:szCs w:val="23"/>
-        </w:rPr>
-        <w:t>Gezheng</w:t>
-      </w:r>
-      <w:proofErr w:type="spellEnd"/>
-      <w:r>
-        <w:rPr>
-          <w:i/>
-          <w:iCs/>
-          <w:sz w:val="23"/>
-          <w:szCs w:val="23"/>
-        </w:rPr>
-        <w:t xml:space="preserve"> Forum (2024</w:t>
-      </w:r>
-      <w:r>
-        <w:rPr>
-          <w:rFonts w:hint="eastAsia"/>
-          <w:i/>
-          <w:iCs/>
-          <w:sz w:val="23"/>
-          <w:szCs w:val="23"/>
-        </w:rPr>
-        <w:t>.6</w:t>
-      </w:r>
-      <w:r>
-        <w:rPr>
-          <w:i/>
-          <w:iCs/>
-          <w:sz w:val="23"/>
-          <w:szCs w:val="23"/>
-        </w:rPr>
-        <w:t>);</w:t>
-      </w:r>
-      <w:r>
-        <w:rPr>
-          <w:i/>
-          <w:iCs/>
-          <w:sz w:val="23"/>
-          <w:szCs w:val="23"/>
-        </w:rPr>
-        <w:t xml:space="preserve"> </w:t>
-      </w:r>
-      <w:r>
-        <w:rPr>
-          <w:i/>
-          <w:iCs/>
-          <w:sz w:val="23"/>
-          <w:szCs w:val="23"/>
-        </w:rPr>
-        <w:t>Renmin University Institute for Peace and Development Lecture Series (2024</w:t>
-      </w:r>
-      <w:r>
-        <w:rPr>
-          <w:rFonts w:hint="eastAsia"/>
-          <w:i/>
-          <w:iCs/>
-          <w:sz w:val="23"/>
-          <w:szCs w:val="23"/>
-        </w:rPr>
-        <w:t>.11</w:t>
-      </w:r>
-      <w:r>
-        <w:rPr>
-          <w:i/>
-          <w:iCs/>
-          <w:sz w:val="23"/>
-          <w:szCs w:val="23"/>
-        </w:rPr>
-        <w:t>);</w:t>
-      </w:r>
-      <w:r>
-        <w:rPr>
-          <w:i/>
-          <w:iCs/>
-          <w:sz w:val="23"/>
-          <w:szCs w:val="23"/>
-        </w:rPr>
-        <w:t xml:space="preserve"> </w:t>
-      </w:r>
-      <w:r>
-        <w:rPr>
-          <w:i/>
-          <w:iCs/>
-          <w:sz w:val="23"/>
-          <w:szCs w:val="23"/>
-        </w:rPr>
-        <w:t>ISSCAD Global Development Lecture (2025</w:t>
-      </w:r>
-      <w:r>
-        <w:rPr>
-          <w:rFonts w:hint="eastAsia"/>
-          <w:i/>
-          <w:iCs/>
-          <w:sz w:val="23"/>
-          <w:szCs w:val="23"/>
-        </w:rPr>
-        <w:t>.1</w:t>
-      </w:r>
-      <w:r>
-        <w:rPr>
-          <w:i/>
-          <w:iCs/>
-          <w:sz w:val="23"/>
-          <w:szCs w:val="23"/>
-        </w:rPr>
-        <w:t>);</w:t>
-      </w:r>
-      <w:r>
-        <w:rPr>
-          <w:rFonts w:hint="eastAsia"/>
-          <w:i/>
-          <w:iCs/>
-          <w:sz w:val="23"/>
-          <w:szCs w:val="23"/>
-        </w:rPr>
-        <w:t xml:space="preserve"> </w:t>
-      </w:r>
-      <w:r>
-        <w:rPr>
-          <w:i/>
-          <w:iCs/>
-          <w:sz w:val="23"/>
-          <w:szCs w:val="23"/>
-        </w:rPr>
-        <w:t>Peking University &amp; Zhaopin.com Forum on “AI and the Future of Work” (2025</w:t>
-      </w:r>
-      <w:r>
-        <w:rPr>
-          <w:rFonts w:hint="eastAsia"/>
-          <w:i/>
-          <w:iCs/>
-          <w:sz w:val="23"/>
-          <w:szCs w:val="23"/>
-        </w:rPr>
-        <w:t>.2</w:t>
-      </w:r>
-      <w:r>
-        <w:rPr>
-          <w:i/>
-          <w:iCs/>
-          <w:sz w:val="23"/>
-          <w:szCs w:val="23"/>
-        </w:rPr>
-        <w:t>);</w:t>
-      </w:r>
-      <w:r>
-        <w:rPr>
-          <w:rFonts w:hint="eastAsia"/>
-          <w:i/>
-          <w:iCs/>
-          <w:sz w:val="23"/>
-          <w:szCs w:val="23"/>
-        </w:rPr>
-        <w:t xml:space="preserve"> </w:t>
-      </w:r>
-      <w:r>
-        <w:rPr>
-          <w:i/>
-          <w:iCs/>
-          <w:sz w:val="23"/>
-          <w:szCs w:val="23"/>
-        </w:rPr>
-        <w:t>Harbin Institute of Technology Forum on “AI Empowering Chinese-Style Modernization: Theory and Practice” (2025</w:t>
-      </w:r>
-      <w:r>
-        <w:rPr>
-          <w:rFonts w:hint="eastAsia"/>
-          <w:i/>
-          <w:iCs/>
-          <w:sz w:val="23"/>
-          <w:szCs w:val="23"/>
-        </w:rPr>
-        <w:t>.9</w:t>
-      </w:r>
-      <w:r>
-        <w:rPr>
-          <w:i/>
-          <w:iCs/>
-          <w:sz w:val="23"/>
-          <w:szCs w:val="23"/>
-        </w:rPr>
-        <w:t>)</w:t>
-      </w:r>
-    </w:p>
-    <w:p>
-      <w:pPr>
-        <w:pStyle w:val="NormalWeb"/>
-        <w:spacing w:before="0" w:beforeAutospacing="0" w:after="120" w:afterAutospacing="0" w:line="276" w:lineRule="auto"/>
-        <w:ind w:left="709"/>
-        <w:jc w:val="both"/>
-        <w:rPr>
-          <w:rFonts w:ascii="SimSun" w:eastAsia="SimSun" w:hAnsi="SimSun" w:cs="SimSun"/>
-          <w:i/>
-          <w:iCs/>
-          <w:sz w:val="23"/>
-          <w:szCs w:val="23"/>
-        </w:rPr>
-      </w:pPr>
-      <w:r>
-        <w:rPr>
-          <w:rFonts w:hint="eastAsia"/>
-          <w:b/>
-          <w:bCs/>
-          <w:sz w:val="23"/>
-          <w:szCs w:val="23"/>
-        </w:rPr>
-        <w:t xml:space="preserve">Government and </w:t>
-      </w:r>
-      <w:r>
-        <w:rPr>
-          <w:rFonts w:hint="eastAsia"/>
-          <w:b/>
-          <w:bCs/>
-          <w:sz w:val="23"/>
-          <w:szCs w:val="23"/>
-        </w:rPr>
-        <w:t xml:space="preserve">Professional </w:t>
-      </w:r>
-      <w:r>
-        <w:rPr>
-          <w:rFonts w:hint="eastAsia"/>
-          <w:b/>
-          <w:bCs/>
-          <w:sz w:val="23"/>
-          <w:szCs w:val="23"/>
-        </w:rPr>
-        <w:t>Societies</w:t>
-      </w:r>
-      <w:r>
-        <w:rPr>
-          <w:rFonts w:ascii="SimSun" w:eastAsia="SimSun" w:hAnsi="SimSun" w:cs="SimSun" w:hint="eastAsia"/>
-          <w:sz w:val="23"/>
-          <w:szCs w:val="23"/>
-        </w:rPr>
-        <w:t>:</w:t>
-      </w:r>
-      <w:r>
-        <w:rPr>
-          <w:i/>
-          <w:iCs/>
-          <w:sz w:val="23"/>
-          <w:szCs w:val="23"/>
-        </w:rPr>
-        <w:t xml:space="preserve"> </w:t>
-      </w:r>
-      <w:r>
-        <w:rPr>
-          <w:i/>
-          <w:iCs/>
-          <w:sz w:val="23"/>
-          <w:szCs w:val="23"/>
-        </w:rPr>
-        <w:t>Ministry of Commerce Overseas Training Program on “China’s Development Model” (Thailand &amp; Cambodia, 2024</w:t>
-      </w:r>
-      <w:r>
-        <w:rPr>
-          <w:rFonts w:hint="eastAsia"/>
-          <w:i/>
-          <w:iCs/>
-          <w:sz w:val="23"/>
-          <w:szCs w:val="23"/>
-        </w:rPr>
-        <w:t>.1</w:t>
-      </w:r>
-      <w:r>
-        <w:rPr>
-          <w:i/>
-          <w:iCs/>
-          <w:sz w:val="23"/>
-          <w:szCs w:val="23"/>
-        </w:rPr>
-        <w:t>);</w:t>
-      </w:r>
-      <w:r>
-        <w:rPr>
-          <w:i/>
-          <w:iCs/>
-          <w:sz w:val="23"/>
-          <w:szCs w:val="23"/>
-        </w:rPr>
-        <w:t xml:space="preserve"> </w:t>
-      </w:r>
-      <w:r>
-        <w:rPr>
-          <w:i/>
-          <w:iCs/>
-          <w:sz w:val="23"/>
-          <w:szCs w:val="23"/>
-        </w:rPr>
-        <w:t>Government Roundtable on the Employment Impact of Artificial Intelligence (2024</w:t>
-      </w:r>
-      <w:r>
-        <w:rPr>
-          <w:rFonts w:hint="eastAsia"/>
-          <w:i/>
-          <w:iCs/>
-          <w:sz w:val="23"/>
-          <w:szCs w:val="23"/>
-        </w:rPr>
-        <w:t>.8; 2024.10</w:t>
-      </w:r>
-      <w:r>
-        <w:rPr>
-          <w:i/>
-          <w:iCs/>
-          <w:sz w:val="23"/>
-          <w:szCs w:val="23"/>
-        </w:rPr>
-        <w:t>);</w:t>
-      </w:r>
-      <w:r>
-        <w:rPr>
-          <w:rStyle w:val="Emphasis"/>
-          <w:rFonts w:eastAsiaTheme="majorEastAsia"/>
-          <w:i w:val="0"/>
-          <w:iCs w:val="0"/>
-          <w:sz w:val="23"/>
-          <w:szCs w:val="23"/>
-        </w:rPr>
-        <w:t xml:space="preserve"> </w:t>
-      </w:r>
-      <w:r>
-        <w:rPr>
-          <w:rStyle w:val="Emphasis"/>
-          <w:rFonts w:eastAsiaTheme="majorEastAsia"/>
-          <w:i w:val="0"/>
-          <w:iCs w:val="0"/>
-          <w:sz w:val="23"/>
-          <w:szCs w:val="23"/>
-        </w:rPr>
-        <w:t>Social Sciences in China</w:t>
-      </w:r>
-      <w:r>
-        <w:rPr>
-          <w:i/>
-          <w:iCs/>
-          <w:sz w:val="23"/>
-          <w:szCs w:val="23"/>
-        </w:rPr>
-        <w:t xml:space="preserve"> Editorial Planning Meeting (2024</w:t>
-      </w:r>
-      <w:r>
-        <w:rPr>
-          <w:rFonts w:hint="eastAsia"/>
-          <w:i/>
-          <w:iCs/>
-          <w:sz w:val="23"/>
-          <w:szCs w:val="23"/>
-        </w:rPr>
-        <w:t>.12</w:t>
-      </w:r>
-      <w:r>
-        <w:rPr>
-          <w:i/>
-          <w:iCs/>
-          <w:sz w:val="23"/>
-          <w:szCs w:val="23"/>
-        </w:rPr>
-        <w:t>)</w:t>
-      </w:r>
-    </w:p>
-    <w:p>
-      <w:pPr>
-        <w:pStyle w:val="NormalWeb"/>
-        <w:spacing w:before="0" w:beforeAutospacing="0" w:after="120" w:afterAutospacing="0"/>
-        <w:ind w:left="709"/>
-        <w:jc w:val="both"/>
-        <w:rPr>
-          <w:rFonts w:ascii="SimSun" w:eastAsia="SimSun" w:hAnsi="SimSun" w:cs="SimSun"/>
-          <w:i/>
-          <w:iCs/>
-          <w:sz w:val="23"/>
-          <w:szCs w:val="23"/>
-        </w:rPr>
-      </w:pPr>
-      <w:r>
-        <w:rPr>
-          <w:rFonts w:hint="eastAsia"/>
-          <w:b/>
-          <w:bCs/>
-          <w:sz w:val="23"/>
-          <w:szCs w:val="23"/>
-        </w:rPr>
-        <w:t xml:space="preserve">International </w:t>
-      </w:r>
-      <w:r>
-        <w:rPr>
-          <w:rFonts w:hint="eastAsia"/>
-          <w:b/>
-          <w:bCs/>
-          <w:sz w:val="23"/>
-          <w:szCs w:val="23"/>
-        </w:rPr>
-        <w:t>Conferences</w:t>
-      </w:r>
-      <w:r>
-        <w:rPr>
-          <w:rFonts w:ascii="SimSun" w:eastAsia="SimSun" w:hAnsi="SimSun" w:cs="SimSun" w:hint="eastAsia"/>
-          <w:sz w:val="23"/>
-          <w:szCs w:val="23"/>
-        </w:rPr>
-        <w:t>:</w:t>
-      </w:r>
-      <w:r>
-        <w:rPr>
-          <w:rFonts w:ascii="SimSun" w:eastAsia="SimSun" w:hAnsi="SimSun" w:cs="SimSun" w:hint="eastAsia"/>
-          <w:i/>
-          <w:iCs/>
-          <w:sz w:val="23"/>
-          <w:szCs w:val="23"/>
-        </w:rPr>
-        <w:t xml:space="preserve"> </w:t>
-      </w:r>
-      <w:r>
-        <w:rPr>
-          <w:i/>
-          <w:iCs/>
-          <w:sz w:val="23"/>
-          <w:szCs w:val="23"/>
-        </w:rPr>
-        <w:t>Seminar on African Development Cooperation Case Studies (2020</w:t>
-      </w:r>
-      <w:r>
-        <w:rPr>
-          <w:rFonts w:hint="eastAsia"/>
-          <w:i/>
-          <w:iCs/>
-          <w:sz w:val="23"/>
-          <w:szCs w:val="23"/>
-        </w:rPr>
-        <w:t>.10</w:t>
-      </w:r>
-      <w:r>
-        <w:rPr>
-          <w:i/>
-          <w:iCs/>
-          <w:sz w:val="23"/>
-          <w:szCs w:val="23"/>
-        </w:rPr>
-        <w:t>);</w:t>
-      </w:r>
-      <w:r>
-        <w:rPr>
-          <w:rFonts w:hint="eastAsia"/>
-          <w:i/>
-          <w:iCs/>
-          <w:sz w:val="23"/>
-          <w:szCs w:val="23"/>
-        </w:rPr>
-        <w:t xml:space="preserve"> </w:t>
-      </w:r>
-      <w:r>
-        <w:rPr>
-          <w:i/>
-          <w:iCs/>
-          <w:sz w:val="23"/>
-          <w:szCs w:val="23"/>
-        </w:rPr>
-        <w:t>Peking University National Development Forum (2022</w:t>
-      </w:r>
-      <w:r>
-        <w:rPr>
-          <w:rFonts w:hint="eastAsia"/>
-          <w:i/>
-          <w:iCs/>
-          <w:sz w:val="23"/>
-          <w:szCs w:val="23"/>
-        </w:rPr>
-        <w:t>.12</w:t>
-      </w:r>
-      <w:r>
-        <w:rPr>
-          <w:i/>
-          <w:iCs/>
-          <w:sz w:val="23"/>
-          <w:szCs w:val="23"/>
-        </w:rPr>
-        <w:t>);</w:t>
-      </w:r>
-      <w:r>
-        <w:rPr>
-          <w:rFonts w:hint="eastAsia"/>
-          <w:i/>
-          <w:iCs/>
-          <w:sz w:val="23"/>
-          <w:szCs w:val="23"/>
-        </w:rPr>
-        <w:t xml:space="preserve"> </w:t>
-      </w:r>
-      <w:r>
-        <w:rPr>
-          <w:i/>
-          <w:iCs/>
-          <w:sz w:val="23"/>
-          <w:szCs w:val="23"/>
-        </w:rPr>
-        <w:t>China–Africa Regulatory Cooperation High-Level Dialogue (2024</w:t>
-      </w:r>
-      <w:r>
-        <w:rPr>
-          <w:rFonts w:hint="eastAsia"/>
-          <w:i/>
-          <w:iCs/>
-          <w:sz w:val="23"/>
-          <w:szCs w:val="23"/>
-        </w:rPr>
-        <w:t>.7</w:t>
-      </w:r>
-      <w:r>
-        <w:rPr>
-          <w:i/>
-          <w:iCs/>
-          <w:sz w:val="23"/>
-          <w:szCs w:val="23"/>
-        </w:rPr>
-        <w:t>)</w:t>
       </w:r>
     </w:p>
     <w:p>
@@ -6983,7 +3891,6 @@
       <w:pgSz w:w="12240" w:h="15840"/>
       <w:pgMar w:top="1440" w:right="1440" w:bottom="1440" w:left="1440" w:header="708" w:footer="708" w:gutter="0"/>
       <w:cols w:space="708"/>
-      <w:titlePg/>
       <w:docGrid w:linePitch="360"/>
     </w:sectPr>
   </w:body>
@@ -6991,7 +3898,7 @@
 </file>
 
 <file path=word/endnotes.xml><?xml version="1.0" encoding="utf-8"?>
-<w:endnotes xmlns:wpc="http://schemas.microsoft.com/office/word/2010/wordprocessingCanvas" xmlns:cx="http://schemas.microsoft.com/office/drawing/2014/chartex" xmlns:cx1="http://schemas.microsoft.com/office/drawing/2015/9/8/chartex" xmlns:cx2="http://schemas.microsoft.com/office/drawing/2015/10/21/chartex" xmlns:cx3="http://schemas.microsoft.com/office/drawing/2016/5/9/chartex" xmlns:cx4="http://schemas.microsoft.com/office/drawing/2016/5/10/chartex" xmlns:cx5="http://schemas.microsoft.com/office/drawing/2016/5/11/chartex" xmlns:cx6="http://schemas.microsoft.com/office/drawing/2016/5/12/chartex" xmlns:cx7="http://schemas.microsoft.com/office/drawing/2016/5/13/chartex" xmlns:cx8="http://schemas.microsoft.com/office/drawing/2016/5/14/chartex" xmlns:mc="http://schemas.openxmlformats.org/markup-compatibility/2006" xmlns:aink="http://schemas.microsoft.com/office/drawing/2016/ink" xmlns:am3d="http://schemas.microsoft.com/office/drawing/2017/model3d" xmlns:o="urn:schemas-microsoft-com:office:office" xmlns:oel="http://schemas.microsoft.com/office/2019/extlst" xmlns:r="http://schemas.openxmlformats.org/officeDocument/2006/relationships" xmlns:m="http://schemas.openxmlformats.org/officeDocument/2006/math" xmlns:v="urn:schemas-microsoft-com:vml" xmlns:wp14="http://schemas.microsoft.com/office/word/2010/wordprocessingDrawing" xmlns:wp="http://schemas.openxmlformats.org/drawingml/2006/wordprocessingDrawing" xmlns:w10="urn:schemas-microsoft-com:office:word" xmlns:w="http://schemas.openxmlformats.org/wordprocessingml/2006/main" xmlns:w14="http://schemas.microsoft.com/office/word/2010/wordml" xmlns:w15="http://schemas.microsoft.com/office/word/2012/wordml" xmlns:w16cex="http://schemas.microsoft.com/office/word/2018/wordml/cex" xmlns:w16cid="http://schemas.microsoft.com/office/word/2016/wordml/cid" xmlns:w16="http://schemas.microsoft.com/office/word/2018/wordml" xmlns:w16du="http://schemas.microsoft.com/office/word/2023/wordml/word16du" xmlns:w16sdtdh="http://schemas.microsoft.com/office/word/2020/wordml/sdtdatahash" xmlns:w16sdtfl="http://schemas.microsoft.com/office/word/2024/wordml/sdtformatlock" xmlns:w16se="http://schemas.microsoft.com/office/word/2015/wordml/symex" xmlns:wpg="http://schemas.microsoft.com/office/word/2010/wordprocessingGroup" xmlns:wpi="http://schemas.microsoft.com/office/word/2010/wordprocessingInk" xmlns:wne="http://schemas.microsoft.com/office/word/2006/wordml" xmlns:wps="http://schemas.microsoft.com/office/word/2010/wordprocessingShape" mc:Ignorable="w14 w15 w16se w16cid w16 w16cex w16sdtdh w16sdtfl w16du wp14">
+<w:endnotes xmlns:wpc="http://schemas.microsoft.com/office/word/2010/wordprocessingCanvas" xmlns:cx="http://schemas.microsoft.com/office/drawing/2014/chartex" xmlns:cx1="http://schemas.microsoft.com/office/drawing/2015/9/8/chartex" xmlns:cx2="http://schemas.microsoft.com/office/drawing/2015/10/21/chartex" xmlns:cx3="http://schemas.microsoft.com/office/drawing/2016/5/9/chartex" xmlns:cx4="http://schemas.microsoft.com/office/drawing/2016/5/10/chartex" xmlns:cx5="http://schemas.microsoft.com/office/drawing/2016/5/11/chartex" xmlns:cx6="http://schemas.microsoft.com/office/drawing/2016/5/12/chartex" xmlns:cx7="http://schemas.microsoft.com/office/drawing/2016/5/13/chartex" xmlns:cx8="http://schemas.microsoft.com/office/drawing/2016/5/14/chartex" xmlns:mc="http://schemas.openxmlformats.org/markup-compatibility/2006" xmlns:m="http://schemas.openxmlformats.org/officeDocument/2006/math" xmlns:aink="http://schemas.microsoft.com/office/drawing/2016/ink" xmlns:am3d="http://schemas.microsoft.com/office/drawing/2017/model3d" xmlns:oel="http://schemas.microsoft.com/office/2019/extlst" xmlns:r="http://schemas.openxmlformats.org/officeDocument/2006/relationships" xmlns:wp14="http://schemas.microsoft.com/office/word/2010/wordprocessingDrawing" xmlns:wp="http://schemas.openxmlformats.org/drawingml/2006/wordprocessingDrawing" xmlns:wpg="http://schemas.microsoft.com/office/word/2010/wordprocessingGroup" xmlns:wpi="http://schemas.microsoft.com/office/word/2010/wordprocessingInk" xmlns:wps="http://schemas.microsoft.com/office/word/2010/wordprocessingShape" xmlns:o="urn:schemas-microsoft-com:office:office" xmlns:v="urn:schemas-microsoft-com:vml" xmlns:w10="urn:schemas-microsoft-com:office:word" xmlns:w="http://schemas.openxmlformats.org/wordprocessingml/2006/main" xmlns:w14="http://schemas.microsoft.com/office/word/2010/wordml" xmlns:w15="http://schemas.microsoft.com/office/word/2012/wordml" xmlns:w16cei="http://schemas.microsoft.com/office/word/2026/wordml/cei" xmlns:w16cex="http://schemas.microsoft.com/office/word/2018/wordml/cex" xmlns:w16cid="http://schemas.microsoft.com/office/word/2016/wordml/cid" xmlns:w16="http://schemas.microsoft.com/office/word/2018/wordml" xmlns:w16sdtdh="http://schemas.microsoft.com/office/word/2020/wordml/sdtdatahash" xmlns:w16sdtfl="http://schemas.microsoft.com/office/word/2024/wordml/sdtformatlock" xmlns:w16se="http://schemas.microsoft.com/office/word/2015/wordml/symex" xmlns:w16du="http://schemas.microsoft.com/office/word/2023/wordml/word16du" xmlns:wne="http://schemas.microsoft.com/office/word/2006/wordml" mc:Ignorable="w14 w15 w16se w16cid w16 w16cex w16sdtdh w16sdtfl w16du wp14">
   <w:endnote w:type="separator" w:id="-1">
     <w:p>
       <w:r>
@@ -7010,7 +3917,7 @@
 </file>
 
 <file path=word/footer1.xml><?xml version="1.0" encoding="utf-8"?>
-<w:ftr xmlns:wpc="http://schemas.microsoft.com/office/word/2010/wordprocessingCanvas" xmlns:cx="http://schemas.microsoft.com/office/drawing/2014/chartex" xmlns:cx1="http://schemas.microsoft.com/office/drawing/2015/9/8/chartex" xmlns:cx2="http://schemas.microsoft.com/office/drawing/2015/10/21/chartex" xmlns:cx3="http://schemas.microsoft.com/office/drawing/2016/5/9/chartex" xmlns:cx4="http://schemas.microsoft.com/office/drawing/2016/5/10/chartex" xmlns:cx5="http://schemas.microsoft.com/office/drawing/2016/5/11/chartex" xmlns:cx6="http://schemas.microsoft.com/office/drawing/2016/5/12/chartex" xmlns:cx7="http://schemas.microsoft.com/office/drawing/2016/5/13/chartex" xmlns:cx8="http://schemas.microsoft.com/office/drawing/2016/5/14/chartex" xmlns:mc="http://schemas.openxmlformats.org/markup-compatibility/2006" xmlns:aink="http://schemas.microsoft.com/office/drawing/2016/ink" xmlns:am3d="http://schemas.microsoft.com/office/drawing/2017/model3d" xmlns:o="urn:schemas-microsoft-com:office:office" xmlns:oel="http://schemas.microsoft.com/office/2019/extlst" xmlns:r="http://schemas.openxmlformats.org/officeDocument/2006/relationships" xmlns:m="http://schemas.openxmlformats.org/officeDocument/2006/math" xmlns:v="urn:schemas-microsoft-com:vml" xmlns:wp14="http://schemas.microsoft.com/office/word/2010/wordprocessingDrawing" xmlns:wp="http://schemas.openxmlformats.org/drawingml/2006/wordprocessingDrawing" xmlns:w10="urn:schemas-microsoft-com:office:word" xmlns:w="http://schemas.openxmlformats.org/wordprocessingml/2006/main" xmlns:w14="http://schemas.microsoft.com/office/word/2010/wordml" xmlns:w15="http://schemas.microsoft.com/office/word/2012/wordml" xmlns:w16cex="http://schemas.microsoft.com/office/word/2018/wordml/cex" xmlns:w16cid="http://schemas.microsoft.com/office/word/2016/wordml/cid" xmlns:w16="http://schemas.microsoft.com/office/word/2018/wordml" xmlns:w16du="http://schemas.microsoft.com/office/word/2023/wordml/word16du" xmlns:w16sdtdh="http://schemas.microsoft.com/office/word/2020/wordml/sdtdatahash" xmlns:w16sdtfl="http://schemas.microsoft.com/office/word/2024/wordml/sdtformatlock" xmlns:w16se="http://schemas.microsoft.com/office/word/2015/wordml/symex" xmlns:wpg="http://schemas.microsoft.com/office/word/2010/wordprocessingGroup" xmlns:wpi="http://schemas.microsoft.com/office/word/2010/wordprocessingInk" xmlns:wne="http://schemas.microsoft.com/office/word/2006/wordml" xmlns:wps="http://schemas.microsoft.com/office/word/2010/wordprocessingShape" mc:Ignorable="w14 w15 w16se w16cid w16 w16cex w16sdtdh w16sdtfl w16du wp14">
+<w:ftr xmlns:wpc="http://schemas.microsoft.com/office/word/2010/wordprocessingCanvas" xmlns:cx="http://schemas.microsoft.com/office/drawing/2014/chartex" xmlns:cx1="http://schemas.microsoft.com/office/drawing/2015/9/8/chartex" xmlns:cx2="http://schemas.microsoft.com/office/drawing/2015/10/21/chartex" xmlns:cx3="http://schemas.microsoft.com/office/drawing/2016/5/9/chartex" xmlns:cx4="http://schemas.microsoft.com/office/drawing/2016/5/10/chartex" xmlns:cx5="http://schemas.microsoft.com/office/drawing/2016/5/11/chartex" xmlns:cx6="http://schemas.microsoft.com/office/drawing/2016/5/12/chartex" xmlns:cx7="http://schemas.microsoft.com/office/drawing/2016/5/13/chartex" xmlns:cx8="http://schemas.microsoft.com/office/drawing/2016/5/14/chartex" xmlns:mc="http://schemas.openxmlformats.org/markup-compatibility/2006" xmlns:m="http://schemas.openxmlformats.org/officeDocument/2006/math" xmlns:aink="http://schemas.microsoft.com/office/drawing/2016/ink" xmlns:am3d="http://schemas.microsoft.com/office/drawing/2017/model3d" xmlns:oel="http://schemas.microsoft.com/office/2019/extlst" xmlns:r="http://schemas.openxmlformats.org/officeDocument/2006/relationships" xmlns:wp14="http://schemas.microsoft.com/office/word/2010/wordprocessingDrawing" xmlns:wp="http://schemas.openxmlformats.org/drawingml/2006/wordprocessingDrawing" xmlns:wpg="http://schemas.microsoft.com/office/word/2010/wordprocessingGroup" xmlns:wpi="http://schemas.microsoft.com/office/word/2010/wordprocessingInk" xmlns:wps="http://schemas.microsoft.com/office/word/2010/wordprocessingShape" xmlns:o="urn:schemas-microsoft-com:office:office" xmlns:v="urn:schemas-microsoft-com:vml" xmlns:w10="urn:schemas-microsoft-com:office:word" xmlns:w="http://schemas.openxmlformats.org/wordprocessingml/2006/main" xmlns:w14="http://schemas.microsoft.com/office/word/2010/wordml" xmlns:w15="http://schemas.microsoft.com/office/word/2012/wordml" xmlns:w16cei="http://schemas.microsoft.com/office/word/2026/wordml/cei" xmlns:w16cex="http://schemas.microsoft.com/office/word/2018/wordml/cex" xmlns:w16cid="http://schemas.microsoft.com/office/word/2016/wordml/cid" xmlns:w16="http://schemas.microsoft.com/office/word/2018/wordml" xmlns:w16sdtdh="http://schemas.microsoft.com/office/word/2020/wordml/sdtdatahash" xmlns:w16sdtfl="http://schemas.microsoft.com/office/word/2024/wordml/sdtformatlock" xmlns:w16se="http://schemas.microsoft.com/office/word/2015/wordml/symex" xmlns:w16du="http://schemas.microsoft.com/office/word/2023/wordml/word16du" xmlns:wne="http://schemas.microsoft.com/office/word/2006/wordml" mc:Ignorable="w14 w15 w16se w16cid w16 w16cex w16sdtdh w16sdtfl w16du wp14">
   <w:sdt>
     <w:sdtPr>
       <w:rPr>
@@ -7067,7 +3974,7 @@
 </file>
 
 <file path=word/footer2.xml><?xml version="1.0" encoding="utf-8"?>
-<w:ftr xmlns:wpc="http://schemas.microsoft.com/office/word/2010/wordprocessingCanvas" xmlns:cx="http://schemas.microsoft.com/office/drawing/2014/chartex" xmlns:cx1="http://schemas.microsoft.com/office/drawing/2015/9/8/chartex" xmlns:cx2="http://schemas.microsoft.com/office/drawing/2015/10/21/chartex" xmlns:cx3="http://schemas.microsoft.com/office/drawing/2016/5/9/chartex" xmlns:cx4="http://schemas.microsoft.com/office/drawing/2016/5/10/chartex" xmlns:cx5="http://schemas.microsoft.com/office/drawing/2016/5/11/chartex" xmlns:cx6="http://schemas.microsoft.com/office/drawing/2016/5/12/chartex" xmlns:cx7="http://schemas.microsoft.com/office/drawing/2016/5/13/chartex" xmlns:cx8="http://schemas.microsoft.com/office/drawing/2016/5/14/chartex" xmlns:mc="http://schemas.openxmlformats.org/markup-compatibility/2006" xmlns:aink="http://schemas.microsoft.com/office/drawing/2016/ink" xmlns:am3d="http://schemas.microsoft.com/office/drawing/2017/model3d" xmlns:o="urn:schemas-microsoft-com:office:office" xmlns:oel="http://schemas.microsoft.com/office/2019/extlst" xmlns:r="http://schemas.openxmlformats.org/officeDocument/2006/relationships" xmlns:m="http://schemas.openxmlformats.org/officeDocument/2006/math" xmlns:v="urn:schemas-microsoft-com:vml" xmlns:wp14="http://schemas.microsoft.com/office/word/2010/wordprocessingDrawing" xmlns:wp="http://schemas.openxmlformats.org/drawingml/2006/wordprocessingDrawing" xmlns:w10="urn:schemas-microsoft-com:office:word" xmlns:w="http://schemas.openxmlformats.org/wordprocessingml/2006/main" xmlns:w14="http://schemas.microsoft.com/office/word/2010/wordml" xmlns:w15="http://schemas.microsoft.com/office/word/2012/wordml" xmlns:w16cex="http://schemas.microsoft.com/office/word/2018/wordml/cex" xmlns:w16cid="http://schemas.microsoft.com/office/word/2016/wordml/cid" xmlns:w16="http://schemas.microsoft.com/office/word/2018/wordml" xmlns:w16du="http://schemas.microsoft.com/office/word/2023/wordml/word16du" xmlns:w16sdtdh="http://schemas.microsoft.com/office/word/2020/wordml/sdtdatahash" xmlns:w16sdtfl="http://schemas.microsoft.com/office/word/2024/wordml/sdtformatlock" xmlns:w16se="http://schemas.microsoft.com/office/word/2015/wordml/symex" xmlns:wpg="http://schemas.microsoft.com/office/word/2010/wordprocessingGroup" xmlns:wpi="http://schemas.microsoft.com/office/word/2010/wordprocessingInk" xmlns:wne="http://schemas.microsoft.com/office/word/2006/wordml" xmlns:wps="http://schemas.microsoft.com/office/word/2010/wordprocessingShape" mc:Ignorable="w14 w15 w16se w16cid w16 w16cex w16sdtdh w16sdtfl w16du wp14">
+<w:ftr xmlns:wpc="http://schemas.microsoft.com/office/word/2010/wordprocessingCanvas" xmlns:cx="http://schemas.microsoft.com/office/drawing/2014/chartex" xmlns:cx1="http://schemas.microsoft.com/office/drawing/2015/9/8/chartex" xmlns:cx2="http://schemas.microsoft.com/office/drawing/2015/10/21/chartex" xmlns:cx3="http://schemas.microsoft.com/office/drawing/2016/5/9/chartex" xmlns:cx4="http://schemas.microsoft.com/office/drawing/2016/5/10/chartex" xmlns:cx5="http://schemas.microsoft.com/office/drawing/2016/5/11/chartex" xmlns:cx6="http://schemas.microsoft.com/office/drawing/2016/5/12/chartex" xmlns:cx7="http://schemas.microsoft.com/office/drawing/2016/5/13/chartex" xmlns:cx8="http://schemas.microsoft.com/office/drawing/2016/5/14/chartex" xmlns:mc="http://schemas.openxmlformats.org/markup-compatibility/2006" xmlns:m="http://schemas.openxmlformats.org/officeDocument/2006/math" xmlns:aink="http://schemas.microsoft.com/office/drawing/2016/ink" xmlns:am3d="http://schemas.microsoft.com/office/drawing/2017/model3d" xmlns:oel="http://schemas.microsoft.com/office/2019/extlst" xmlns:r="http://schemas.openxmlformats.org/officeDocument/2006/relationships" xmlns:wp14="http://schemas.microsoft.com/office/word/2010/wordprocessingDrawing" xmlns:wp="http://schemas.openxmlformats.org/drawingml/2006/wordprocessingDrawing" xmlns:wpg="http://schemas.microsoft.com/office/word/2010/wordprocessingGroup" xmlns:wpi="http://schemas.microsoft.com/office/word/2010/wordprocessingInk" xmlns:wps="http://schemas.microsoft.com/office/word/2010/wordprocessingShape" xmlns:o="urn:schemas-microsoft-com:office:office" xmlns:v="urn:schemas-microsoft-com:vml" xmlns:w10="urn:schemas-microsoft-com:office:word" xmlns:w="http://schemas.openxmlformats.org/wordprocessingml/2006/main" xmlns:w14="http://schemas.microsoft.com/office/word/2010/wordml" xmlns:w15="http://schemas.microsoft.com/office/word/2012/wordml" xmlns:w16cei="http://schemas.microsoft.com/office/word/2026/wordml/cei" xmlns:w16cex="http://schemas.microsoft.com/office/word/2018/wordml/cex" xmlns:w16cid="http://schemas.microsoft.com/office/word/2016/wordml/cid" xmlns:w16="http://schemas.microsoft.com/office/word/2018/wordml" xmlns:w16sdtdh="http://schemas.microsoft.com/office/word/2020/wordml/sdtdatahash" xmlns:w16sdtfl="http://schemas.microsoft.com/office/word/2024/wordml/sdtformatlock" xmlns:w16se="http://schemas.microsoft.com/office/word/2015/wordml/symex" xmlns:w16du="http://schemas.microsoft.com/office/word/2023/wordml/word16du" xmlns:wne="http://schemas.microsoft.com/office/word/2006/wordml" mc:Ignorable="w14 w15 w16se w16cid w16 w16cex w16sdtdh w16sdtfl w16du wp14">
   <w:sdt>
     <w:sdtPr>
       <w:rPr>
@@ -7154,7 +4061,7 @@
 </file>
 
 <file path=word/footnotes.xml><?xml version="1.0" encoding="utf-8"?>
-<w:footnotes xmlns:wpc="http://schemas.microsoft.com/office/word/2010/wordprocessingCanvas" xmlns:cx="http://schemas.microsoft.com/office/drawing/2014/chartex" xmlns:cx1="http://schemas.microsoft.com/office/drawing/2015/9/8/chartex" xmlns:cx2="http://schemas.microsoft.com/office/drawing/2015/10/21/chartex" xmlns:cx3="http://schemas.microsoft.com/office/drawing/2016/5/9/chartex" xmlns:cx4="http://schemas.microsoft.com/office/drawing/2016/5/10/chartex" xmlns:cx5="http://schemas.microsoft.com/office/drawing/2016/5/11/chartex" xmlns:cx6="http://schemas.microsoft.com/office/drawing/2016/5/12/chartex" xmlns:cx7="http://schemas.microsoft.com/office/drawing/2016/5/13/chartex" xmlns:cx8="http://schemas.microsoft.com/office/drawing/2016/5/14/chartex" xmlns:mc="http://schemas.openxmlformats.org/markup-compatibility/2006" xmlns:aink="http://schemas.microsoft.com/office/drawing/2016/ink" xmlns:am3d="http://schemas.microsoft.com/office/drawing/2017/model3d" xmlns:o="urn:schemas-microsoft-com:office:office" xmlns:oel="http://schemas.microsoft.com/office/2019/extlst" xmlns:r="http://schemas.openxmlformats.org/officeDocument/2006/relationships" xmlns:m="http://schemas.openxmlformats.org/officeDocument/2006/math" xmlns:v="urn:schemas-microsoft-com:vml" xmlns:wp14="http://schemas.microsoft.com/office/word/2010/wordprocessingDrawing" xmlns:wp="http://schemas.openxmlformats.org/drawingml/2006/wordprocessingDrawing" xmlns:w10="urn:schemas-microsoft-com:office:word" xmlns:w="http://schemas.openxmlformats.org/wordprocessingml/2006/main" xmlns:w14="http://schemas.microsoft.com/office/word/2010/wordml" xmlns:w15="http://schemas.microsoft.com/office/word/2012/wordml" xmlns:w16cex="http://schemas.microsoft.com/office/word/2018/wordml/cex" xmlns:w16cid="http://schemas.microsoft.com/office/word/2016/wordml/cid" xmlns:w16="http://schemas.microsoft.com/office/word/2018/wordml" xmlns:w16du="http://schemas.microsoft.com/office/word/2023/wordml/word16du" xmlns:w16sdtdh="http://schemas.microsoft.com/office/word/2020/wordml/sdtdatahash" xmlns:w16sdtfl="http://schemas.microsoft.com/office/word/2024/wordml/sdtformatlock" xmlns:w16se="http://schemas.microsoft.com/office/word/2015/wordml/symex" xmlns:wpg="http://schemas.microsoft.com/office/word/2010/wordprocessingGroup" xmlns:wpi="http://schemas.microsoft.com/office/word/2010/wordprocessingInk" xmlns:wne="http://schemas.microsoft.com/office/word/2006/wordml" xmlns:wps="http://schemas.microsoft.com/office/word/2010/wordprocessingShape" mc:Ignorable="w14 w15 w16se w16cid w16 w16cex w16sdtdh w16sdtfl w16du wp14">
+<w:footnotes xmlns:wpc="http://schemas.microsoft.com/office/word/2010/wordprocessingCanvas" xmlns:cx="http://schemas.microsoft.com/office/drawing/2014/chartex" xmlns:cx1="http://schemas.microsoft.com/office/drawing/2015/9/8/chartex" xmlns:cx2="http://schemas.microsoft.com/office/drawing/2015/10/21/chartex" xmlns:cx3="http://schemas.microsoft.com/office/drawing/2016/5/9/chartex" xmlns:cx4="http://schemas.microsoft.com/office/drawing/2016/5/10/chartex" xmlns:cx5="http://schemas.microsoft.com/office/drawing/2016/5/11/chartex" xmlns:cx6="http://schemas.microsoft.com/office/drawing/2016/5/12/chartex" xmlns:cx7="http://schemas.microsoft.com/office/drawing/2016/5/13/chartex" xmlns:cx8="http://schemas.microsoft.com/office/drawing/2016/5/14/chartex" xmlns:mc="http://schemas.openxmlformats.org/markup-compatibility/2006" xmlns:m="http://schemas.openxmlformats.org/officeDocument/2006/math" xmlns:aink="http://schemas.microsoft.com/office/drawing/2016/ink" xmlns:am3d="http://schemas.microsoft.com/office/drawing/2017/model3d" xmlns:oel="http://schemas.microsoft.com/office/2019/extlst" xmlns:r="http://schemas.openxmlformats.org/officeDocument/2006/relationships" xmlns:wp14="http://schemas.microsoft.com/office/word/2010/wordprocessingDrawing" xmlns:wp="http://schemas.openxmlformats.org/drawingml/2006/wordprocessingDrawing" xmlns:wpg="http://schemas.microsoft.com/office/word/2010/wordprocessingGroup" xmlns:wpi="http://schemas.microsoft.com/office/word/2010/wordprocessingInk" xmlns:wps="http://schemas.microsoft.com/office/word/2010/wordprocessingShape" xmlns:o="urn:schemas-microsoft-com:office:office" xmlns:v="urn:schemas-microsoft-com:vml" xmlns:w10="urn:schemas-microsoft-com:office:word" xmlns:w="http://schemas.openxmlformats.org/wordprocessingml/2006/main" xmlns:w14="http://schemas.microsoft.com/office/word/2010/wordml" xmlns:w15="http://schemas.microsoft.com/office/word/2012/wordml" xmlns:w16cei="http://schemas.microsoft.com/office/word/2026/wordml/cei" xmlns:w16cex="http://schemas.microsoft.com/office/word/2018/wordml/cex" xmlns:w16cid="http://schemas.microsoft.com/office/word/2016/wordml/cid" xmlns:w16="http://schemas.microsoft.com/office/word/2018/wordml" xmlns:w16sdtdh="http://schemas.microsoft.com/office/word/2020/wordml/sdtdatahash" xmlns:w16sdtfl="http://schemas.microsoft.com/office/word/2024/wordml/sdtformatlock" xmlns:w16se="http://schemas.microsoft.com/office/word/2015/wordml/symex" xmlns:w16du="http://schemas.microsoft.com/office/word/2023/wordml/word16du" xmlns:wne="http://schemas.microsoft.com/office/word/2006/wordml" mc:Ignorable="w14 w15 w16se w16cid w16 w16cex w16sdtdh w16sdtfl w16du wp14">
   <w:footnote w:type="separator" w:id="-1">
     <w:p>
       <w:r>
@@ -7173,7 +4080,7 @@
 </file>
 
 <file path=word/header1.xml><?xml version="1.0" encoding="utf-8"?>
-<w:hdr xmlns:wpc="http://schemas.microsoft.com/office/word/2010/wordprocessingCanvas" xmlns:cx="http://schemas.microsoft.com/office/drawing/2014/chartex" xmlns:cx1="http://schemas.microsoft.com/office/drawing/2015/9/8/chartex" xmlns:cx2="http://schemas.microsoft.com/office/drawing/2015/10/21/chartex" xmlns:cx3="http://schemas.microsoft.com/office/drawing/2016/5/9/chartex" xmlns:cx4="http://schemas.microsoft.com/office/drawing/2016/5/10/chartex" xmlns:cx5="http://schemas.microsoft.com/office/drawing/2016/5/11/chartex" xmlns:cx6="http://schemas.microsoft.com/office/drawing/2016/5/12/chartex" xmlns:cx7="http://schemas.microsoft.com/office/drawing/2016/5/13/chartex" xmlns:cx8="http://schemas.microsoft.com/office/drawing/2016/5/14/chartex" xmlns:mc="http://schemas.openxmlformats.org/markup-compatibility/2006" xmlns:aink="http://schemas.microsoft.com/office/drawing/2016/ink" xmlns:am3d="http://schemas.microsoft.com/office/drawing/2017/model3d" xmlns:o="urn:schemas-microsoft-com:office:office" xmlns:oel="http://schemas.microsoft.com/office/2019/extlst" xmlns:r="http://schemas.openxmlformats.org/officeDocument/2006/relationships" xmlns:m="http://schemas.openxmlformats.org/officeDocument/2006/math" xmlns:v="urn:schemas-microsoft-com:vml" xmlns:wp14="http://schemas.microsoft.com/office/word/2010/wordprocessingDrawing" xmlns:wp="http://schemas.openxmlformats.org/drawingml/2006/wordprocessingDrawing" xmlns:w10="urn:schemas-microsoft-com:office:word" xmlns:w="http://schemas.openxmlformats.org/wordprocessingml/2006/main" xmlns:w14="http://schemas.microsoft.com/office/word/2010/wordml" xmlns:w15="http://schemas.microsoft.com/office/word/2012/wordml" xmlns:w16cex="http://schemas.microsoft.com/office/word/2018/wordml/cex" xmlns:w16cid="http://schemas.microsoft.com/office/word/2016/wordml/cid" xmlns:w16="http://schemas.microsoft.com/office/word/2018/wordml" xmlns:w16du="http://schemas.microsoft.com/office/word/2023/wordml/word16du" xmlns:w16sdtdh="http://schemas.microsoft.com/office/word/2020/wordml/sdtdatahash" xmlns:w16sdtfl="http://schemas.microsoft.com/office/word/2024/wordml/sdtformatlock" xmlns:w16se="http://schemas.microsoft.com/office/word/2015/wordml/symex" xmlns:wpg="http://schemas.microsoft.com/office/word/2010/wordprocessingGroup" xmlns:wpi="http://schemas.microsoft.com/office/word/2010/wordprocessingInk" xmlns:wne="http://schemas.microsoft.com/office/word/2006/wordml" xmlns:wps="http://schemas.microsoft.com/office/word/2010/wordprocessingShape" mc:Ignorable="w14 w15 w16se w16cid w16 w16cex w16sdtdh w16sdtfl w16du wp14">
+<w:hdr xmlns:wpc="http://schemas.microsoft.com/office/word/2010/wordprocessingCanvas" xmlns:cx="http://schemas.microsoft.com/office/drawing/2014/chartex" xmlns:cx1="http://schemas.microsoft.com/office/drawing/2015/9/8/chartex" xmlns:cx2="http://schemas.microsoft.com/office/drawing/2015/10/21/chartex" xmlns:cx3="http://schemas.microsoft.com/office/drawing/2016/5/9/chartex" xmlns:cx4="http://schemas.microsoft.com/office/drawing/2016/5/10/chartex" xmlns:cx5="http://schemas.microsoft.com/office/drawing/2016/5/11/chartex" xmlns:cx6="http://schemas.microsoft.com/office/drawing/2016/5/12/chartex" xmlns:cx7="http://schemas.microsoft.com/office/drawing/2016/5/13/chartex" xmlns:cx8="http://schemas.microsoft.com/office/drawing/2016/5/14/chartex" xmlns:mc="http://schemas.openxmlformats.org/markup-compatibility/2006" xmlns:m="http://schemas.openxmlformats.org/officeDocument/2006/math" xmlns:aink="http://schemas.microsoft.com/office/drawing/2016/ink" xmlns:am3d="http://schemas.microsoft.com/office/drawing/2017/model3d" xmlns:oel="http://schemas.microsoft.com/office/2019/extlst" xmlns:r="http://schemas.openxmlformats.org/officeDocument/2006/relationships" xmlns:wp14="http://schemas.microsoft.com/office/word/2010/wordprocessingDrawing" xmlns:wp="http://schemas.openxmlformats.org/drawingml/2006/wordprocessingDrawing" xmlns:wpg="http://schemas.microsoft.com/office/word/2010/wordprocessingGroup" xmlns:wpi="http://schemas.microsoft.com/office/word/2010/wordprocessingInk" xmlns:wps="http://schemas.microsoft.com/office/word/2010/wordprocessingShape" xmlns:o="urn:schemas-microsoft-com:office:office" xmlns:v="urn:schemas-microsoft-com:vml" xmlns:w10="urn:schemas-microsoft-com:office:word" xmlns:w="http://schemas.openxmlformats.org/wordprocessingml/2006/main" xmlns:w14="http://schemas.microsoft.com/office/word/2010/wordml" xmlns:w15="http://schemas.microsoft.com/office/word/2012/wordml" xmlns:w16cei="http://schemas.microsoft.com/office/word/2026/wordml/cei" xmlns:w16cex="http://schemas.microsoft.com/office/word/2018/wordml/cex" xmlns:w16cid="http://schemas.microsoft.com/office/word/2016/wordml/cid" xmlns:w16="http://schemas.microsoft.com/office/word/2018/wordml" xmlns:w16sdtdh="http://schemas.microsoft.com/office/word/2020/wordml/sdtdatahash" xmlns:w16sdtfl="http://schemas.microsoft.com/office/word/2024/wordml/sdtformatlock" xmlns:w16se="http://schemas.microsoft.com/office/word/2015/wordml/symex" xmlns:w16du="http://schemas.microsoft.com/office/word/2023/wordml/word16du" xmlns:wne="http://schemas.microsoft.com/office/word/2006/wordml" mc:Ignorable="w14 w15 w16se w16cid w16 w16cex w16sdtdh w16sdtfl w16du wp14">
   <w:p>
     <w:pPr>
       <w:pStyle w:val="Header"/>
@@ -7206,26 +4113,25 @@
     </w:r>
     <w:r>
       <w:rPr>
+        <w:sz w:val="22"/>
+        <w:szCs w:val="22"/>
+      </w:rPr>
+      <w:t>October 2026</w:t>
+    </w:r>
+    <w:r>
+      <w:rPr>
         <w:rFonts w:hint="eastAsia"/>
         <w:sz w:val="22"/>
         <w:szCs w:val="22"/>
       </w:rPr>
-      <w:t>April</w:t>
-    </w:r>
-    <w:r>
-      <w:rPr>
-        <w:rFonts w:hint="eastAsia"/>
-        <w:sz w:val="22"/>
-        <w:szCs w:val="22"/>
-      </w:rPr>
-      <w:t xml:space="preserve"> 2026</w:t>
+      <w:t xml:space="preserve"/>
     </w:r>
   </w:p>
 </w:hdr>
 </file>
 
 <file path=word/header2.xml><?xml version="1.0" encoding="utf-8"?>
-<w:hdr xmlns:wpc="http://schemas.microsoft.com/office/word/2010/wordprocessingCanvas" xmlns:cx="http://schemas.microsoft.com/office/drawing/2014/chartex" xmlns:cx1="http://schemas.microsoft.com/office/drawing/2015/9/8/chartex" xmlns:cx2="http://schemas.microsoft.com/office/drawing/2015/10/21/chartex" xmlns:cx3="http://schemas.microsoft.com/office/drawing/2016/5/9/chartex" xmlns:cx4="http://schemas.microsoft.com/office/drawing/2016/5/10/chartex" xmlns:cx5="http://schemas.microsoft.com/office/drawing/2016/5/11/chartex" xmlns:cx6="http://schemas.microsoft.com/office/drawing/2016/5/12/chartex" xmlns:cx7="http://schemas.microsoft.com/office/drawing/2016/5/13/chartex" xmlns:cx8="http://schemas.microsoft.com/office/drawing/2016/5/14/chartex" xmlns:mc="http://schemas.openxmlformats.org/markup-compatibility/2006" xmlns:aink="http://schemas.microsoft.com/office/drawing/2016/ink" xmlns:am3d="http://schemas.microsoft.com/office/drawing/2017/model3d" xmlns:o="urn:schemas-microsoft-com:office:office" xmlns:oel="http://schemas.microsoft.com/office/2019/extlst" xmlns:r="http://schemas.openxmlformats.org/officeDocument/2006/relationships" xmlns:m="http://schemas.openxmlformats.org/officeDocument/2006/math" xmlns:v="urn:schemas-microsoft-com:vml" xmlns:wp14="http://schemas.microsoft.com/office/word/2010/wordprocessingDrawing" xmlns:wp="http://schemas.openxmlformats.org/drawingml/2006/wordprocessingDrawing" xmlns:w10="urn:schemas-microsoft-com:office:word" xmlns:w="http://schemas.openxmlformats.org/wordprocessingml/2006/main" xmlns:w14="http://schemas.microsoft.com/office/word/2010/wordml" xmlns:w15="http://schemas.microsoft.com/office/word/2012/wordml" xmlns:w16cex="http://schemas.microsoft.com/office/word/2018/wordml/cex" xmlns:w16cid="http://schemas.microsoft.com/office/word/2016/wordml/cid" xmlns:w16="http://schemas.microsoft.com/office/word/2018/wordml" xmlns:w16du="http://schemas.microsoft.com/office/word/2023/wordml/word16du" xmlns:w16sdtdh="http://schemas.microsoft.com/office/word/2020/wordml/sdtdatahash" xmlns:w16sdtfl="http://schemas.microsoft.com/office/word/2024/wordml/sdtformatlock" xmlns:w16se="http://schemas.microsoft.com/office/word/2015/wordml/symex" xmlns:wpg="http://schemas.microsoft.com/office/word/2010/wordprocessingGroup" xmlns:wpi="http://schemas.microsoft.com/office/word/2010/wordprocessingInk" xmlns:wne="http://schemas.microsoft.com/office/word/2006/wordml" xmlns:wps="http://schemas.microsoft.com/office/word/2010/wordprocessingShape" mc:Ignorable="w14 w15 w16se w16cid w16 w16cex w16sdtdh w16sdtfl w16du wp14">
+<w:hdr xmlns:wpc="http://schemas.microsoft.com/office/word/2010/wordprocessingCanvas" xmlns:cx="http://schemas.microsoft.com/office/drawing/2014/chartex" xmlns:cx1="http://schemas.microsoft.com/office/drawing/2015/9/8/chartex" xmlns:cx2="http://schemas.microsoft.com/office/drawing/2015/10/21/chartex" xmlns:cx3="http://schemas.microsoft.com/office/drawing/2016/5/9/chartex" xmlns:cx4="http://schemas.microsoft.com/office/drawing/2016/5/10/chartex" xmlns:cx5="http://schemas.microsoft.com/office/drawing/2016/5/11/chartex" xmlns:cx6="http://schemas.microsoft.com/office/drawing/2016/5/12/chartex" xmlns:cx7="http://schemas.microsoft.com/office/drawing/2016/5/13/chartex" xmlns:cx8="http://schemas.microsoft.com/office/drawing/2016/5/14/chartex" xmlns:mc="http://schemas.openxmlformats.org/markup-compatibility/2006" xmlns:m="http://schemas.openxmlformats.org/officeDocument/2006/math" xmlns:aink="http://schemas.microsoft.com/office/drawing/2016/ink" xmlns:am3d="http://schemas.microsoft.com/office/drawing/2017/model3d" xmlns:oel="http://schemas.microsoft.com/office/2019/extlst" xmlns:r="http://schemas.openxmlformats.org/officeDocument/2006/relationships" xmlns:wp14="http://schemas.microsoft.com/office/word/2010/wordprocessingDrawing" xmlns:wp="http://schemas.openxmlformats.org/drawingml/2006/wordprocessingDrawing" xmlns:wpg="http://schemas.microsoft.com/office/word/2010/wordprocessingGroup" xmlns:wpi="http://schemas.microsoft.com/office/word/2010/wordprocessingInk" xmlns:wps="http://schemas.microsoft.com/office/word/2010/wordprocessingShape" xmlns:o="urn:schemas-microsoft-com:office:office" xmlns:v="urn:schemas-microsoft-com:vml" xmlns:w10="urn:schemas-microsoft-com:office:word" xmlns:w="http://schemas.openxmlformats.org/wordprocessingml/2006/main" xmlns:w14="http://schemas.microsoft.com/office/word/2010/wordml" xmlns:w15="http://schemas.microsoft.com/office/word/2012/wordml" xmlns:w16cei="http://schemas.microsoft.com/office/word/2026/wordml/cei" xmlns:w16cex="http://schemas.microsoft.com/office/word/2018/wordml/cex" xmlns:w16cid="http://schemas.microsoft.com/office/word/2016/wordml/cid" xmlns:w16="http://schemas.microsoft.com/office/word/2018/wordml" xmlns:w16sdtdh="http://schemas.microsoft.com/office/word/2020/wordml/sdtdatahash" xmlns:w16sdtfl="http://schemas.microsoft.com/office/word/2024/wordml/sdtformatlock" xmlns:w16se="http://schemas.microsoft.com/office/word/2015/wordml/symex" xmlns:w16du="http://schemas.microsoft.com/office/word/2023/wordml/word16du" xmlns:wne="http://schemas.microsoft.com/office/word/2006/wordml" mc:Ignorable="w14 w15 w16se w16cid w16 w16cex w16sdtdh w16sdtfl w16du wp14">
   <w:p>
     <w:pPr>
       <w:pStyle w:val="Header"/>
@@ -7250,26 +4156,25 @@
     </w:r>
     <w:r>
       <w:rPr>
+        <w:sz w:val="22"/>
+        <w:szCs w:val="22"/>
+      </w:rPr>
+      <w:t>October 2026</w:t>
+    </w:r>
+    <w:r>
+      <w:rPr>
         <w:rFonts w:hint="eastAsia"/>
         <w:sz w:val="22"/>
         <w:szCs w:val="22"/>
       </w:rPr>
-      <w:t>April</w:t>
-    </w:r>
-    <w:r>
-      <w:rPr>
-        <w:rFonts w:hint="eastAsia"/>
-        <w:sz w:val="22"/>
-        <w:szCs w:val="22"/>
-      </w:rPr>
-      <w:t xml:space="preserve"> 2026</w:t>
+      <w:t xml:space="preserve"/>
     </w:r>
   </w:p>
 </w:hdr>
 </file>
 
 <file path=word/numbering.xml><?xml version="1.0" encoding="utf-8"?>
-<w:numbering xmlns:wpc="http://schemas.microsoft.com/office/word/2010/wordprocessingCanvas" xmlns:cx="http://schemas.microsoft.com/office/drawing/2014/chartex" xmlns:cx1="http://schemas.microsoft.com/office/drawing/2015/9/8/chartex" xmlns:cx2="http://schemas.microsoft.com/office/drawing/2015/10/21/chartex" xmlns:cx3="http://schemas.microsoft.com/office/drawing/2016/5/9/chartex" xmlns:cx4="http://schemas.microsoft.com/office/drawing/2016/5/10/chartex" xmlns:cx5="http://schemas.microsoft.com/office/drawing/2016/5/11/chartex" xmlns:cx6="http://schemas.microsoft.com/office/drawing/2016/5/12/chartex" xmlns:cx7="http://schemas.microsoft.com/office/drawing/2016/5/13/chartex" xmlns:cx8="http://schemas.microsoft.com/office/drawing/2016/5/14/chartex" xmlns:mc="http://schemas.openxmlformats.org/markup-compatibility/2006" xmlns:aink="http://schemas.microsoft.com/office/drawing/2016/ink" xmlns:am3d="http://schemas.microsoft.com/office/drawing/2017/model3d" xmlns:o="urn:schemas-microsoft-com:office:office" xmlns:oel="http://schemas.microsoft.com/office/2019/extlst" xmlns:r="http://schemas.openxmlformats.org/officeDocument/2006/relationships" xmlns:m="http://schemas.openxmlformats.org/officeDocument/2006/math" xmlns:v="urn:schemas-microsoft-com:vml" xmlns:wp14="http://schemas.microsoft.com/office/word/2010/wordprocessingDrawing" xmlns:wp="http://schemas.openxmlformats.org/drawingml/2006/wordprocessingDrawing" xmlns:w10="urn:schemas-microsoft-com:office:word" xmlns:w="http://schemas.openxmlformats.org/wordprocessingml/2006/main" xmlns:w14="http://schemas.microsoft.com/office/word/2010/wordml" xmlns:w15="http://schemas.microsoft.com/office/word/2012/wordml" xmlns:w16cex="http://schemas.microsoft.com/office/word/2018/wordml/cex" xmlns:w16cid="http://schemas.microsoft.com/office/word/2016/wordml/cid" xmlns:w16="http://schemas.microsoft.com/office/word/2018/wordml" xmlns:w16du="http://schemas.microsoft.com/office/word/2023/wordml/word16du" xmlns:w16sdtdh="http://schemas.microsoft.com/office/word/2020/wordml/sdtdatahash" xmlns:w16sdtfl="http://schemas.microsoft.com/office/word/2024/wordml/sdtformatlock" xmlns:w16se="http://schemas.microsoft.com/office/word/2015/wordml/symex" xmlns:wpg="http://schemas.microsoft.com/office/word/2010/wordprocessingGroup" xmlns:wpi="http://schemas.microsoft.com/office/word/2010/wordprocessingInk" xmlns:wne="http://schemas.microsoft.com/office/word/2006/wordml" xmlns:wps="http://schemas.microsoft.com/office/word/2010/wordprocessingShape" mc:Ignorable="w14 w15 w16se w16cid w16 w16cex w16sdtdh w16sdtfl w16du wp14">
+<w:numbering xmlns:wpc="http://schemas.microsoft.com/office/word/2010/wordprocessingCanvas" xmlns:cx="http://schemas.microsoft.com/office/drawing/2014/chartex" xmlns:cx1="http://schemas.microsoft.com/office/drawing/2015/9/8/chartex" xmlns:cx2="http://schemas.microsoft.com/office/drawing/2015/10/21/chartex" xmlns:cx3="http://schemas.microsoft.com/office/drawing/2016/5/9/chartex" xmlns:cx4="http://schemas.microsoft.com/office/drawing/2016/5/10/chartex" xmlns:cx5="http://schemas.microsoft.com/office/drawing/2016/5/11/chartex" xmlns:cx6="http://schemas.microsoft.com/office/drawing/2016/5/12/chartex" xmlns:cx7="http://schemas.microsoft.com/office/drawing/2016/5/13/chartex" xmlns:cx8="http://schemas.microsoft.com/office/drawing/2016/5/14/chartex" xmlns:mc="http://schemas.openxmlformats.org/markup-compatibility/2006" xmlns:m="http://schemas.openxmlformats.org/officeDocument/2006/math" xmlns:aink="http://schemas.microsoft.com/office/drawing/2016/ink" xmlns:am3d="http://schemas.microsoft.com/office/drawing/2017/model3d" xmlns:oel="http://schemas.microsoft.com/office/2019/extlst" xmlns:r="http://schemas.openxmlformats.org/officeDocument/2006/relationships" xmlns:wp14="http://schemas.microsoft.com/office/word/2010/wordprocessingDrawing" xmlns:wp="http://schemas.openxmlformats.org/drawingml/2006/wordprocessingDrawing" xmlns:wpg="http://schemas.microsoft.com/office/word/2010/wordprocessingGroup" xmlns:wpi="http://schemas.microsoft.com/office/word/2010/wordprocessingInk" xmlns:wps="http://schemas.microsoft.com/office/word/2010/wordprocessingShape" xmlns:o="urn:schemas-microsoft-com:office:office" xmlns:v="urn:schemas-microsoft-com:vml" xmlns:w10="urn:schemas-microsoft-com:office:word" xmlns:w="http://schemas.openxmlformats.org/wordprocessingml/2006/main" xmlns:w14="http://schemas.microsoft.com/office/word/2010/wordml" xmlns:w15="http://schemas.microsoft.com/office/word/2012/wordml" xmlns:w16cei="http://schemas.microsoft.com/office/word/2026/wordml/cei" xmlns:w16cex="http://schemas.microsoft.com/office/word/2018/wordml/cex" xmlns:w16cid="http://schemas.microsoft.com/office/word/2016/wordml/cid" xmlns:w16="http://schemas.microsoft.com/office/word/2018/wordml" xmlns:w16sdtdh="http://schemas.microsoft.com/office/word/2020/wordml/sdtdatahash" xmlns:w16sdtfl="http://schemas.microsoft.com/office/word/2024/wordml/sdtformatlock" xmlns:w16se="http://schemas.microsoft.com/office/word/2015/wordml/symex" xmlns:w16du="http://schemas.microsoft.com/office/word/2023/wordml/word16du" xmlns:wne="http://schemas.microsoft.com/office/word/2006/wordml" mc:Ignorable="w14 w15 w16se w16cid w16 w16cex w16sdtdh w16sdtfl w16du wp14">
   <w:abstractNum w:abstractNumId="0" w15:restartNumberingAfterBreak="0">
     <w:nsid w:val="057B75CC"/>
     <w:multiLevelType w:val="hybridMultilevel"/>
@@ -11552,7 +8457,7 @@
 </file>
 
 <file path=word/styles.xml><?xml version="1.0" encoding="utf-8"?>
-<w:styles xmlns:mc="http://schemas.openxmlformats.org/markup-compatibility/2006" xmlns:r="http://schemas.openxmlformats.org/officeDocument/2006/relationships" xmlns:w="http://schemas.openxmlformats.org/wordprocessingml/2006/main" xmlns:w14="http://schemas.microsoft.com/office/word/2010/wordml" xmlns:w15="http://schemas.microsoft.com/office/word/2012/wordml" xmlns:w16cex="http://schemas.microsoft.com/office/word/2018/wordml/cex" xmlns:w16cid="http://schemas.microsoft.com/office/word/2016/wordml/cid" xmlns:w16="http://schemas.microsoft.com/office/word/2018/wordml" xmlns:w16du="http://schemas.microsoft.com/office/word/2023/wordml/word16du" xmlns:w16sdtdh="http://schemas.microsoft.com/office/word/2020/wordml/sdtdatahash" xmlns:w16sdtfl="http://schemas.microsoft.com/office/word/2024/wordml/sdtformatlock" xmlns:w16se="http://schemas.microsoft.com/office/word/2015/wordml/symex" mc:Ignorable="w14 w15 w16se w16cid w16 w16cex w16sdtdh w16sdtfl w16du">
+<w:styles xmlns:mc="http://schemas.openxmlformats.org/markup-compatibility/2006" xmlns:r="http://schemas.openxmlformats.org/officeDocument/2006/relationships" xmlns:w="http://schemas.openxmlformats.org/wordprocessingml/2006/main" xmlns:w14="http://schemas.microsoft.com/office/word/2010/wordml" xmlns:w15="http://schemas.microsoft.com/office/word/2012/wordml" xmlns:w16cex="http://schemas.microsoft.com/office/word/2018/wordml/cex" xmlns:w16cid="http://schemas.microsoft.com/office/word/2016/wordml/cid" xmlns:w16="http://schemas.microsoft.com/office/word/2018/wordml" xmlns:w16sdtdh="http://schemas.microsoft.com/office/word/2020/wordml/sdtdatahash" xmlns:w16sdtfl="http://schemas.microsoft.com/office/word/2024/wordml/sdtformatlock" xmlns:w16se="http://schemas.microsoft.com/office/word/2015/wordml/symex" xmlns:w16du="http://schemas.microsoft.com/office/word/2023/wordml/word16du" mc:Ignorable="w14 w15 w16se w16cid w16 w16cex w16sdtdh w16sdtfl w16du">
   <w:docDefaults>
     <w:rPrDefault>
       <w:rPr>
@@ -12435,7 +9340,7 @@
         <w:top w:val="single" w:sz="4" w:space="10" w:color="0F4761" w:themeColor="accent1" w:themeShade="BF"/>
         <w:bottom w:val="single" w:sz="4" w:space="10" w:color="0F4761" w:themeColor="accent1" w:themeShade="BF"/>
       </w:pBdr>
-      <w:spacing w:before="360" w:after="360"/>
+      <w:spacing w:before="360" w:after="160"/>
       <w:ind w:left="864" w:right="864"/>
       <w:jc w:val="center"/>
     </w:pPr>
